--- a/hin/docx/05.content.docx
+++ b/hin/docx/05.content.docx
@@ -11,6 +11,15 @@
         <w:pStyle w:val="Heading2"/>
       </w:pPr>
       <w:r>
+        <w:t>Resource: अध्ययन नोट्स (टिंडेल)</w:t>
+      </w:r>
+      <w:r/>
+    </w:p>
+    <w:p>
+      <w:pPr>
+        <w:pStyle w:val="Heading2"/>
+      </w:pPr>
+      <w:r>
         <w:t>License Information</w:t>
       </w:r>
       <w:r/>
@@ -21,7 +30,7 @@
         <w:rPr>
           <w:b/>
         </w:rPr>
-        <w:t>Study Notes (Tyndale)</w:t>
+        <w:t>अध्ययन नोट्स (टिंडेल)</w:t>
       </w:r>
       <w:r>
         <w:t xml:space="preserve"> (Hindi) is based on</w:t>
@@ -74,7 +83,7 @@
         <w:pStyle w:val="Heading1"/>
       </w:pPr>
       <w:r>
-        <w:t>Study Notes (Tyndale)</w:t>
+        <w:t>अध्ययन नोट्स (टिंडेल)</w:t>
       </w:r>
     </w:p>
     <w:p>
@@ -83,6 +92,51 @@
           <w:headerReference w:type="even" r:id="rId8"/>
           <w:headerReference w:type="default" r:id="rId9"/>
           <w:footerReference w:type="default" r:id="rId10"/>
+          <w:footnotePr>
+            <w:numRestart w:val="eachSect"/>
+          </w:footnotePr>
+          <w:type w:val="continuous"/>
+          <w:pgSz w:w="12240" w:h="15840" w:code="1"/>
+          <w:pgMar w:top="1440" w:right="1440" w:bottom="1440" w:left="1440" w:header="504" w:footer="504" w:gutter="0"/>
+          <w:cols w:space="708"/>
+          <w:titlePg/>
+          <w:docGrid w:linePitch="360"/>
+        </w:sectPr>
+      </w:pPr>
+    </w:p>
+    <w:p>
+      <w:r/>
+    </w:p>
+    <w:p>
+      <w:pPr>
+        <w:pStyle w:val="Heading2"/>
+      </w:pPr>
+      <w:r>
+        <w:t>DEU</w:t>
+      </w:r>
+      <w:r/>
+    </w:p>
+    <w:p>
+      <w:r/>
+      <w:r>
+        <w:rPr>
+          <w:i/>
+        </w:rPr>
+        <w:t>व्यवस्थाविवरण 1:1, व्यवस्थाविवरण 1:1–5, व्यवस्थाविवरण 1:2, व्यवस्थाविवरण 1:4, व्यवस्थाविवरण 1:6–4.40, व्यवस्थाविवरण 1:7, व्यवस्थाविवरण 1:8, व्यवस्थाविवरण 1:9–18, व्यवस्थाविवरण 1:10, व्यवस्थाविवरण 1:13, व्यवस्थाविवरण 1:15, व्यवस्थाविवरण 1:16–17, व्यवस्थाविवरण 1:19, व्यवस्थाविवरण 1:19–25, व्यवस्थाविवरण 1:24–25, व्यवस्थाविवरण 1:26–46, व्यवस्थाविवरण 1:28, व्यवस्थाविवरण 1:30, व्यवस्थाविवरण 1:31, व्यवस्थाविवरण 1:33, व्यवस्थाविवरण 1:36, व्यवस्थाविवरण 1:37, व्यवस्थाविवरण 1:44, व्यवस्थाविवरण 2:1, व्यवस्थाविवरण 2:2–25, व्यवस्थाविवरण 2:10, व्यवस्थाविवरण 2:11, व्यवस्थाविवरण 2:12, व्यवस्थाविवरण 2:13, व्यवस्थाविवरण 2:19, व्यवस्थाविवरण 2:20–21, व्यवस्थाविवरण 2:23, व्यवस्थाविवरण 2:24, व्यवस्थाविवरण 2:26, व्यवस्थाविवरण 2:26–37, व्यवस्थाविवरण 10:1, व्यवस्थाविवरण 10:3, व्यवस्थाविवरण 10:5, व्यवस्थाविवरण 10:12–13, व्यवस्थाविवरण 10:16, व्यवस्थाविवरण 10:17, व्यवस्थाविवरण 10:18, व्यवस्थाविवरण 11:4, व्यवस्थाविवरण 11:6, व्यवस्थाविवरण 11:8–32, व्यवस्थाविवरण 11:12, व्यवस्थाविवरण 11:24, व्यवस्थाविवरण 11:26, व्यवस्थाविवरण 11:29, व्यवस्थाविवरण 11:30, व्यवस्थाविवरण 12:1–26.15, व्यवस्थाविवरण 12:2, व्यवस्थाविवरण 12:3, व्यवस्थाविवरण 12:5, व्यवस्थाविवरण 12:6, व्यवस्थाविवरण 12:8, व्यवस्थाविवरण 12:12, व्यवस्थाविवरण 12:15, व्यवस्थाविवरण 12:16, व्यवस्थाविवरण 12:18, व्यवस्थाविवरण 12:21, व्यवस्थाविवरण 12:23, व्यवस्थाविवरण 12:27, व्यवस्थाविवरण 12:31, व्यवस्थाविवरण 13:1, व्यवस्थाविवरण 13:1–18, व्यवस्थाविवरण 13:5, व्यवस्थाविवरण 13:6, व्यवस्थाविवरण 13:9, व्यवस्थाविवरण 13:13, व्यवस्थाविवरण 13:14, व्यवस्थाविवरण 13:16, व्यवस्थाविवरण 14:1, व्यवस्थाविवरण 14:1–21, व्यवस्थाविवरण 14:2, व्यवस्थाविवरण 14:6, व्यवस्थाविवरण 14:7, व्यवस्थाविवरण 14:8, व्यवस्थाविवरण 14:11–18, व्यवस्थाविवरण 14:19–20, व्यवस्थाविवरण 14:21, व्यवस्थाविवरण 14:22–27, व्यवस्थाविवरण 14:23, व्यवस्थाविवरण 14:26, व्यवस्थाविवरण 14:27, व्यवस्थाविवरण 14:28, व्यवस्थाविवरण 15:1, व्यवस्थाविवरण 15:1–23, व्यवस्थाविवरण 15:2, व्यवस्थाविवरण 15:4, व्यवस्थाविवरण 15:6, व्यवस्थाविवरण 15:11, व्यवस्थाविवरण 15:12, व्यवस्थाविवरण 15:16, व्यवस्थाविवरण 15:17, व्यवस्थाविवरण 15:18, व्यवस्थाविवरण 15:19, व्यवस्थाविवरण 15:21, व्यवस्थाविवरण 15:23, व्यवस्थाविवरण 16:1–8, व्यवस्थाविवरण 16:2, व्यवस्थाविवरण 16:3, व्यवस्थाविवरण 16:10, व्यवस्थाविवरण 16:13–17, व्यवस्थाविवरण 16:16, व्यवस्थाविवरण 16:18, व्यवस्थाविवरण 16:18–17.13, व्यवस्थाविवरण 16:19, व्यवस्थाविवरण 16:21–22, व्यवस्थाविवरण 17:1, व्यवस्थाविवरण 17:3, व्यवस्थाविवरण 17:4, व्यवस्थाविवरण 17:5, व्यवस्थाविवरण 17:7, व्यवस्थाविवरण 17:8, व्यवस्थाविवरण 17:9, व्यवस्थाविवरण 17:11, व्यवस्थाविवरण 17:12, व्यवस्थाविवरण 17:15, व्यवस्थाविवरण 17:16, व्यवस्थाविवरण 17:17, व्यवस्थाविवरण 17:18, व्यवस्थाविवरण 18:1, व्यवस्थाविवरण 18:2, व्यवस्थाविवरण 18:3, व्यवस्थाविवरण 18:8, व्यवस्थाविवरण 18:10, व्यवस्थाविवरण 18:11, व्यवस्थाविवरण 18:15, व्यवस्थाविवरण 18:18, व्यवस्थाविवरण 18:19, व्यवस्थाविवरण 18:22, व्यवस्थाविवरण 19:1–13, व्यवस्थाविवरण 19:2, व्यवस्थाविवरण 19:4, व्यवस्थाविवरण 19:6, व्यवस्थाविवरण 19:9, व्यवस्थाविवरण 19:11, व्यवस्थाविवरण 19:13, व्यवस्थाविवरण 19:15, व्यवस्थाविवरण 19:21</w:t>
+      </w:r>
+      <w:r/>
+    </w:p>
+    <w:p>
+      <w:r/>
+      <w:r>
+        <w:t xml:space="preserve"> </w:t>
+      </w:r>
+      <w:r/>
+      <w:r/>
+    </w:p>
+    <w:p>
+      <w:pPr>
+        <w:sectPr>
           <w:footnotePr>
             <w:numRestart w:val="eachSect"/>
           </w:footnotePr>

--- a/hin/docx/05.content.docx
+++ b/hin/docx/05.content.docx
@@ -163,13 +163,6 @@
         <w:rPr>
           <w:lang w:val="hi_IN" w:bidi="hi_IN"/>
         </w:rPr>
-      </w:r>
-      <w:r>
-        <w:rPr>
-          <w:i/>
-          <w:lang w:val="hi_IN" w:bidi="hi_IN"/>
-        </w:rPr>
-        <w:t>व्यवस्थाविवरण 1:1, व्यवस्थाविवरण 1:1–5, व्यवस्थाविवरण 1:2, व्यवस्थाविवरण 1:4, व्यवस्थाविवरण 1:6–4.40, व्यवस्थाविवरण 1:7, व्यवस्थाविवरण 1:8, व्यवस्थाविवरण 1:9–18, व्यवस्थाविवरण 1:10, व्यवस्थाविवरण 1:13, व्यवस्थाविवरण 1:15, व्यवस्थाविवरण 1:16–17, व्यवस्थाविवरण 1:19, व्यवस्थाविवरण 1:19–25, व्यवस्थाविवरण 1:24–25, व्यवस्थाविवरण 1:26–46, व्यवस्थाविवरण 1:28, व्यवस्थाविवरण 1:30, व्यवस्थाविवरण 1:31, व्यवस्थाविवरण 1:33, व्यवस्थाविवरण 1:36, व्यवस्थाविवरण 1:37, व्यवस्थाविवरण 1:44, व्यवस्थाविवरण 2:1, व्यवस्थाविवरण 2:2–25, व्यवस्थाविवरण 2:10, व्यवस्थाविवरण 2:11, व्यवस्थाविवरण 2:12, व्यवस्थाविवरण 2:13, व्यवस्थाविवरण 2:19, व्यवस्थाविवरण 2:20–21, व्यवस्थाविवरण 2:23, व्यवस्थाविवरण 2:24, व्यवस्थाविवरण 2:26, व्यवस्थाविवरण 2:26–37, व्यवस्थाविवरण 10:1, व्यवस्थाविवरण 10:3, व्यवस्थाविवरण 10:5, व्यवस्थाविवरण 10:12–13, व्यवस्थाविवरण 10:16, व्यवस्थाविवरण 10:17, व्यवस्थाविवरण 10:18, व्यवस्थाविवरण 11:4, व्यवस्थाविवरण 11:6, व्यवस्थाविवरण 11:8–32, व्यवस्थाविवरण 11:12, व्यवस्थाविवरण 11:24, व्यवस्थाविवरण 11:26, व्यवस्थाविवरण 11:29, व्यवस्थाविवरण 11:30, व्यवस्थाविवरण 12:1–26.15, व्यवस्थाविवरण 12:2, व्यवस्थाविवरण 12:3, व्यवस्थाविवरण 12:5, व्यवस्थाविवरण 12:6, व्यवस्थाविवरण 12:8, व्यवस्थाविवरण 12:12, व्यवस्थाविवरण 12:15, व्यवस्थाविवरण 12:16, व्यवस्थाविवरण 12:18, व्यवस्थाविवरण 12:21, व्यवस्थाविवरण 12:23, व्यवस्थाविवरण 12:27, व्यवस्थाविवरण 12:31, व्यवस्थाविवरण 13:1, व्यवस्थाविवरण 13:1–18, व्यवस्थाविवरण 13:5, व्यवस्थाविवरण 13:6, व्यवस्थाविवरण 13:9, व्यवस्थाविवरण 13:13, व्यवस्थाविवरण 13:14, व्यवस्थाविवरण 13:16, व्यवस्थाविवरण 14:1, व्यवस्थाविवरण 14:1–21, व्यवस्थाविवरण 14:2, व्यवस्थाविवरण 14:6, व्यवस्थाविवरण 14:7, व्यवस्थाविवरण 14:8, व्यवस्थाविवरण 14:11–18, व्यवस्थाविवरण 14:19–20, व्यवस्थाविवरण 14:21, व्यवस्थाविवरण 14:22–27, व्यवस्थाविवरण 14:23, व्यवस्थाविवरण 14:26, व्यवस्थाविवरण 14:27, व्यवस्थाविवरण 14:28, व्यवस्थाविवरण 15:1, व्यवस्थाविवरण 15:1–23, व्यवस्थाविवरण 15:2, व्यवस्थाविवरण 15:4, व्यवस्थाविवरण 15:6, व्यवस्थाविवरण 15:11, व्यवस्थाविवरण 15:12, व्यवस्थाविवरण 15:16, व्यवस्थाविवरण 15:17, व्यवस्थाविवरण 15:18, व्यवस्थाविवरण 15:19, व्यवस्थाविवरण 15:21, व्यवस्थाविवरण 15:23, व्यवस्थाविवरण 16:1–8, व्यवस्थाविवरण 16:2, व्यवस्थाविवरण 16:3, व्यवस्थाविवरण 16:10, व्यवस्थाविवरण 16:13–17, व्यवस्थाविवरण 16:16, व्यवस्थाविवरण 16:18, व्यवस्थाविवरण 16:18–17.13, व्यवस्थाविवरण 16:19, व्यवस्थाविवरण 16:21–22, व्यवस्थाविवरण 17:1, व्यवस्थाविवरण 17:3, व्यवस्थाविवरण 17:4, व्यवस्थाविवरण 17:5, व्यवस्थाविवरण 17:7, व्यवस्थाविवरण 17:8, व्यवस्थाविवरण 17:9, व्यवस्थाविवरण 17:11, व्यवस्थाविवरण 17:12, व्यवस्थाविवरण 17:15, व्यवस्थाविवरण 17:16, व्यवस्थाविवरण 17:17, व्यवस्थाविवरण 17:18, व्यवस्थाविवरण 18:1, व्यवस्थाविवरण 18:2, व्यवस्थाविवरण 18:3, व्यवस्थाविवरण 18:8, व्यवस्थाविवरण 18:10, व्यवस्थाविवरण 18:11, व्यवस्थाविवरण 18:15, व्यवस्थाविवरण 18:18, व्यवस्थाविवरण 18:19, व्यवस्थाविवरण 18:22, व्यवस्थाविवरण 19:1–13, व्यवस्थाविवरण 19:2, व्यवस्थाविवरण 19:4, व्यवस्थाविवरण 19:6, व्यवस्थाविवरण 19:9, व्यवस्थाविवरण 19:11, व्यवस्थाविवरण 19:13, व्यवस्थाविवरण 19:15, व्यवस्थाविवरण 19:21</w:t>
       </w:r>
       <w:r>
         <w:rPr>

--- a/hin/docx/05.content.docx
+++ b/hin/docx/05.content.docx
@@ -150,19 +150,6 @@
           <w:lang w:val="hi_IN" w:bidi="hi_IN"/>
         </w:rPr>
         <w:t>DEU</w:t>
-      </w:r>
-      <w:r>
-        <w:rPr>
-          <w:lang w:val="hi_IN" w:bidi="hi_IN"/>
-        </w:rPr>
-      </w:r>
-    </w:p>
-    <w:p>
-      <w:pPr/>
-      <w:r>
-        <w:rPr>
-          <w:lang w:val="hi_IN" w:bidi="hi_IN"/>
-        </w:rPr>
       </w:r>
       <w:r>
         <w:rPr>

--- a/hin/docx/05.content.docx
+++ b/hin/docx/05.content.docx
@@ -19,7 +19,7 @@
         <w:rPr>
           <w:lang w:val="hi_IN" w:bidi="hi_IN"/>
         </w:rPr>
-        <w:t>Resource: अध्ययन नोट्स (टिंडेल)</w:t>
+        <w:t>Resource: Tyndale Open Study Notes</w:t>
       </w:r>
       <w:r>
         <w:rPr>
@@ -112,7 +112,7 @@
         <w:rPr>
           <w:lang w:val="hi_IN" w:bidi="hi_IN"/>
         </w:rPr>
-        <w:t>अध्ययन नोट्स (टिंडेल)</w:t>
+        <w:t>Tyndale Open Study Notes</w:t>
       </w:r>
     </w:p>
     <w:p>

--- a/hin/docx/05.content.docx
+++ b/hin/docx/05.content.docx
@@ -19,7 +19,7 @@
         <w:rPr>
           <w:lang w:val="hi_IN" w:bidi="hi_IN"/>
         </w:rPr>
-        <w:t>Resource: Tyndale Open Study Notes</w:t>
+        <w:t>Resource: Aquifer Open Study Notes</w:t>
       </w:r>
       <w:r>
         <w:rPr>
@@ -112,7 +112,7 @@
         <w:rPr>
           <w:lang w:val="hi_IN" w:bidi="hi_IN"/>
         </w:rPr>
-        <w:t>Tyndale Open Study Notes</w:t>
+        <w:t>Aquifer Open Study Notes</w:t>
       </w:r>
     </w:p>
     <w:p>

--- a/hin/docx/05.content.docx
+++ b/hin/docx/05.content.docx
@@ -385,36 +385,24 @@
         </w:rPr>
         <w:t>देखें) तक की दूरी केवल 150 मील है। यहां तक कि विशाल इब्रानी आबादी भी इस दूरी को ग्यारह दिनों में आसानी से तय कर सकती थी यदि वे बिना किसी विचलन या रुकावट के आगे बढ़ते। प्रभु के प्रति उनके विद्रोह के कारण 38 साल की देरी और एक घुमावदार मार्ग हुआ (</w:t>
       </w:r>
-      <w:hyperlink r:id="rId13">
-        <w:r>
-          <w:rPr>
-            <w:lang w:val="hi_IN" w:bidi="hi_IN"/>
-          </w:rPr>
-          <w:rPr>
-            <w:color w:val="0000EE"/>
-            <w:u w:val="single"/>
-          </w:rPr>
-          <w:t>2:14</w:t>
-        </w:r>
-      </w:hyperlink>
+      <w:r>
+        <w:rPr>
+          <w:lang w:val="hi_IN" w:bidi="hi_IN"/>
+        </w:rPr>
+        <w:t>2:14</w:t>
+      </w:r>
       <w:r>
         <w:rPr>
           <w:lang w:val="hi_IN" w:bidi="hi_IN"/>
         </w:rPr>
         <w:t xml:space="preserve">; </w:t>
       </w:r>
-      <w:hyperlink r:id="rId14">
-        <w:r>
-          <w:rPr>
-            <w:lang w:val="hi_IN" w:bidi="hi_IN"/>
-          </w:rPr>
-          <w:rPr>
-            <w:color w:val="0000EE"/>
-            <w:u w:val="single"/>
-          </w:rPr>
-          <w:t>गिन 14:34</w:t>
-        </w:r>
-      </w:hyperlink>
+      <w:r>
+        <w:rPr>
+          <w:lang w:val="hi_IN" w:bidi="hi_IN"/>
+        </w:rPr>
+        <w:t>गिन 14:34</w:t>
+      </w:r>
       <w:r>
         <w:rPr>
           <w:lang w:val="hi_IN" w:bidi="hi_IN"/>
@@ -546,18 +534,12 @@
         </w:rPr>
         <w:t>)। इस समय से पहले ही इस्राएलियों ने उनमें से बहुतों को बेदखल कर दिया था (</w:t>
       </w:r>
-      <w:hyperlink r:id="rId15">
-        <w:r>
-          <w:rPr>
-            <w:lang w:val="hi_IN" w:bidi="hi_IN"/>
-          </w:rPr>
-          <w:rPr>
-            <w:color w:val="0000EE"/>
-            <w:u w:val="single"/>
-          </w:rPr>
-          <w:t>गिन 22:21–35</w:t>
-        </w:r>
-      </w:hyperlink>
+      <w:r>
+        <w:rPr>
+          <w:lang w:val="hi_IN" w:bidi="hi_IN"/>
+        </w:rPr>
+        <w:t>गिन 22:21–35</w:t>
+      </w:r>
       <w:r>
         <w:rPr>
           <w:lang w:val="hi_IN" w:bidi="hi_IN"/>
@@ -578,54 +560,36 @@
         </w:rPr>
         <w:t xml:space="preserve">• बाशान भी एक एमोरी इलाका था, जो यरमुक नदी के उत्तर में और गलील सागर के पूर्व में स्थित था। यह अपने बेशकीमती पशुओं के लिए जाना जाता था (तुलना करें </w:t>
       </w:r>
-      <w:hyperlink r:id="rId16">
-        <w:r>
-          <w:rPr>
-            <w:lang w:val="hi_IN" w:bidi="hi_IN"/>
-          </w:rPr>
-          <w:rPr>
-            <w:color w:val="0000EE"/>
-            <w:u w:val="single"/>
-          </w:rPr>
-          <w:t>भज 22:12</w:t>
-        </w:r>
-      </w:hyperlink>
+      <w:r>
+        <w:rPr>
+          <w:lang w:val="hi_IN" w:bidi="hi_IN"/>
+        </w:rPr>
+        <w:t>भज 22:12</w:t>
+      </w:r>
       <w:r>
         <w:rPr>
           <w:lang w:val="hi_IN" w:bidi="hi_IN"/>
         </w:rPr>
         <w:t xml:space="preserve">; </w:t>
       </w:r>
-      <w:hyperlink r:id="rId17">
-        <w:r>
-          <w:rPr>
-            <w:lang w:val="hi_IN" w:bidi="hi_IN"/>
-          </w:rPr>
-          <w:rPr>
-            <w:color w:val="0000EE"/>
-            <w:u w:val="single"/>
-          </w:rPr>
-          <w:t>यहेज 39:18</w:t>
-        </w:r>
-      </w:hyperlink>
+      <w:r>
+        <w:rPr>
+          <w:lang w:val="hi_IN" w:bidi="hi_IN"/>
+        </w:rPr>
+        <w:t>यहेज 39:18</w:t>
+      </w:r>
       <w:r>
         <w:rPr>
           <w:lang w:val="hi_IN" w:bidi="hi_IN"/>
         </w:rPr>
         <w:t xml:space="preserve">; </w:t>
       </w:r>
-      <w:hyperlink r:id="rId18">
-        <w:r>
-          <w:rPr>
-            <w:lang w:val="hi_IN" w:bidi="hi_IN"/>
-          </w:rPr>
-          <w:rPr>
-            <w:color w:val="0000EE"/>
-            <w:u w:val="single"/>
-          </w:rPr>
-          <w:t>आमो 4:1</w:t>
-        </w:r>
-      </w:hyperlink>
+      <w:r>
+        <w:rPr>
+          <w:lang w:val="hi_IN" w:bidi="hi_IN"/>
+        </w:rPr>
+        <w:t>आमो 4:1</w:t>
+      </w:r>
       <w:r>
         <w:rPr>
           <w:lang w:val="hi_IN" w:bidi="hi_IN"/>
@@ -670,18 +634,12 @@
         </w:rPr>
         <w:t xml:space="preserve"> और ओग का नाम बाइबल के अलावा कहीं और नहीं मिलता (देखें </w:t>
       </w:r>
-      <w:hyperlink r:id="rId19">
-        <w:r>
-          <w:rPr>
-            <w:lang w:val="hi_IN" w:bidi="hi_IN"/>
-          </w:rPr>
-          <w:rPr>
-            <w:color w:val="0000EE"/>
-            <w:u w:val="single"/>
-          </w:rPr>
-          <w:t>गिन 21:21–35</w:t>
-        </w:r>
-      </w:hyperlink>
+      <w:r>
+        <w:rPr>
+          <w:lang w:val="hi_IN" w:bidi="hi_IN"/>
+        </w:rPr>
+        <w:t>गिन 21:21–35</w:t>
+      </w:r>
       <w:r>
         <w:rPr>
           <w:lang w:val="hi_IN" w:bidi="hi_IN"/>
@@ -792,54 +750,36 @@
         </w:rPr>
         <w:t xml:space="preserve">पहाड़ी क्षेत्र कनान के भीतरी इलाकों में शामिल था, जहाँ एमोरी भी निवास करते थे (देखें </w:t>
       </w:r>
-      <w:hyperlink r:id="rId20">
-        <w:r>
-          <w:rPr>
-            <w:lang w:val="hi_IN" w:bidi="hi_IN"/>
-          </w:rPr>
-          <w:rPr>
-            <w:color w:val="0000EE"/>
-            <w:u w:val="single"/>
-          </w:rPr>
-          <w:t>1:4</w:t>
-        </w:r>
-      </w:hyperlink>
+      <w:r>
+        <w:rPr>
+          <w:lang w:val="hi_IN" w:bidi="hi_IN"/>
+        </w:rPr>
+        <w:t>1:4</w:t>
+      </w:r>
       <w:r>
         <w:rPr>
           <w:lang w:val="hi_IN" w:bidi="hi_IN"/>
         </w:rPr>
         <w:t xml:space="preserve">; </w:t>
       </w:r>
-      <w:hyperlink r:id="rId21">
-        <w:r>
-          <w:rPr>
-            <w:lang w:val="hi_IN" w:bidi="hi_IN"/>
-          </w:rPr>
-          <w:rPr>
-            <w:color w:val="0000EE"/>
-            <w:u w:val="single"/>
-          </w:rPr>
-          <w:t>गिन 13:29</w:t>
-        </w:r>
-      </w:hyperlink>
+      <w:r>
+        <w:rPr>
+          <w:lang w:val="hi_IN" w:bidi="hi_IN"/>
+        </w:rPr>
+        <w:t>गिन 13:29</w:t>
+      </w:r>
       <w:r>
         <w:rPr>
           <w:lang w:val="hi_IN" w:bidi="hi_IN"/>
         </w:rPr>
         <w:t xml:space="preserve">; </w:t>
       </w:r>
-      <w:hyperlink r:id="rId22">
-        <w:r>
-          <w:rPr>
-            <w:lang w:val="hi_IN" w:bidi="hi_IN"/>
-          </w:rPr>
-          <w:rPr>
-            <w:color w:val="0000EE"/>
-            <w:u w:val="single"/>
-          </w:rPr>
-          <w:t>यहो 10:6</w:t>
-        </w:r>
-      </w:hyperlink>
+      <w:r>
+        <w:rPr>
+          <w:lang w:val="hi_IN" w:bidi="hi_IN"/>
+        </w:rPr>
+        <w:t>यहो 10:6</w:t>
+      </w:r>
       <w:r>
         <w:rPr>
           <w:lang w:val="hi_IN" w:bidi="hi_IN"/>
@@ -960,54 +900,36 @@
         </w:rPr>
         <w:t>): यह भूमि पहले से ही इस्राएल की थी क्योंकि परमेश्वर ने सदियों पहले देश के पूर्वजों से इसका वादा किया था (</w:t>
       </w:r>
-      <w:hyperlink r:id="rId23">
-        <w:r>
-          <w:rPr>
-            <w:lang w:val="hi_IN" w:bidi="hi_IN"/>
-          </w:rPr>
-          <w:rPr>
-            <w:color w:val="0000EE"/>
-            <w:u w:val="single"/>
-          </w:rPr>
-          <w:t>उत 15:18–21</w:t>
-        </w:r>
-      </w:hyperlink>
+      <w:r>
+        <w:rPr>
+          <w:lang w:val="hi_IN" w:bidi="hi_IN"/>
+        </w:rPr>
+        <w:t>उत 15:18–21</w:t>
+      </w:r>
       <w:r>
         <w:rPr>
           <w:lang w:val="hi_IN" w:bidi="hi_IN"/>
         </w:rPr>
         <w:t xml:space="preserve">; </w:t>
       </w:r>
-      <w:hyperlink r:id="rId24">
-        <w:r>
-          <w:rPr>
-            <w:lang w:val="hi_IN" w:bidi="hi_IN"/>
-          </w:rPr>
-          <w:rPr>
-            <w:color w:val="0000EE"/>
-            <w:u w:val="single"/>
-          </w:rPr>
-          <w:t>26:3</w:t>
-        </w:r>
-      </w:hyperlink>
+      <w:r>
+        <w:rPr>
+          <w:lang w:val="hi_IN" w:bidi="hi_IN"/>
+        </w:rPr>
+        <w:t>26:3</w:t>
+      </w:r>
       <w:r>
         <w:rPr>
           <w:lang w:val="hi_IN" w:bidi="hi_IN"/>
         </w:rPr>
         <w:t xml:space="preserve">; </w:t>
       </w:r>
-      <w:hyperlink r:id="rId25">
-        <w:r>
-          <w:rPr>
-            <w:lang w:val="hi_IN" w:bidi="hi_IN"/>
-          </w:rPr>
-          <w:rPr>
-            <w:color w:val="0000EE"/>
-            <w:u w:val="single"/>
-          </w:rPr>
-          <w:t>निर्ग 23:31</w:t>
-        </w:r>
-      </w:hyperlink>
+      <w:r>
+        <w:rPr>
+          <w:lang w:val="hi_IN" w:bidi="hi_IN"/>
+        </w:rPr>
+        <w:t>निर्ग 23:31</w:t>
+      </w:r>
       <w:r>
         <w:rPr>
           <w:lang w:val="hi_IN" w:bidi="hi_IN"/>
@@ -1062,18 +984,12 @@
         </w:rPr>
         <w:t xml:space="preserve">देखें </w:t>
       </w:r>
-      <w:hyperlink r:id="rId26">
-        <w:r>
-          <w:rPr>
-            <w:lang w:val="hi_IN" w:bidi="hi_IN"/>
-          </w:rPr>
-          <w:rPr>
-            <w:color w:val="0000EE"/>
-            <w:u w:val="single"/>
-          </w:rPr>
-          <w:t>निर्ग 18:13–27</w:t>
-        </w:r>
-      </w:hyperlink>
+      <w:r>
+        <w:rPr>
+          <w:lang w:val="hi_IN" w:bidi="hi_IN"/>
+        </w:rPr>
+        <w:t>निर्ग 18:13–27</w:t>
+      </w:r>
       <w:r>
         <w:rPr>
           <w:lang w:val="hi_IN" w:bidi="hi_IN"/>
@@ -1134,36 +1050,24 @@
         </w:rPr>
         <w:t xml:space="preserve">: यह अलंकार प्रभाव के लिए जानबूझकर अतिशयोक्ति करता है। अब्राहम के वंशज ब्रह्मांड में तारों की वास्तविक संख्या तक नहीं पहुँच पाए थे, हालाँकि वे खुली आँखों से दिखाई देने वाले सितारों की संख्या से अधिक थे। मूसा का मतलब था कि परमेश्वर ने अब्राहम से किए अपने वादों को पूरा करना शुरू कर दिया था (देखें </w:t>
       </w:r>
-      <w:hyperlink r:id="rId27">
-        <w:r>
-          <w:rPr>
-            <w:lang w:val="hi_IN" w:bidi="hi_IN"/>
-          </w:rPr>
-          <w:rPr>
-            <w:color w:val="0000EE"/>
-            <w:u w:val="single"/>
-          </w:rPr>
-          <w:t>उत 15:5</w:t>
-        </w:r>
-      </w:hyperlink>
+      <w:r>
+        <w:rPr>
+          <w:lang w:val="hi_IN" w:bidi="hi_IN"/>
+        </w:rPr>
+        <w:t>उत 15:5</w:t>
+      </w:r>
       <w:r>
         <w:rPr>
           <w:lang w:val="hi_IN" w:bidi="hi_IN"/>
         </w:rPr>
         <w:t xml:space="preserve">; </w:t>
       </w:r>
-      <w:hyperlink r:id="rId28">
-        <w:r>
-          <w:rPr>
-            <w:lang w:val="hi_IN" w:bidi="hi_IN"/>
-          </w:rPr>
-          <w:rPr>
-            <w:color w:val="0000EE"/>
-            <w:u w:val="single"/>
-          </w:rPr>
-          <w:t>22:17</w:t>
-        </w:r>
-      </w:hyperlink>
+      <w:r>
+        <w:rPr>
+          <w:lang w:val="hi_IN" w:bidi="hi_IN"/>
+        </w:rPr>
+        <w:t>22:17</w:t>
+      </w:r>
       <w:r>
         <w:rPr>
           <w:lang w:val="hi_IN" w:bidi="hi_IN"/>
@@ -1266,54 +1170,36 @@
         </w:rPr>
         <w:t xml:space="preserve">हजार-हजार … सौ-सौ … पचास-पचास … दस-दस: यह मानक सैन्य संगठन था, इसलिए इनमें से कुछ अधिकारी शायद सैन्य अधिकारी थे (देखें </w:t>
       </w:r>
-      <w:hyperlink r:id="rId29">
-        <w:r>
-          <w:rPr>
-            <w:lang w:val="hi_IN" w:bidi="hi_IN"/>
-          </w:rPr>
-          <w:rPr>
-            <w:color w:val="0000EE"/>
-            <w:u w:val="single"/>
-          </w:rPr>
-          <w:t>1 शमू 8:12</w:t>
-        </w:r>
-      </w:hyperlink>
+      <w:r>
+        <w:rPr>
+          <w:lang w:val="hi_IN" w:bidi="hi_IN"/>
+        </w:rPr>
+        <w:t>1 शमू 8:12</w:t>
+      </w:r>
       <w:r>
         <w:rPr>
           <w:lang w:val="hi_IN" w:bidi="hi_IN"/>
         </w:rPr>
         <w:t xml:space="preserve">; </w:t>
       </w:r>
-      <w:hyperlink r:id="rId30">
-        <w:r>
-          <w:rPr>
-            <w:lang w:val="hi_IN" w:bidi="hi_IN"/>
-          </w:rPr>
-          <w:rPr>
-            <w:color w:val="0000EE"/>
-            <w:u w:val="single"/>
-          </w:rPr>
-          <w:t>22:7</w:t>
-        </w:r>
-      </w:hyperlink>
+      <w:r>
+        <w:rPr>
+          <w:lang w:val="hi_IN" w:bidi="hi_IN"/>
+        </w:rPr>
+        <w:t>22:7</w:t>
+      </w:r>
       <w:r>
         <w:rPr>
           <w:lang w:val="hi_IN" w:bidi="hi_IN"/>
         </w:rPr>
         <w:t xml:space="preserve">; </w:t>
       </w:r>
-      <w:hyperlink r:id="rId31">
-        <w:r>
-          <w:rPr>
-            <w:lang w:val="hi_IN" w:bidi="hi_IN"/>
-          </w:rPr>
-          <w:rPr>
-            <w:color w:val="0000EE"/>
-            <w:u w:val="single"/>
-          </w:rPr>
-          <w:t>2 शमू 18:1</w:t>
-        </w:r>
-      </w:hyperlink>
+      <w:r>
+        <w:rPr>
+          <w:lang w:val="hi_IN" w:bidi="hi_IN"/>
+        </w:rPr>
+        <w:t>2 शमू 18:1</w:t>
+      </w:r>
       <w:r>
         <w:rPr>
           <w:lang w:val="hi_IN" w:bidi="hi_IN"/>
@@ -1411,18 +1297,12 @@
         </w:rPr>
         <w:t>): न्यायालय के समक्ष उपस्थित होने वाले लोगों के साथ ऐसा व्यवहार किया जाना चाहिए मानो वे अपनी पहचान छिपाने के लिए मुखौटा पहने हुए हों। न्यायियों को समुदाय के धनी और शक्तिशाली व्यक्तियों से प्रभावित नहीं होना चाहिए, बल्कि उन्हें परमेश्वर की अपनी निष्पक्षता (</w:t>
       </w:r>
-      <w:hyperlink r:id="rId32">
-        <w:r>
-          <w:rPr>
-            <w:lang w:val="hi_IN" w:bidi="hi_IN"/>
-          </w:rPr>
-          <w:rPr>
-            <w:color w:val="0000EE"/>
-            <w:u w:val="single"/>
-          </w:rPr>
-          <w:t>10:17</w:t>
-        </w:r>
-      </w:hyperlink>
+      <w:r>
+        <w:rPr>
+          <w:lang w:val="hi_IN" w:bidi="hi_IN"/>
+        </w:rPr>
+        <w:t>10:17</w:t>
+      </w:r>
       <w:r>
         <w:rPr>
           <w:lang w:val="hi_IN" w:bidi="hi_IN"/>
@@ -1490,36 +1370,24 @@
         </w:rPr>
         <w:t xml:space="preserve"> प्रचुर कुओं और झरनों वाला एक बड़ा मरुद्यान, बेर्शेबा से लगभग पचास मील दक्षिण में था, जो कि इस्राएल का पारंपरिक दक्षिणी बिंदु था (देखें </w:t>
       </w:r>
-      <w:hyperlink r:id="rId33">
-        <w:r>
-          <w:rPr>
-            <w:lang w:val="hi_IN" w:bidi="hi_IN"/>
-          </w:rPr>
-          <w:rPr>
-            <w:color w:val="0000EE"/>
-            <w:u w:val="single"/>
-          </w:rPr>
-          <w:t>2 शमू 3:10</w:t>
-        </w:r>
-      </w:hyperlink>
+      <w:r>
+        <w:rPr>
+          <w:lang w:val="hi_IN" w:bidi="hi_IN"/>
+        </w:rPr>
+        <w:t>2 शमू 3:10</w:t>
+      </w:r>
       <w:r>
         <w:rPr>
           <w:lang w:val="hi_IN" w:bidi="hi_IN"/>
         </w:rPr>
         <w:t xml:space="preserve">; </w:t>
       </w:r>
-      <w:hyperlink r:id="rId34">
-        <w:r>
-          <w:rPr>
-            <w:lang w:val="hi_IN" w:bidi="hi_IN"/>
-          </w:rPr>
-          <w:rPr>
-            <w:color w:val="0000EE"/>
-            <w:u w:val="single"/>
-          </w:rPr>
-          <w:t>1 इति 21:2</w:t>
-        </w:r>
-      </w:hyperlink>
+      <w:r>
+        <w:rPr>
+          <w:lang w:val="hi_IN" w:bidi="hi_IN"/>
+        </w:rPr>
+        <w:t>1 इति 21:2</w:t>
+      </w:r>
       <w:r>
         <w:rPr>
           <w:lang w:val="hi_IN" w:bidi="hi_IN"/>
@@ -1580,18 +1448,12 @@
         </w:rPr>
         <w:t xml:space="preserve">देखें </w:t>
       </w:r>
-      <w:hyperlink r:id="rId35">
-        <w:r>
-          <w:rPr>
-            <w:lang w:val="hi_IN" w:bidi="hi_IN"/>
-          </w:rPr>
-          <w:rPr>
-            <w:color w:val="0000EE"/>
-            <w:u w:val="single"/>
-          </w:rPr>
-          <w:t>गिन 13</w:t>
-        </w:r>
-      </w:hyperlink>
+      <w:r>
+        <w:rPr>
+          <w:lang w:val="hi_IN" w:bidi="hi_IN"/>
+        </w:rPr>
+        <w:t>गिन 13</w:t>
+      </w:r>
       <w:r>
         <w:rPr>
           <w:lang w:val="hi_IN" w:bidi="hi_IN"/>
@@ -1652,18 +1514,12 @@
         </w:rPr>
         <w:t xml:space="preserve"> का अर्थ है "गुच्छा"; वहां उगने वाला फल अंगूर था (देखें </w:t>
       </w:r>
-      <w:hyperlink r:id="rId36">
-        <w:r>
-          <w:rPr>
-            <w:lang w:val="hi_IN" w:bidi="hi_IN"/>
-          </w:rPr>
-          <w:rPr>
-            <w:color w:val="0000EE"/>
-            <w:u w:val="single"/>
-          </w:rPr>
-          <w:t>गिन 13:23–27</w:t>
-        </w:r>
-      </w:hyperlink>
+      <w:r>
+        <w:rPr>
+          <w:lang w:val="hi_IN" w:bidi="hi_IN"/>
+        </w:rPr>
+        <w:t>गिन 13:23–27</w:t>
+      </w:r>
       <w:r>
         <w:rPr>
           <w:lang w:val="hi_IN" w:bidi="hi_IN"/>
@@ -1718,18 +1574,12 @@
         </w:rPr>
         <w:t xml:space="preserve">देखें </w:t>
       </w:r>
-      <w:hyperlink r:id="rId37">
-        <w:r>
-          <w:rPr>
-            <w:lang w:val="hi_IN" w:bidi="hi_IN"/>
-          </w:rPr>
-          <w:rPr>
-            <w:color w:val="0000EE"/>
-            <w:u w:val="single"/>
-          </w:rPr>
-          <w:t>गिन 14</w:t>
-        </w:r>
-      </w:hyperlink>
+      <w:r>
+        <w:rPr>
+          <w:lang w:val="hi_IN" w:bidi="hi_IN"/>
+        </w:rPr>
+        <w:t>गिन 14</w:t>
+      </w:r>
       <w:r>
         <w:rPr>
           <w:lang w:val="hi_IN" w:bidi="hi_IN"/>
@@ -1784,72 +1634,48 @@
         </w:rPr>
         <w:t>अनाक एक विशालकाय शारीरिक कद-काठी वाला प्रसिद्ध व्यक्ति था (</w:t>
       </w:r>
-      <w:hyperlink r:id="rId38">
-        <w:r>
-          <w:rPr>
-            <w:lang w:val="hi_IN" w:bidi="hi_IN"/>
-          </w:rPr>
-          <w:rPr>
-            <w:color w:val="0000EE"/>
-            <w:u w:val="single"/>
-          </w:rPr>
-          <w:t>2:10</w:t>
-        </w:r>
-      </w:hyperlink>
+      <w:r>
+        <w:rPr>
+          <w:lang w:val="hi_IN" w:bidi="hi_IN"/>
+        </w:rPr>
+        <w:t>2:10</w:t>
+      </w:r>
       <w:r>
         <w:rPr>
           <w:lang w:val="hi_IN" w:bidi="hi_IN"/>
         </w:rPr>
         <w:t xml:space="preserve">, </w:t>
       </w:r>
-      <w:hyperlink r:id="rId39">
-        <w:r>
-          <w:rPr>
-            <w:lang w:val="hi_IN" w:bidi="hi_IN"/>
-          </w:rPr>
-          <w:rPr>
-            <w:color w:val="0000EE"/>
-            <w:u w:val="single"/>
-          </w:rPr>
-          <w:t>21</w:t>
-        </w:r>
-      </w:hyperlink>
+      <w:r>
+        <w:rPr>
+          <w:lang w:val="hi_IN" w:bidi="hi_IN"/>
+        </w:rPr>
+        <w:t>21</w:t>
+      </w:r>
       <w:r>
         <w:rPr>
           <w:lang w:val="hi_IN" w:bidi="hi_IN"/>
         </w:rPr>
         <w:t xml:space="preserve">; </w:t>
       </w:r>
-      <w:hyperlink r:id="rId40">
-        <w:r>
-          <w:rPr>
-            <w:lang w:val="hi_IN" w:bidi="hi_IN"/>
-          </w:rPr>
-          <w:rPr>
-            <w:color w:val="0000EE"/>
-            <w:u w:val="single"/>
-          </w:rPr>
-          <w:t>9:2</w:t>
-        </w:r>
-      </w:hyperlink>
+      <w:r>
+        <w:rPr>
+          <w:lang w:val="hi_IN" w:bidi="hi_IN"/>
+        </w:rPr>
+        <w:t>9:2</w:t>
+      </w:r>
       <w:r>
         <w:rPr>
           <w:lang w:val="hi_IN" w:bidi="hi_IN"/>
         </w:rPr>
         <w:t xml:space="preserve">; </w:t>
       </w:r>
-      <w:hyperlink r:id="rId41">
-        <w:r>
-          <w:rPr>
-            <w:lang w:val="hi_IN" w:bidi="hi_IN"/>
-          </w:rPr>
-          <w:rPr>
-            <w:color w:val="0000EE"/>
-            <w:u w:val="single"/>
-          </w:rPr>
-          <w:t>गिन 13:33</w:t>
-        </w:r>
-      </w:hyperlink>
+      <w:r>
+        <w:rPr>
+          <w:lang w:val="hi_IN" w:bidi="hi_IN"/>
+        </w:rPr>
+        <w:t>गिन 13:33</w:t>
+      </w:r>
       <w:r>
         <w:rPr>
           <w:lang w:val="hi_IN" w:bidi="hi_IN"/>
@@ -1868,18 +1694,12 @@
         </w:rPr>
         <w:t xml:space="preserve"> (</w:t>
       </w:r>
-      <w:hyperlink r:id="rId42">
-        <w:r>
-          <w:rPr>
-            <w:lang w:val="hi_IN" w:bidi="hi_IN"/>
-          </w:rPr>
-          <w:rPr>
-            <w:color w:val="0000EE"/>
-            <w:u w:val="single"/>
-          </w:rPr>
-          <w:t>1 शमू 17:4</w:t>
-        </w:r>
-      </w:hyperlink>
+      <w:r>
+        <w:rPr>
+          <w:lang w:val="hi_IN" w:bidi="hi_IN"/>
+        </w:rPr>
+        <w:t>1 शमू 17:4</w:t>
+      </w:r>
       <w:r>
         <w:rPr>
           <w:lang w:val="hi_IN" w:bidi="hi_IN"/>
@@ -1898,72 +1718,48 @@
         </w:rPr>
         <w:t xml:space="preserve"> में से एक हो सकता है जो पलिश्ती तटीय मैदान में चले गए थे (</w:t>
       </w:r>
-      <w:hyperlink r:id="rId43">
-        <w:r>
-          <w:rPr>
-            <w:lang w:val="hi_IN" w:bidi="hi_IN"/>
-          </w:rPr>
-          <w:rPr>
-            <w:color w:val="0000EE"/>
-            <w:u w:val="single"/>
-          </w:rPr>
-          <w:t>व्य 2:23</w:t>
-        </w:r>
-      </w:hyperlink>
+      <w:r>
+        <w:rPr>
+          <w:lang w:val="hi_IN" w:bidi="hi_IN"/>
+        </w:rPr>
+        <w:t>व्य 2:23</w:t>
+      </w:r>
       <w:r>
         <w:rPr>
           <w:lang w:val="hi_IN" w:bidi="hi_IN"/>
         </w:rPr>
         <w:t xml:space="preserve">; </w:t>
       </w:r>
-      <w:hyperlink r:id="rId44">
-        <w:r>
-          <w:rPr>
-            <w:lang w:val="hi_IN" w:bidi="hi_IN"/>
-          </w:rPr>
-          <w:rPr>
-            <w:color w:val="0000EE"/>
-            <w:u w:val="single"/>
-          </w:rPr>
-          <w:t>यहो 11:21–23</w:t>
-        </w:r>
-      </w:hyperlink>
+      <w:r>
+        <w:rPr>
+          <w:lang w:val="hi_IN" w:bidi="hi_IN"/>
+        </w:rPr>
+        <w:t>यहो 11:21–23</w:t>
+      </w:r>
       <w:r>
         <w:rPr>
           <w:lang w:val="hi_IN" w:bidi="hi_IN"/>
         </w:rPr>
         <w:t xml:space="preserve">; </w:t>
       </w:r>
-      <w:hyperlink r:id="rId45">
-        <w:r>
-          <w:rPr>
-            <w:lang w:val="hi_IN" w:bidi="hi_IN"/>
-          </w:rPr>
-          <w:rPr>
-            <w:color w:val="0000EE"/>
-            <w:u w:val="single"/>
-          </w:rPr>
-          <w:t>15:14</w:t>
-        </w:r>
-      </w:hyperlink>
+      <w:r>
+        <w:rPr>
+          <w:lang w:val="hi_IN" w:bidi="hi_IN"/>
+        </w:rPr>
+        <w:t>15:14</w:t>
+      </w:r>
       <w:r>
         <w:rPr>
           <w:lang w:val="hi_IN" w:bidi="hi_IN"/>
         </w:rPr>
         <w:t xml:space="preserve">; </w:t>
       </w:r>
-      <w:hyperlink r:id="rId46">
-        <w:r>
-          <w:rPr>
-            <w:lang w:val="hi_IN" w:bidi="hi_IN"/>
-          </w:rPr>
-          <w:rPr>
-            <w:color w:val="0000EE"/>
-            <w:u w:val="single"/>
-          </w:rPr>
-          <w:t>1 इति 20:4–8</w:t>
-        </w:r>
-      </w:hyperlink>
+      <w:r>
+        <w:rPr>
+          <w:lang w:val="hi_IN" w:bidi="hi_IN"/>
+        </w:rPr>
+        <w:t>1 इति 20:4–8</w:t>
+      </w:r>
       <w:r>
         <w:rPr>
           <w:lang w:val="hi_IN" w:bidi="hi_IN"/>
@@ -2024,18 +1820,12 @@
         </w:rPr>
         <w:t>: यह वाक्यांश कनानी देशों की हार को संदर्भित करता है। प्रभु युद्ध की शुरुआत करेंगे, उसका नेतृत्व करेंगे, उससे लड़ेंगे और उसे सफल निष्कर्ष पर ले जाएँगे। इस वाक्यांश का एकमात्र अन्य उपयोग निर्गमन में परमेश्वर की गतिविधि को संदर्भित करता है (</w:t>
       </w:r>
-      <w:hyperlink r:id="rId47">
-        <w:r>
-          <w:rPr>
-            <w:lang w:val="hi_IN" w:bidi="hi_IN"/>
-          </w:rPr>
-          <w:rPr>
-            <w:color w:val="0000EE"/>
-            <w:u w:val="single"/>
-          </w:rPr>
-          <w:t>निर्ग 14:14</w:t>
-        </w:r>
-      </w:hyperlink>
+      <w:r>
+        <w:rPr>
+          <w:lang w:val="hi_IN" w:bidi="hi_IN"/>
+        </w:rPr>
+        <w:t>निर्ग 14:14</w:t>
+      </w:r>
       <w:r>
         <w:rPr>
           <w:lang w:val="hi_IN" w:bidi="hi_IN"/>
@@ -2090,180 +1880,120 @@
         </w:rPr>
         <w:t>परमेश्वर की एक पिता के रूप में कोमल देखभाल इस्राएल के साथ उसके वाचा संबंध को प्रतिबिंबित करती है (</w:t>
       </w:r>
-      <w:hyperlink r:id="rId48">
-        <w:r>
-          <w:rPr>
-            <w:lang w:val="hi_IN" w:bidi="hi_IN"/>
-          </w:rPr>
-          <w:rPr>
-            <w:color w:val="0000EE"/>
-            <w:u w:val="single"/>
-          </w:rPr>
-          <w:t>निर्ग 4:22</w:t>
-        </w:r>
-      </w:hyperlink>
+      <w:r>
+        <w:rPr>
+          <w:lang w:val="hi_IN" w:bidi="hi_IN"/>
+        </w:rPr>
+        <w:t>निर्ग 4:22</w:t>
+      </w:r>
       <w:r>
         <w:rPr>
           <w:lang w:val="hi_IN" w:bidi="hi_IN"/>
         </w:rPr>
         <w:t xml:space="preserve">; </w:t>
       </w:r>
-      <w:hyperlink r:id="rId49">
-        <w:r>
-          <w:rPr>
-            <w:lang w:val="hi_IN" w:bidi="hi_IN"/>
-          </w:rPr>
-          <w:rPr>
-            <w:color w:val="0000EE"/>
-            <w:u w:val="single"/>
-          </w:rPr>
-          <w:t>होश 11:1–4</w:t>
-        </w:r>
-      </w:hyperlink>
+      <w:r>
+        <w:rPr>
+          <w:lang w:val="hi_IN" w:bidi="hi_IN"/>
+        </w:rPr>
+        <w:t>होश 11:1–4</w:t>
+      </w:r>
       <w:r>
         <w:rPr>
           <w:lang w:val="hi_IN" w:bidi="hi_IN"/>
         </w:rPr>
         <w:t xml:space="preserve">; तुलना करें </w:t>
       </w:r>
-      <w:hyperlink r:id="rId50">
-        <w:r>
-          <w:rPr>
-            <w:lang w:val="hi_IN" w:bidi="hi_IN"/>
-          </w:rPr>
-          <w:rPr>
-            <w:color w:val="0000EE"/>
-            <w:u w:val="single"/>
-          </w:rPr>
-          <w:t>मत्ती 6:26–33</w:t>
-        </w:r>
-      </w:hyperlink>
+      <w:r>
+        <w:rPr>
+          <w:lang w:val="hi_IN" w:bidi="hi_IN"/>
+        </w:rPr>
+        <w:t>मत्ती 6:26–33</w:t>
+      </w:r>
       <w:r>
         <w:rPr>
           <w:lang w:val="hi_IN" w:bidi="hi_IN"/>
         </w:rPr>
         <w:t xml:space="preserve">; </w:t>
       </w:r>
-      <w:hyperlink r:id="rId51">
-        <w:r>
-          <w:rPr>
-            <w:lang w:val="hi_IN" w:bidi="hi_IN"/>
-          </w:rPr>
-          <w:rPr>
-            <w:color w:val="0000EE"/>
-            <w:u w:val="single"/>
-          </w:rPr>
-          <w:t>यूह14:21</w:t>
-        </w:r>
-      </w:hyperlink>
+      <w:r>
+        <w:rPr>
+          <w:lang w:val="hi_IN" w:bidi="hi_IN"/>
+        </w:rPr>
+        <w:t>यूह14:21</w:t>
+      </w:r>
       <w:r>
         <w:rPr>
           <w:lang w:val="hi_IN" w:bidi="hi_IN"/>
         </w:rPr>
         <w:t xml:space="preserve">; </w:t>
       </w:r>
-      <w:hyperlink r:id="rId52">
-        <w:r>
-          <w:rPr>
-            <w:lang w:val="hi_IN" w:bidi="hi_IN"/>
-          </w:rPr>
-          <w:rPr>
-            <w:color w:val="0000EE"/>
-            <w:u w:val="single"/>
-          </w:rPr>
-          <w:t>प्रेरि 13:18</w:t>
-        </w:r>
-      </w:hyperlink>
+      <w:r>
+        <w:rPr>
+          <w:lang w:val="hi_IN" w:bidi="hi_IN"/>
+        </w:rPr>
+        <w:t>प्रेरि 13:18</w:t>
+      </w:r>
       <w:r>
         <w:rPr>
           <w:lang w:val="hi_IN" w:bidi="hi_IN"/>
         </w:rPr>
         <w:t xml:space="preserve">; </w:t>
       </w:r>
-      <w:hyperlink r:id="rId53">
-        <w:r>
-          <w:rPr>
-            <w:lang w:val="hi_IN" w:bidi="hi_IN"/>
-          </w:rPr>
-          <w:rPr>
-            <w:color w:val="0000EE"/>
-            <w:u w:val="single"/>
-          </w:rPr>
-          <w:t>रोम 8:15–17</w:t>
-        </w:r>
-      </w:hyperlink>
+      <w:r>
+        <w:rPr>
+          <w:lang w:val="hi_IN" w:bidi="hi_IN"/>
+        </w:rPr>
+        <w:t>रोम 8:15–17</w:t>
+      </w:r>
       <w:r>
         <w:rPr>
           <w:lang w:val="hi_IN" w:bidi="hi_IN"/>
         </w:rPr>
         <w:t xml:space="preserve">; </w:t>
       </w:r>
-      <w:hyperlink r:id="rId54">
-        <w:r>
-          <w:rPr>
-            <w:lang w:val="hi_IN" w:bidi="hi_IN"/>
-          </w:rPr>
-          <w:rPr>
-            <w:color w:val="0000EE"/>
-            <w:u w:val="single"/>
-          </w:rPr>
-          <w:t>1 पत 1:2–3</w:t>
-        </w:r>
-      </w:hyperlink>
+      <w:r>
+        <w:rPr>
+          <w:lang w:val="hi_IN" w:bidi="hi_IN"/>
+        </w:rPr>
+        <w:t>1 पत 1:2–3</w:t>
+      </w:r>
       <w:r>
         <w:rPr>
           <w:lang w:val="hi_IN" w:bidi="hi_IN"/>
         </w:rPr>
         <w:t xml:space="preserve">; </w:t>
       </w:r>
-      <w:hyperlink r:id="rId55">
-        <w:r>
-          <w:rPr>
-            <w:lang w:val="hi_IN" w:bidi="hi_IN"/>
-          </w:rPr>
-          <w:rPr>
-            <w:color w:val="0000EE"/>
-            <w:u w:val="single"/>
-          </w:rPr>
-          <w:t>1 यूह 3:1</w:t>
-        </w:r>
-      </w:hyperlink>
+      <w:r>
+        <w:rPr>
+          <w:lang w:val="hi_IN" w:bidi="hi_IN"/>
+        </w:rPr>
+        <w:t>1 यूह 3:1</w:t>
+      </w:r>
       <w:r>
         <w:rPr>
           <w:lang w:val="hi_IN" w:bidi="hi_IN"/>
         </w:rPr>
         <w:t>)। इस्राएल अब्राहम के वंशज होने के कारण परमेश्वर की संतान थे और क्योंकि परमेश्वर ने सभी देशों में से इस्राएल को चुना और अपनाया था (</w:t>
       </w:r>
-      <w:hyperlink r:id="rId56">
-        <w:r>
-          <w:rPr>
-            <w:lang w:val="hi_IN" w:bidi="hi_IN"/>
-          </w:rPr>
-          <w:rPr>
-            <w:color w:val="0000EE"/>
-            <w:u w:val="single"/>
-          </w:rPr>
-          <w:t>व्य 14:2</w:t>
-        </w:r>
-      </w:hyperlink>
+      <w:r>
+        <w:rPr>
+          <w:lang w:val="hi_IN" w:bidi="hi_IN"/>
+        </w:rPr>
+        <w:t>व्य 14:2</w:t>
+      </w:r>
       <w:r>
         <w:rPr>
           <w:lang w:val="hi_IN" w:bidi="hi_IN"/>
         </w:rPr>
         <w:t xml:space="preserve">; </w:t>
       </w:r>
-      <w:hyperlink r:id="rId57">
-        <w:r>
-          <w:rPr>
-            <w:lang w:val="hi_IN" w:bidi="hi_IN"/>
-          </w:rPr>
-          <w:rPr>
-            <w:color w:val="0000EE"/>
-            <w:u w:val="single"/>
-          </w:rPr>
-          <w:t>निर्ग 19:4–6</w:t>
-        </w:r>
-      </w:hyperlink>
+      <w:r>
+        <w:rPr>
+          <w:lang w:val="hi_IN" w:bidi="hi_IN"/>
+        </w:rPr>
+        <w:t>निर्ग 19:4–6</w:t>
+      </w:r>
       <w:r>
         <w:rPr>
           <w:lang w:val="hi_IN" w:bidi="hi_IN"/>
@@ -2318,54 +2048,36 @@
         </w:rPr>
         <w:t>परमेश्वर की भौतिक अभिव्यक्तियाँ (जिन्हें थियोफ़नीज़ कहा जाता है), जैसे अग्नि का खंभा और बादल का खंभा, परमेश्वर के लोगों को उनकी उपस्थिति और सामर्थ्य का आश्वासन देते थे।जैसे-जैसे वह इन दृश्यमान प्रदर्शनों के द्वारा आगे बढ़ता गया, वे भी आगे बढ़ सकते थे, यह जानते हुए कि वह ईमानदारी से उन्हें उनके अंतिम गंतव्य तक ले जाएगा (</w:t>
       </w:r>
-      <w:hyperlink r:id="rId58">
-        <w:r>
-          <w:rPr>
-            <w:lang w:val="hi_IN" w:bidi="hi_IN"/>
-          </w:rPr>
-          <w:rPr>
-            <w:color w:val="0000EE"/>
-            <w:u w:val="single"/>
-          </w:rPr>
-          <w:t>निर्ग 13:21–22</w:t>
-        </w:r>
-      </w:hyperlink>
+      <w:r>
+        <w:rPr>
+          <w:lang w:val="hi_IN" w:bidi="hi_IN"/>
+        </w:rPr>
+        <w:t>निर्ग 13:21–22</w:t>
+      </w:r>
       <w:r>
         <w:rPr>
           <w:lang w:val="hi_IN" w:bidi="hi_IN"/>
         </w:rPr>
         <w:t xml:space="preserve">; </w:t>
       </w:r>
-      <w:hyperlink r:id="rId59">
-        <w:r>
-          <w:rPr>
-            <w:lang w:val="hi_IN" w:bidi="hi_IN"/>
-          </w:rPr>
-          <w:rPr>
-            <w:color w:val="0000EE"/>
-            <w:u w:val="single"/>
-          </w:rPr>
-          <w:t>14:24</w:t>
-        </w:r>
-      </w:hyperlink>
+      <w:r>
+        <w:rPr>
+          <w:lang w:val="hi_IN" w:bidi="hi_IN"/>
+        </w:rPr>
+        <w:t>14:24</w:t>
+      </w:r>
       <w:r>
         <w:rPr>
           <w:lang w:val="hi_IN" w:bidi="hi_IN"/>
         </w:rPr>
         <w:t xml:space="preserve">; </w:t>
       </w:r>
-      <w:hyperlink r:id="rId60">
-        <w:r>
-          <w:rPr>
-            <w:lang w:val="hi_IN" w:bidi="hi_IN"/>
-          </w:rPr>
-          <w:rPr>
-            <w:color w:val="0000EE"/>
-            <w:u w:val="single"/>
-          </w:rPr>
-          <w:t>भज 18:9–10</w:t>
-        </w:r>
-      </w:hyperlink>
+      <w:r>
+        <w:rPr>
+          <w:lang w:val="hi_IN" w:bidi="hi_IN"/>
+        </w:rPr>
+        <w:t>भज 18:9–10</w:t>
+      </w:r>
       <w:r>
         <w:rPr>
           <w:lang w:val="hi_IN" w:bidi="hi_IN"/>
@@ -2420,126 +2132,84 @@
         </w:rPr>
         <w:t>कालेब उन बारह जासूसों में से एक था जिसे मूसा ने कनान में राजनीतिक और सैन्य स्थिति का पता लगाने के लिए भेजा था। कालेब और यहोशू अकेले ही यह खबर लेकर आए कि परमेश्वर इस्राएल को कनान पर विजय प्राप्त करने में सफलता देंगे (</w:t>
       </w:r>
-      <w:hyperlink r:id="rId61">
-        <w:r>
-          <w:rPr>
-            <w:lang w:val="hi_IN" w:bidi="hi_IN"/>
-          </w:rPr>
-          <w:rPr>
-            <w:color w:val="0000EE"/>
-            <w:u w:val="single"/>
-          </w:rPr>
-          <w:t>गिन 13:6</w:t>
-        </w:r>
-      </w:hyperlink>
+      <w:r>
+        <w:rPr>
+          <w:lang w:val="hi_IN" w:bidi="hi_IN"/>
+        </w:rPr>
+        <w:t>गिन 13:6</w:t>
+      </w:r>
       <w:r>
         <w:rPr>
           <w:lang w:val="hi_IN" w:bidi="hi_IN"/>
         </w:rPr>
         <w:t xml:space="preserve">, </w:t>
       </w:r>
-      <w:hyperlink r:id="rId62">
-        <w:r>
-          <w:rPr>
-            <w:lang w:val="hi_IN" w:bidi="hi_IN"/>
-          </w:rPr>
-          <w:rPr>
-            <w:color w:val="0000EE"/>
-            <w:u w:val="single"/>
-          </w:rPr>
-          <w:t>8</w:t>
-        </w:r>
-      </w:hyperlink>
+      <w:r>
+        <w:rPr>
+          <w:lang w:val="hi_IN" w:bidi="hi_IN"/>
+        </w:rPr>
+        <w:t>8</w:t>
+      </w:r>
       <w:r>
         <w:rPr>
           <w:lang w:val="hi_IN" w:bidi="hi_IN"/>
         </w:rPr>
         <w:t xml:space="preserve">, </w:t>
       </w:r>
-      <w:hyperlink r:id="rId63">
-        <w:r>
-          <w:rPr>
-            <w:lang w:val="hi_IN" w:bidi="hi_IN"/>
-          </w:rPr>
-          <w:rPr>
-            <w:color w:val="0000EE"/>
-            <w:u w:val="single"/>
-          </w:rPr>
-          <w:t>16</w:t>
-        </w:r>
-      </w:hyperlink>
+      <w:r>
+        <w:rPr>
+          <w:lang w:val="hi_IN" w:bidi="hi_IN"/>
+        </w:rPr>
+        <w:t>16</w:t>
+      </w:r>
       <w:r>
         <w:rPr>
           <w:lang w:val="hi_IN" w:bidi="hi_IN"/>
         </w:rPr>
         <w:t xml:space="preserve">, </w:t>
       </w:r>
-      <w:hyperlink r:id="rId64">
-        <w:r>
-          <w:rPr>
-            <w:lang w:val="hi_IN" w:bidi="hi_IN"/>
-          </w:rPr>
-          <w:rPr>
-            <w:color w:val="0000EE"/>
-            <w:u w:val="single"/>
-          </w:rPr>
-          <w:t>30</w:t>
-        </w:r>
-      </w:hyperlink>
+      <w:r>
+        <w:rPr>
+          <w:lang w:val="hi_IN" w:bidi="hi_IN"/>
+        </w:rPr>
+        <w:t>30</w:t>
+      </w:r>
       <w:r>
         <w:rPr>
           <w:lang w:val="hi_IN" w:bidi="hi_IN"/>
         </w:rPr>
         <w:t>)। बाद में कालेब ओत्नीएल का ससुर बना, जो इस्राएल का पहला न्यायी था (</w:t>
       </w:r>
-      <w:hyperlink r:id="rId65">
-        <w:r>
-          <w:rPr>
-            <w:lang w:val="hi_IN" w:bidi="hi_IN"/>
-          </w:rPr>
-          <w:rPr>
-            <w:color w:val="0000EE"/>
-            <w:u w:val="single"/>
-          </w:rPr>
-          <w:t>न्याय 1:13</w:t>
-        </w:r>
-      </w:hyperlink>
+      <w:r>
+        <w:rPr>
+          <w:lang w:val="hi_IN" w:bidi="hi_IN"/>
+        </w:rPr>
+        <w:t>न्याय 1:13</w:t>
+      </w:r>
       <w:r>
         <w:rPr>
           <w:lang w:val="hi_IN" w:bidi="hi_IN"/>
         </w:rPr>
         <w:t xml:space="preserve">)। अपनी विश्वासयोग्यता के लिए, कालेब को हिब्रोन का क्षेत्र उसकी विरासत के रूप में दिया गया, और उसने अनाकियों को बाहर निकाला (देखें </w:t>
       </w:r>
-      <w:hyperlink r:id="rId66">
-        <w:r>
-          <w:rPr>
-            <w:lang w:val="hi_IN" w:bidi="hi_IN"/>
-          </w:rPr>
-          <w:rPr>
-            <w:color w:val="0000EE"/>
-            <w:u w:val="single"/>
-          </w:rPr>
-          <w:t>यहो 14:12–15</w:t>
-        </w:r>
-      </w:hyperlink>
+      <w:r>
+        <w:rPr>
+          <w:lang w:val="hi_IN" w:bidi="hi_IN"/>
+        </w:rPr>
+        <w:t>यहो 14:12–15</w:t>
+      </w:r>
       <w:r>
         <w:rPr>
           <w:lang w:val="hi_IN" w:bidi="hi_IN"/>
         </w:rPr>
         <w:t xml:space="preserve">; </w:t>
       </w:r>
-      <w:hyperlink r:id="rId67">
-        <w:r>
-          <w:rPr>
-            <w:lang w:val="hi_IN" w:bidi="hi_IN"/>
-          </w:rPr>
-          <w:rPr>
-            <w:color w:val="0000EE"/>
-            <w:u w:val="single"/>
-          </w:rPr>
-          <w:t>न्याय 1:20</w:t>
-        </w:r>
-      </w:hyperlink>
+      <w:r>
+        <w:rPr>
+          <w:lang w:val="hi_IN" w:bidi="hi_IN"/>
+        </w:rPr>
+        <w:t>न्याय 1:20</w:t>
+      </w:r>
       <w:r>
         <w:rPr>
           <w:lang w:val="hi_IN" w:bidi="hi_IN"/>
@@ -2600,18 +2270,12 @@
         </w:rPr>
         <w:t>: विद्रोही इस्राएल के प्रति अपनी हताशा में, मूसा ने परमेश्वर की आज्ञा का उल्लंघन किया था, उसने चट्टान से बात करने के बजाय उस पर प्रहार किया था (</w:t>
       </w:r>
-      <w:hyperlink r:id="rId68">
-        <w:r>
-          <w:rPr>
-            <w:lang w:val="hi_IN" w:bidi="hi_IN"/>
-          </w:rPr>
-          <w:rPr>
-            <w:color w:val="0000EE"/>
-            <w:u w:val="single"/>
-          </w:rPr>
-          <w:t>गिन 20:10–13</w:t>
-        </w:r>
-      </w:hyperlink>
+      <w:r>
+        <w:rPr>
+          <w:lang w:val="hi_IN" w:bidi="hi_IN"/>
+        </w:rPr>
+        <w:t>गिन 20:10–13</w:t>
+      </w:r>
       <w:r>
         <w:rPr>
           <w:lang w:val="hi_IN" w:bidi="hi_IN"/>
@@ -2666,36 +2330,24 @@
         </w:rPr>
         <w:t>होर्मा शायद आधुनिक खिरबेट एल-मेशाश है, जो बेर्शेबा से सात मील दक्षिण-पूर्व में स्थित है। प्राचीन नाम क्रिया खारम से लिया गया है, जिसका अर्थ है “तबाह करना” या “समाप्त करना।” इस्राएलियों ने वास्तव में होर्मा को तबाह कर दिया था (</w:t>
       </w:r>
-      <w:hyperlink r:id="rId69">
-        <w:r>
-          <w:rPr>
-            <w:lang w:val="hi_IN" w:bidi="hi_IN"/>
-          </w:rPr>
-          <w:rPr>
-            <w:color w:val="0000EE"/>
-            <w:u w:val="single"/>
-          </w:rPr>
-          <w:t>गिन 14:45</w:t>
-        </w:r>
-      </w:hyperlink>
+      <w:r>
+        <w:rPr>
+          <w:lang w:val="hi_IN" w:bidi="hi_IN"/>
+        </w:rPr>
+        <w:t>गिन 14:45</w:t>
+      </w:r>
       <w:r>
         <w:rPr>
           <w:lang w:val="hi_IN" w:bidi="hi_IN"/>
         </w:rPr>
         <w:t xml:space="preserve">; </w:t>
       </w:r>
-      <w:hyperlink r:id="rId70">
-        <w:r>
-          <w:rPr>
-            <w:lang w:val="hi_IN" w:bidi="hi_IN"/>
-          </w:rPr>
-          <w:rPr>
-            <w:color w:val="0000EE"/>
-            <w:u w:val="single"/>
-          </w:rPr>
-          <w:t>21:3</w:t>
-        </w:r>
-      </w:hyperlink>
+      <w:r>
+        <w:rPr>
+          <w:lang w:val="hi_IN" w:bidi="hi_IN"/>
+        </w:rPr>
+        <w:t>21:3</w:t>
+      </w:r>
       <w:r>
         <w:rPr>
           <w:lang w:val="hi_IN" w:bidi="hi_IN"/>
@@ -2780,36 +2432,24 @@
         </w:rPr>
         <w:t xml:space="preserve"> (</w:t>
       </w:r>
-      <w:hyperlink r:id="rId71">
-        <w:r>
-          <w:rPr>
-            <w:lang w:val="hi_IN" w:bidi="hi_IN"/>
-          </w:rPr>
-          <w:rPr>
-            <w:color w:val="0000EE"/>
-            <w:u w:val="single"/>
-          </w:rPr>
-          <w:t>उत 14:6</w:t>
-        </w:r>
-      </w:hyperlink>
+      <w:r>
+        <w:rPr>
+          <w:lang w:val="hi_IN" w:bidi="hi_IN"/>
+        </w:rPr>
+        <w:t>उत 14:6</w:t>
+      </w:r>
       <w:r>
         <w:rPr>
           <w:lang w:val="hi_IN" w:bidi="hi_IN"/>
         </w:rPr>
         <w:t>) द्वारा बसाया गया था, जिन्हें अब कई विद्वानों द्वारा हुरियन के रूप में पहचाना जाता है। कई प्राचीन लेखों में हुरियन लोगों को घुमक्कड़ व्यापारी और साहसी लोगों के रूप में वर्णित किया गया है, जिन्होंने प्राचीन निकट पूर्व के कई हिस्सों में अपना घर पाया। समय के साथ, सेईर पहाड़ के होरियों को एसाव के वंशजों द्वारा प्रतिस्थापित कर दिया गया (</w:t>
       </w:r>
-      <w:hyperlink r:id="rId72">
-        <w:r>
-          <w:rPr>
-            <w:lang w:val="hi_IN" w:bidi="hi_IN"/>
-          </w:rPr>
-          <w:rPr>
-            <w:color w:val="0000EE"/>
-            <w:u w:val="single"/>
-          </w:rPr>
-          <w:t>व्य 2:22</w:t>
-        </w:r>
-      </w:hyperlink>
+      <w:r>
+        <w:rPr>
+          <w:lang w:val="hi_IN" w:bidi="hi_IN"/>
+        </w:rPr>
+        <w:t>व्य 2:22</w:t>
+      </w:r>
       <w:r>
         <w:rPr>
           <w:lang w:val="hi_IN" w:bidi="hi_IN"/>
@@ -2858,18 +2498,12 @@
           <w:lang w:val="hi_IN" w:bidi="hi_IN"/>
         </w:rPr>
       </w:r>
-      <w:hyperlink r:id="rId73">
-        <w:r>
-          <w:rPr>
-            <w:lang w:val="hi_IN" w:bidi="hi_IN"/>
-          </w:rPr>
-          <w:rPr>
-            <w:color w:val="0000EE"/>
-            <w:u w:val="single"/>
-          </w:rPr>
-          <w:t>गिन 21:10–20</w:t>
-        </w:r>
-      </w:hyperlink>
+      <w:r>
+        <w:rPr>
+          <w:lang w:val="hi_IN" w:bidi="hi_IN"/>
+        </w:rPr>
+        <w:t>गिन 21:10–20</w:t>
+      </w:r>
       <w:r>
         <w:rPr>
           <w:lang w:val="hi_IN" w:bidi="hi_IN"/>
@@ -2942,18 +2576,12 @@
         </w:rPr>
         <w:t xml:space="preserve"> (</w:t>
       </w:r>
-      <w:hyperlink r:id="rId74">
-        <w:r>
-          <w:rPr>
-            <w:lang w:val="hi_IN" w:bidi="hi_IN"/>
-          </w:rPr>
-          <w:rPr>
-            <w:color w:val="0000EE"/>
-            <w:u w:val="single"/>
-          </w:rPr>
-          <w:t>उत 14:5</w:t>
-        </w:r>
-      </w:hyperlink>
+      <w:r>
+        <w:rPr>
+          <w:lang w:val="hi_IN" w:bidi="hi_IN"/>
+        </w:rPr>
+        <w:t>उत 14:5</w:t>
+      </w:r>
       <w:r>
         <w:rPr>
           <w:lang w:val="hi_IN" w:bidi="hi_IN"/>
@@ -3020,36 +2648,24 @@
         </w:rPr>
         <w:t xml:space="preserve"> (</w:t>
       </w:r>
-      <w:hyperlink r:id="rId74">
-        <w:r>
-          <w:rPr>
-            <w:lang w:val="hi_IN" w:bidi="hi_IN"/>
-          </w:rPr>
-          <w:rPr>
-            <w:color w:val="0000EE"/>
-            <w:u w:val="single"/>
-          </w:rPr>
-          <w:t>उत 14:5</w:t>
-        </w:r>
-      </w:hyperlink>
+      <w:r>
+        <w:rPr>
+          <w:lang w:val="hi_IN" w:bidi="hi_IN"/>
+        </w:rPr>
+        <w:t>उत 14:5</w:t>
+      </w:r>
       <w:r>
         <w:rPr>
           <w:lang w:val="hi_IN" w:bidi="hi_IN"/>
         </w:rPr>
         <w:t xml:space="preserve">; शायद आधुनिक टेल अश्ताराह) के पास रहते थे, जो गलील सागर के पूर्व में था (देखें </w:t>
       </w:r>
-      <w:hyperlink r:id="rId20">
-        <w:r>
-          <w:rPr>
-            <w:lang w:val="hi_IN" w:bidi="hi_IN"/>
-          </w:rPr>
-          <w:rPr>
-            <w:color w:val="0000EE"/>
-            <w:u w:val="single"/>
-          </w:rPr>
-          <w:t>व्य 1:4</w:t>
-        </w:r>
-      </w:hyperlink>
+      <w:r>
+        <w:rPr>
+          <w:lang w:val="hi_IN" w:bidi="hi_IN"/>
+        </w:rPr>
+        <w:t>व्य 1:4</w:t>
+      </w:r>
       <w:r>
         <w:rPr>
           <w:lang w:val="hi_IN" w:bidi="hi_IN"/>
@@ -3110,18 +2726,12 @@
         </w:rPr>
         <w:t>: इब्रानी में कनान के लोगों वाक्यांश का उल्लेख नहीं है। इस परिच्छेद को अक्सर व्यवस्थाविवरण में बाद में जोड़े गए भाग के रूप में उद्धृत किया जाता है क्योंकि ऐसा लगता है कि यहोशू के अधीन विजय का अनुमान लगाया गया है। हालाँकि, यह आंशिक रूप से यरदन के पूर्व में लोगों की हार को संदर्भित करता है, जैसे कि राजा सीहोन और राजा ओग के अधीन एमोरी (</w:t>
       </w:r>
-      <w:hyperlink r:id="rId75">
-        <w:r>
-          <w:rPr>
-            <w:lang w:val="hi_IN" w:bidi="hi_IN"/>
-          </w:rPr>
-          <w:rPr>
-            <w:color w:val="0000EE"/>
-            <w:u w:val="single"/>
-          </w:rPr>
-          <w:t>3:12–17</w:t>
-        </w:r>
-      </w:hyperlink>
+      <w:r>
+        <w:rPr>
+          <w:lang w:val="hi_IN" w:bidi="hi_IN"/>
+        </w:rPr>
+        <w:t>3:12–17</w:t>
+      </w:r>
       <w:r>
         <w:rPr>
           <w:lang w:val="hi_IN" w:bidi="hi_IN"/>
@@ -3236,36 +2846,24 @@
         </w:rPr>
         <w:t>देखें)। अपने इतिहास के अधिकांश समय में, अम्मोनी लोग यब्बोक नदी के दक्षिण और पूर्व में रहते थे। देश की राजधानी रब्बत अम्मोन (आधुनिक अम्मान, यरदन) थी। दाऊद ने उरिय्याह, बथशेबा के पति, को इस शहर की घेराबंदी में मारे जाने की व्यवस्था की (</w:t>
       </w:r>
-      <w:hyperlink r:id="rId76">
-        <w:r>
-          <w:rPr>
-            <w:lang w:val="hi_IN" w:bidi="hi_IN"/>
-          </w:rPr>
-          <w:rPr>
-            <w:color w:val="0000EE"/>
-            <w:u w:val="single"/>
-          </w:rPr>
-          <w:t>2 शमू 11:1</w:t>
-        </w:r>
-      </w:hyperlink>
+      <w:r>
+        <w:rPr>
+          <w:lang w:val="hi_IN" w:bidi="hi_IN"/>
+        </w:rPr>
+        <w:t>2 शमू 11:1</w:t>
+      </w:r>
       <w:r>
         <w:rPr>
           <w:lang w:val="hi_IN" w:bidi="hi_IN"/>
         </w:rPr>
         <w:t xml:space="preserve">, </w:t>
       </w:r>
-      <w:hyperlink r:id="rId77">
-        <w:r>
-          <w:rPr>
-            <w:lang w:val="hi_IN" w:bidi="hi_IN"/>
-          </w:rPr>
-          <w:rPr>
-            <w:color w:val="0000EE"/>
-            <w:u w:val="single"/>
-          </w:rPr>
-          <w:t>14–21</w:t>
-        </w:r>
-      </w:hyperlink>
+      <w:r>
+        <w:rPr>
+          <w:lang w:val="hi_IN" w:bidi="hi_IN"/>
+        </w:rPr>
+        <w:t>14–21</w:t>
+      </w:r>
       <w:r>
         <w:rPr>
           <w:lang w:val="hi_IN" w:bidi="hi_IN"/>
@@ -3332,18 +2930,12 @@
         </w:rPr>
         <w:t xml:space="preserve"> (</w:t>
       </w:r>
-      <w:hyperlink r:id="rId74">
-        <w:r>
-          <w:rPr>
-            <w:lang w:val="hi_IN" w:bidi="hi_IN"/>
-          </w:rPr>
-          <w:rPr>
-            <w:color w:val="0000EE"/>
-            <w:u w:val="single"/>
-          </w:rPr>
-          <w:t>उत 14:5</w:t>
-        </w:r>
-      </w:hyperlink>
+      <w:r>
+        <w:rPr>
+          <w:lang w:val="hi_IN" w:bidi="hi_IN"/>
+        </w:rPr>
+        <w:t>उत 14:5</w:t>
+      </w:r>
       <w:r>
         <w:rPr>
           <w:lang w:val="hi_IN" w:bidi="hi_IN"/>
@@ -3410,36 +3002,24 @@
         </w:rPr>
         <w:t xml:space="preserve"> को आमतौर पर पलिश्तियों के साथ पहचाना जाता है (देखें </w:t>
       </w:r>
-      <w:hyperlink r:id="rId78">
-        <w:r>
-          <w:rPr>
-            <w:lang w:val="hi_IN" w:bidi="hi_IN"/>
-          </w:rPr>
-          <w:rPr>
-            <w:color w:val="0000EE"/>
-            <w:u w:val="single"/>
-          </w:rPr>
-          <w:t>उत 10:6–14</w:t>
-        </w:r>
-      </w:hyperlink>
+      <w:r>
+        <w:rPr>
+          <w:lang w:val="hi_IN" w:bidi="hi_IN"/>
+        </w:rPr>
+        <w:t>उत 10:6–14</w:t>
+      </w:r>
       <w:r>
         <w:rPr>
           <w:lang w:val="hi_IN" w:bidi="hi_IN"/>
         </w:rPr>
         <w:t xml:space="preserve">; </w:t>
       </w:r>
-      <w:hyperlink r:id="rId79">
-        <w:r>
-          <w:rPr>
-            <w:lang w:val="hi_IN" w:bidi="hi_IN"/>
-          </w:rPr>
-          <w:rPr>
-            <w:color w:val="0000EE"/>
-            <w:u w:val="single"/>
-          </w:rPr>
-          <w:t>1 इति 1:8–12</w:t>
-        </w:r>
-      </w:hyperlink>
+      <w:r>
+        <w:rPr>
+          <w:lang w:val="hi_IN" w:bidi="hi_IN"/>
+        </w:rPr>
+        <w:t>1 इति 1:8–12</w:t>
+      </w:r>
       <w:r>
         <w:rPr>
           <w:lang w:val="hi_IN" w:bidi="hi_IN"/>
@@ -3496,18 +3076,12 @@
         </w:rPr>
         <w:t xml:space="preserve">• अव्वियों को निचले भूमध्यसागरीय तटीय मैदान के स्वदेशी निवासी माना जाता था; उन्हें गाजा में पलिश्तियों की प्रारंभिक लहर द्वारा विस्थापित कर दिया गया था (तुलना करें </w:t>
       </w:r>
-      <w:hyperlink r:id="rId80">
-        <w:r>
-          <w:rPr>
-            <w:lang w:val="hi_IN" w:bidi="hi_IN"/>
-          </w:rPr>
-          <w:rPr>
-            <w:color w:val="0000EE"/>
-            <w:u w:val="single"/>
-          </w:rPr>
-          <w:t>यहो 13:2–4</w:t>
-        </w:r>
-      </w:hyperlink>
+      <w:r>
+        <w:rPr>
+          <w:lang w:val="hi_IN" w:bidi="hi_IN"/>
+        </w:rPr>
+        <w:t>यहो 13:2–4</w:t>
+      </w:r>
       <w:r>
         <w:rPr>
           <w:lang w:val="hi_IN" w:bidi="hi_IN"/>
@@ -3562,18 +3136,12 @@
         </w:rPr>
         <w:t xml:space="preserve">अर्नोन के नाले अर्नोन नदी द्वारा निर्मित गहरी घाटी है; यह कभी-कभी मोआब और एदोम के बीच की सीमा को चिह्नित करती थी (देखें </w:t>
       </w:r>
-      <w:hyperlink r:id="rId81">
-        <w:r>
-          <w:rPr>
-            <w:lang w:val="hi_IN" w:bidi="hi_IN"/>
-          </w:rPr>
-          <w:rPr>
-            <w:color w:val="0000EE"/>
-            <w:u w:val="single"/>
-          </w:rPr>
-          <w:t>गिन 21:13</w:t>
-        </w:r>
-      </w:hyperlink>
+      <w:r>
+        <w:rPr>
+          <w:lang w:val="hi_IN" w:bidi="hi_IN"/>
+        </w:rPr>
+        <w:t>गिन 21:13</w:t>
+      </w:r>
       <w:r>
         <w:rPr>
           <w:lang w:val="hi_IN" w:bidi="hi_IN"/>
@@ -3594,18 +3162,12 @@
         </w:rPr>
         <w:t xml:space="preserve">• अमोरी सिहोन ने यरदन के पूर्व, अर्नोन के उत्तर और अम्मोनी क्षेत्रों के दक्षिण को नियंत्रित किया (देखें </w:t>
       </w:r>
-      <w:hyperlink r:id="rId19">
-        <w:r>
-          <w:rPr>
-            <w:lang w:val="hi_IN" w:bidi="hi_IN"/>
-          </w:rPr>
-          <w:rPr>
-            <w:color w:val="0000EE"/>
-            <w:u w:val="single"/>
-          </w:rPr>
-          <w:t>गिन 21:21–35</w:t>
-        </w:r>
-      </w:hyperlink>
+      <w:r>
+        <w:rPr>
+          <w:lang w:val="hi_IN" w:bidi="hi_IN"/>
+        </w:rPr>
+        <w:t>गिन 21:21–35</w:t>
+      </w:r>
       <w:r>
         <w:rPr>
           <w:lang w:val="hi_IN" w:bidi="hi_IN"/>
@@ -3673,36 +3235,24 @@
         </w:rPr>
         <w:t>कदेमोत का जंगल संभवतः दीबोन और मत्ताना के बीच अर्नोन के नाले के उत्तर के क्षेत्र को संदर्भित करता है (</w:t>
       </w:r>
-      <w:hyperlink r:id="rId82">
-        <w:r>
-          <w:rPr>
-            <w:lang w:val="hi_IN" w:bidi="hi_IN"/>
-          </w:rPr>
-          <w:rPr>
-            <w:color w:val="0000EE"/>
-            <w:u w:val="single"/>
-          </w:rPr>
-          <w:t>यहो 13:18</w:t>
-        </w:r>
-      </w:hyperlink>
+      <w:r>
+        <w:rPr>
+          <w:lang w:val="hi_IN" w:bidi="hi_IN"/>
+        </w:rPr>
+        <w:t>यहो 13:18</w:t>
+      </w:r>
       <w:r>
         <w:rPr>
           <w:lang w:val="hi_IN" w:bidi="hi_IN"/>
         </w:rPr>
         <w:t xml:space="preserve">; </w:t>
       </w:r>
-      <w:hyperlink r:id="rId83">
-        <w:r>
-          <w:rPr>
-            <w:lang w:val="hi_IN" w:bidi="hi_IN"/>
-          </w:rPr>
-          <w:rPr>
-            <w:color w:val="0000EE"/>
-            <w:u w:val="single"/>
-          </w:rPr>
-          <w:t>21:37</w:t>
-        </w:r>
-      </w:hyperlink>
+      <w:r>
+        <w:rPr>
+          <w:lang w:val="hi_IN" w:bidi="hi_IN"/>
+        </w:rPr>
+        <w:t>21:37</w:t>
+      </w:r>
       <w:r>
         <w:rPr>
           <w:lang w:val="hi_IN" w:bidi="hi_IN"/>
@@ -3763,18 +3313,12 @@
         </w:rPr>
         <w:t xml:space="preserve">देखें </w:t>
       </w:r>
-      <w:hyperlink r:id="rId84">
-        <w:r>
-          <w:rPr>
-            <w:lang w:val="hi_IN" w:bidi="hi_IN"/>
-          </w:rPr>
-          <w:rPr>
-            <w:color w:val="0000EE"/>
-            <w:u w:val="single"/>
-          </w:rPr>
-          <w:t>गिन 21:21–32</w:t>
-        </w:r>
-      </w:hyperlink>
+      <w:r>
+        <w:rPr>
+          <w:lang w:val="hi_IN" w:bidi="hi_IN"/>
+        </w:rPr>
+        <w:t>गिन 21:21–32</w:t>
+      </w:r>
       <w:r>
         <w:rPr>
           <w:lang w:val="hi_IN" w:bidi="hi_IN"/>
@@ -3829,18 +3373,12 @@
         </w:rPr>
         <w:t>सन्दूक एक सोने का मढ़ा हुआ लकड़ी का संदूक था जिसमें पत्थर की पट्टिकाएँ थीं; इसे तम्बू या मंदिर (</w:t>
       </w:r>
-      <w:hyperlink r:id="rId85">
-        <w:r>
-          <w:rPr>
-            <w:lang w:val="hi_IN" w:bidi="hi_IN"/>
-          </w:rPr>
-          <w:rPr>
-            <w:color w:val="0000EE"/>
-            <w:u w:val="single"/>
-          </w:rPr>
-          <w:t>निर्ग 25:10</w:t>
-        </w:r>
-      </w:hyperlink>
+      <w:r>
+        <w:rPr>
+          <w:lang w:val="hi_IN" w:bidi="hi_IN"/>
+        </w:rPr>
+        <w:t>निर्ग 25:10</w:t>
+      </w:r>
       <w:r>
         <w:rPr>
           <w:lang w:val="hi_IN" w:bidi="hi_IN"/>
@@ -3883,18 +3421,12 @@
         </w:rPr>
         <w:t xml:space="preserve"> भी सन्दूक (</w:t>
       </w:r>
-      <w:hyperlink r:id="rId86">
-        <w:r>
-          <w:rPr>
-            <w:lang w:val="hi_IN" w:bidi="hi_IN"/>
-          </w:rPr>
-          <w:rPr>
-            <w:color w:val="0000EE"/>
-            <w:u w:val="single"/>
-          </w:rPr>
-          <w:t>इब्रा 9:4</w:t>
-        </w:r>
-      </w:hyperlink>
+      <w:r>
+        <w:rPr>
+          <w:lang w:val="hi_IN" w:bidi="hi_IN"/>
+        </w:rPr>
+        <w:t>इब्रा 9:4</w:t>
+      </w:r>
       <w:r>
         <w:rPr>
           <w:lang w:val="hi_IN" w:bidi="hi_IN"/>
@@ -4179,36 +3711,24 @@
         </w:rPr>
         <w:t>): यह अलंकार वाचा (</w:t>
       </w:r>
-      <w:hyperlink r:id="rId87">
-        <w:r>
-          <w:rPr>
-            <w:lang w:val="hi_IN" w:bidi="hi_IN"/>
-          </w:rPr>
-          <w:rPr>
-            <w:color w:val="0000EE"/>
-            <w:u w:val="single"/>
-          </w:rPr>
-          <w:t>उत 17:9–14</w:t>
-        </w:r>
-      </w:hyperlink>
+      <w:r>
+        <w:rPr>
+          <w:lang w:val="hi_IN" w:bidi="hi_IN"/>
+        </w:rPr>
+        <w:t>उत 17:9–14</w:t>
+      </w:r>
       <w:r>
         <w:rPr>
           <w:lang w:val="hi_IN" w:bidi="hi_IN"/>
         </w:rPr>
         <w:t xml:space="preserve">; </w:t>
       </w:r>
-      <w:hyperlink r:id="rId88">
-        <w:r>
-          <w:rPr>
-            <w:lang w:val="hi_IN" w:bidi="hi_IN"/>
-          </w:rPr>
-          <w:rPr>
-            <w:color w:val="0000EE"/>
-            <w:u w:val="single"/>
-          </w:rPr>
-          <w:t>रोम 2:28–29</w:t>
-        </w:r>
-      </w:hyperlink>
+      <w:r>
+        <w:rPr>
+          <w:lang w:val="hi_IN" w:bidi="hi_IN"/>
+        </w:rPr>
+        <w:t>रोम 2:28–29</w:t>
+      </w:r>
       <w:r>
         <w:rPr>
           <w:lang w:val="hi_IN" w:bidi="hi_IN"/>
@@ -4275,18 +3795,12 @@
         </w:rPr>
         <w:t xml:space="preserve">वाक्यांश अन्य देवताओं के अस्तित्व की पुष्टि नहीं करता; बल्कि, यह स्वर्ग और पृथ्वी की सभी शक्तियों पर परमेश्वर की पूर्ण सर्वश्रेष्ठता की पुष्टि करता है। इब्रानी शब्द 'एलोहिम', जिसका अनुवाद ईश्वरों के रूप में किया गया है, स्वर्गदूतों या अन्य शक्तिशाली प्राणियों (देखें </w:t>
       </w:r>
-      <w:hyperlink r:id="rId89">
-        <w:r>
-          <w:rPr>
-            <w:lang w:val="hi_IN" w:bidi="hi_IN"/>
-          </w:rPr>
-          <w:rPr>
-            <w:color w:val="0000EE"/>
-            <w:u w:val="single"/>
-          </w:rPr>
-          <w:t>भज 82:1</w:t>
-        </w:r>
-      </w:hyperlink>
+      <w:r>
+        <w:rPr>
+          <w:lang w:val="hi_IN" w:bidi="hi_IN"/>
+        </w:rPr>
+        <w:t>भज 82:1</w:t>
+      </w:r>
       <w:r>
         <w:rPr>
           <w:lang w:val="hi_IN" w:bidi="hi_IN"/>
@@ -4319,18 +3833,12 @@
         </w:rPr>
         <w:t xml:space="preserve">: परमेश्वर उन लोगों से प्रभावित नहीं होते जो शक्ति और प्रभाव रखते हैं, और इसलिए वह उन्हें कोई विशेषाधिकार (देखें </w:t>
       </w:r>
-      <w:hyperlink r:id="rId90">
-        <w:r>
-          <w:rPr>
-            <w:lang w:val="hi_IN" w:bidi="hi_IN"/>
-          </w:rPr>
-          <w:rPr>
-            <w:color w:val="0000EE"/>
-            <w:u w:val="single"/>
-          </w:rPr>
-          <w:t>व्य 1:17</w:t>
-        </w:r>
-      </w:hyperlink>
+      <w:r>
+        <w:rPr>
+          <w:lang w:val="hi_IN" w:bidi="hi_IN"/>
+        </w:rPr>
+        <w:t>व्य 1:17</w:t>
+      </w:r>
       <w:r>
         <w:rPr>
           <w:lang w:val="hi_IN" w:bidi="hi_IN"/>
@@ -4404,18 +3912,12 @@
         </w:rPr>
         <w:t>): “गैर-इस्राएलियों का एक समूह” (</w:t>
       </w:r>
-      <w:hyperlink r:id="rId91">
-        <w:r>
-          <w:rPr>
-            <w:lang w:val="hi_IN" w:bidi="hi_IN"/>
-          </w:rPr>
-          <w:rPr>
-            <w:color w:val="0000EE"/>
-            <w:u w:val="single"/>
-          </w:rPr>
-          <w:t>निर्ग 12:38</w:t>
-        </w:r>
-      </w:hyperlink>
+      <w:r>
+        <w:rPr>
+          <w:lang w:val="hi_IN" w:bidi="hi_IN"/>
+        </w:rPr>
+        <w:t>निर्ग 12:38</w:t>
+      </w:r>
       <w:r>
         <w:rPr>
           <w:lang w:val="hi_IN" w:bidi="hi_IN"/>
@@ -4537,18 +4039,12 @@
         </w:rPr>
         <w:t xml:space="preserve">: देखें </w:t>
       </w:r>
-      <w:hyperlink r:id="rId92">
-        <w:r>
-          <w:rPr>
-            <w:lang w:val="hi_IN" w:bidi="hi_IN"/>
-          </w:rPr>
-          <w:rPr>
-            <w:color w:val="0000EE"/>
-            <w:u w:val="single"/>
-          </w:rPr>
-          <w:t>गिन 16:1–40</w:t>
-        </w:r>
-      </w:hyperlink>
+      <w:r>
+        <w:rPr>
+          <w:lang w:val="hi_IN" w:bidi="hi_IN"/>
+        </w:rPr>
+        <w:t>गिन 16:1–40</w:t>
+      </w:r>
       <w:r>
         <w:rPr>
           <w:lang w:val="hi_IN" w:bidi="hi_IN"/>
@@ -4603,36 +4099,24 @@
         </w:rPr>
         <w:t xml:space="preserve">यहाँ मूसा ने वाचा की शर्तों (अध्याय </w:t>
       </w:r>
-      <w:hyperlink r:id="rId93">
-        <w:r>
-          <w:rPr>
-            <w:lang w:val="hi_IN" w:bidi="hi_IN"/>
-          </w:rPr>
-          <w:rPr>
-            <w:color w:val="0000EE"/>
-            <w:u w:val="single"/>
-          </w:rPr>
-          <w:t>5–11</w:t>
-        </w:r>
-      </w:hyperlink>
+      <w:r>
+        <w:rPr>
+          <w:lang w:val="hi_IN" w:bidi="hi_IN"/>
+        </w:rPr>
+        <w:t>5–11</w:t>
+      </w:r>
       <w:r>
         <w:rPr>
           <w:lang w:val="hi_IN" w:bidi="hi_IN"/>
         </w:rPr>
         <w:t xml:space="preserve">) के साथ श्रापों और आशीषों की एक सूची जोड़ी है, जो अध्याय </w:t>
       </w:r>
-      <w:hyperlink r:id="rId94">
-        <w:r>
-          <w:rPr>
-            <w:lang w:val="hi_IN" w:bidi="hi_IN"/>
-          </w:rPr>
-          <w:rPr>
-            <w:color w:val="0000EE"/>
-            <w:u w:val="single"/>
-          </w:rPr>
-          <w:t>27–28</w:t>
-        </w:r>
-      </w:hyperlink>
+      <w:r>
+        <w:rPr>
+          <w:lang w:val="hi_IN" w:bidi="hi_IN"/>
+        </w:rPr>
+        <w:t>27–28</w:t>
+      </w:r>
       <w:r>
         <w:rPr>
           <w:lang w:val="hi_IN" w:bidi="hi_IN"/>
@@ -4753,54 +4237,36 @@
         </w:rPr>
         <w:t xml:space="preserve">): यह विचार किसी क्षेत्र पर पैर रखकर या उसमें चलकर उस पर दावा करने का सुझाव देता है (देखें </w:t>
       </w:r>
-      <w:hyperlink r:id="rId95">
-        <w:r>
-          <w:rPr>
-            <w:lang w:val="hi_IN" w:bidi="hi_IN"/>
-          </w:rPr>
-          <w:rPr>
-            <w:color w:val="0000EE"/>
-            <w:u w:val="single"/>
-          </w:rPr>
-          <w:t>उत 13:17</w:t>
-        </w:r>
-      </w:hyperlink>
+      <w:r>
+        <w:rPr>
+          <w:lang w:val="hi_IN" w:bidi="hi_IN"/>
+        </w:rPr>
+        <w:t>उत 13:17</w:t>
+      </w:r>
       <w:r>
         <w:rPr>
           <w:lang w:val="hi_IN" w:bidi="hi_IN"/>
         </w:rPr>
         <w:t xml:space="preserve">; </w:t>
       </w:r>
-      <w:hyperlink r:id="rId96">
-        <w:r>
-          <w:rPr>
-            <w:lang w:val="hi_IN" w:bidi="hi_IN"/>
-          </w:rPr>
-          <w:rPr>
-            <w:color w:val="0000EE"/>
-            <w:u w:val="single"/>
-          </w:rPr>
-          <w:t>यहो 1:3</w:t>
-        </w:r>
-      </w:hyperlink>
+      <w:r>
+        <w:rPr>
+          <w:lang w:val="hi_IN" w:bidi="hi_IN"/>
+        </w:rPr>
+        <w:t>यहो 1:3</w:t>
+      </w:r>
       <w:r>
         <w:rPr>
           <w:lang w:val="hi_IN" w:bidi="hi_IN"/>
         </w:rPr>
         <w:t xml:space="preserve">; </w:t>
       </w:r>
-      <w:hyperlink r:id="rId97">
-        <w:r>
-          <w:rPr>
-            <w:lang w:val="hi_IN" w:bidi="hi_IN"/>
-          </w:rPr>
-          <w:rPr>
-            <w:color w:val="0000EE"/>
-            <w:u w:val="single"/>
-          </w:rPr>
-          <w:t>14:9</w:t>
-        </w:r>
-      </w:hyperlink>
+      <w:r>
+        <w:rPr>
+          <w:lang w:val="hi_IN" w:bidi="hi_IN"/>
+        </w:rPr>
+        <w:t>14:9</w:t>
+      </w:r>
       <w:r>
         <w:rPr>
           <w:lang w:val="hi_IN" w:bidi="hi_IN"/>
@@ -4861,18 +4327,12 @@
         </w:rPr>
         <w:t xml:space="preserve">वाचा के संदर्भ में, आशीष आज्ञाकारिता का परिणाम है, जबकि अभिशाप अनाज्ञाकारिता का परिणाम है (देखें अध्याय </w:t>
       </w:r>
-      <w:hyperlink r:id="rId94">
-        <w:r>
-          <w:rPr>
-            <w:lang w:val="hi_IN" w:bidi="hi_IN"/>
-          </w:rPr>
-          <w:rPr>
-            <w:color w:val="0000EE"/>
-            <w:u w:val="single"/>
-          </w:rPr>
-          <w:t>27–28</w:t>
-        </w:r>
-      </w:hyperlink>
+      <w:r>
+        <w:rPr>
+          <w:lang w:val="hi_IN" w:bidi="hi_IN"/>
+        </w:rPr>
+        <w:t>27–28</w:t>
+      </w:r>
       <w:r>
         <w:rPr>
           <w:lang w:val="hi_IN" w:bidi="hi_IN"/>
@@ -4933,18 +4393,12 @@
         </w:rPr>
         <w:t xml:space="preserve"> एक प्रमुख पहाड़ी है जो शेकेम के ठीक पश्चिम में स्थित है। बाद के समय में, सामरी लोगों ने वहां एक मंदिर बनाया (तुलना करें </w:t>
       </w:r>
-      <w:hyperlink r:id="rId98">
-        <w:r>
-          <w:rPr>
-            <w:lang w:val="hi_IN" w:bidi="hi_IN"/>
-          </w:rPr>
-          <w:rPr>
-            <w:color w:val="0000EE"/>
-            <w:u w:val="single"/>
-          </w:rPr>
-          <w:t>यूह 4:20</w:t>
-        </w:r>
-      </w:hyperlink>
+      <w:r>
+        <w:rPr>
+          <w:lang w:val="hi_IN" w:bidi="hi_IN"/>
+        </w:rPr>
+        <w:t>यूह 4:20</w:t>
+      </w:r>
       <w:r>
         <w:rPr>
           <w:lang w:val="hi_IN" w:bidi="hi_IN"/>
@@ -5025,18 +4479,12 @@
         </w:rPr>
         <w:t>गिलगाल वह स्थान था जहां इस्राएलियों ने यरदन नदी पार (</w:t>
       </w:r>
-      <w:hyperlink r:id="rId99">
-        <w:r>
-          <w:rPr>
-            <w:lang w:val="hi_IN" w:bidi="hi_IN"/>
-          </w:rPr>
-          <w:rPr>
-            <w:color w:val="0000EE"/>
-            <w:u w:val="single"/>
-          </w:rPr>
-          <w:t>यहो 4:19</w:t>
-        </w:r>
-      </w:hyperlink>
+      <w:r>
+        <w:rPr>
+          <w:lang w:val="hi_IN" w:bidi="hi_IN"/>
+        </w:rPr>
+        <w:t>यहो 4:19</w:t>
+      </w:r>
       <w:r>
         <w:rPr>
           <w:lang w:val="hi_IN" w:bidi="hi_IN"/>
@@ -5069,36 +4517,24 @@
         </w:rPr>
         <w:t xml:space="preserve"> शेकेम के पास थे; वे वही स्थान थे जहाँ अब्राम ने कनान में अपना पहला डेरा डाला था (</w:t>
       </w:r>
-      <w:hyperlink r:id="rId100">
-        <w:r>
-          <w:rPr>
-            <w:lang w:val="hi_IN" w:bidi="hi_IN"/>
-          </w:rPr>
-          <w:rPr>
-            <w:color w:val="0000EE"/>
-            <w:u w:val="single"/>
-          </w:rPr>
-          <w:t>उत 12:6</w:t>
-        </w:r>
-      </w:hyperlink>
+      <w:r>
+        <w:rPr>
+          <w:lang w:val="hi_IN" w:bidi="hi_IN"/>
+        </w:rPr>
+        <w:t>उत 12:6</w:t>
+      </w:r>
       <w:r>
         <w:rPr>
           <w:lang w:val="hi_IN" w:bidi="hi_IN"/>
         </w:rPr>
         <w:t>) और जहां याकूब ने बाद में लाबान की मूर्तियों को दफनाया (</w:t>
       </w:r>
-      <w:hyperlink r:id="rId101">
-        <w:r>
-          <w:rPr>
-            <w:lang w:val="hi_IN" w:bidi="hi_IN"/>
-          </w:rPr>
-          <w:rPr>
-            <w:color w:val="0000EE"/>
-            <w:u w:val="single"/>
-          </w:rPr>
-          <w:t>उत 35:4</w:t>
-        </w:r>
-      </w:hyperlink>
+      <w:r>
+        <w:rPr>
+          <w:lang w:val="hi_IN" w:bidi="hi_IN"/>
+        </w:rPr>
+        <w:t>उत 35:4</w:t>
+      </w:r>
       <w:r>
         <w:rPr>
           <w:lang w:val="hi_IN" w:bidi="hi_IN"/>
@@ -5153,18 +4589,12 @@
         </w:rPr>
         <w:t>मूसा ने वाचा के सिद्धांतों (</w:t>
       </w:r>
-      <w:hyperlink r:id="rId93">
-        <w:r>
-          <w:rPr>
-            <w:lang w:val="hi_IN" w:bidi="hi_IN"/>
-          </w:rPr>
-          <w:rPr>
-            <w:color w:val="0000EE"/>
-            <w:u w:val="single"/>
-          </w:rPr>
-          <w:t>5:1–11:32</w:t>
-        </w:r>
-      </w:hyperlink>
+      <w:r>
+        <w:rPr>
+          <w:lang w:val="hi_IN" w:bidi="hi_IN"/>
+        </w:rPr>
+        <w:t>5:1–11:32</w:t>
+      </w:r>
       <w:r>
         <w:rPr>
           <w:lang w:val="hi_IN" w:bidi="hi_IN"/>
@@ -5225,18 +4655,12 @@
         </w:rPr>
         <w:t xml:space="preserve">: कनानी लोगों ने आराधना स्थलों के लिए पेड़ों के झुरमुटों को चुना क्योंकि उनकी हरी-भरी पत्तियां उर्वरता को दर्शाती थीं। कभी-कभी पेड़ों को लकड़ी के खंभों के रूप में आकार दिया जाता था और उन्हें देवी माँ, अशेरा की पूजा के लिए समर्पित किया जाता था(देखें </w:t>
       </w:r>
-      <w:hyperlink r:id="rId102">
-        <w:r>
-          <w:rPr>
-            <w:lang w:val="hi_IN" w:bidi="hi_IN"/>
-          </w:rPr>
-          <w:rPr>
-            <w:color w:val="0000EE"/>
-            <w:u w:val="single"/>
-          </w:rPr>
-          <w:t>7:5</w:t>
-        </w:r>
-      </w:hyperlink>
+      <w:r>
+        <w:rPr>
+          <w:lang w:val="hi_IN" w:bidi="hi_IN"/>
+        </w:rPr>
+        <w:t>7:5</w:t>
+      </w:r>
       <w:r>
         <w:rPr>
           <w:lang w:val="hi_IN" w:bidi="hi_IN"/>
@@ -5409,18 +4833,12 @@
         </w:rPr>
         <w:t xml:space="preserve">उसका नाम सम्मानित किया जाएगा: यहोवा का नाम स्वयं यहोवा का प्रतिनिधित्व करता है। परमेश्वर ने अपने लोगों के बीच एक विशेष स्थान पर रहकर अपना नाम वहां स्थापित किया (देखें </w:t>
       </w:r>
-      <w:hyperlink r:id="rId103">
-        <w:r>
-          <w:rPr>
-            <w:lang w:val="hi_IN" w:bidi="hi_IN"/>
-          </w:rPr>
-          <w:rPr>
-            <w:color w:val="0000EE"/>
-            <w:u w:val="single"/>
-          </w:rPr>
-          <w:t>निर्ग 3:13–14</w:t>
-        </w:r>
-      </w:hyperlink>
+      <w:r>
+        <w:rPr>
+          <w:lang w:val="hi_IN" w:bidi="hi_IN"/>
+        </w:rPr>
+        <w:t>निर्ग 3:13–14</w:t>
+      </w:r>
       <w:r>
         <w:rPr>
           <w:lang w:val="hi_IN" w:bidi="hi_IN"/>
@@ -5541,36 +4959,24 @@
         </w:rPr>
         <w:t xml:space="preserve">जैसा चाहो वैसा करो: निर्गमन तक, इस्राएली शायद मिस्र में कई मंदिरों में आराधना करते थे। तंबू के निर्माण के साथ, आराधना को केंद्रीकृत किया गया और बाद में मंदिर के निर्माण के साथ ऐसा ही रहा। भविष्य में, समुदाय को निर्दिष्ट अवसरों पर सामूहिक रूप से केंद्रीय पवित्र स्थान पर परमेश्वर की पूजा करने के लिए एकत्रित होना आवश्यक होगा, हालांकि व्यक्तियों, परिवारों और यहां तक कि नगरों द्वारा स्थानीय आराधना जारी रहेगी (देखें </w:t>
       </w:r>
-      <w:hyperlink r:id="rId104">
-        <w:r>
-          <w:rPr>
-            <w:lang w:val="hi_IN" w:bidi="hi_IN"/>
-          </w:rPr>
-          <w:rPr>
-            <w:color w:val="0000EE"/>
-            <w:u w:val="single"/>
-          </w:rPr>
-          <w:t>निर्ग 20:24–26</w:t>
-        </w:r>
-      </w:hyperlink>
+      <w:r>
+        <w:rPr>
+          <w:lang w:val="hi_IN" w:bidi="hi_IN"/>
+        </w:rPr>
+        <w:t>निर्ग 20:24–26</w:t>
+      </w:r>
       <w:r>
         <w:rPr>
           <w:lang w:val="hi_IN" w:bidi="hi_IN"/>
         </w:rPr>
         <w:t xml:space="preserve">; </w:t>
       </w:r>
-      <w:hyperlink r:id="rId105">
-        <w:r>
-          <w:rPr>
-            <w:lang w:val="hi_IN" w:bidi="hi_IN"/>
-          </w:rPr>
-          <w:rPr>
-            <w:color w:val="0000EE"/>
-            <w:u w:val="single"/>
-          </w:rPr>
-          <w:t>1 शमू 9:11–14</w:t>
-        </w:r>
-      </w:hyperlink>
+      <w:r>
+        <w:rPr>
+          <w:lang w:val="hi_IN" w:bidi="hi_IN"/>
+        </w:rPr>
+        <w:t>1 शमू 9:11–14</w:t>
+      </w:r>
       <w:r>
         <w:rPr>
           <w:lang w:val="hi_IN" w:bidi="hi_IN"/>
@@ -5625,36 +5031,24 @@
         </w:rPr>
         <w:t>याकूब के पुत्र लेवी के वंशज लेवियों को इस्राएल के धार्मिक जीवन में पूरे समय यहोवा की सेवा करने के लिए अलग रखा गया था (</w:t>
       </w:r>
-      <w:hyperlink r:id="rId106">
-        <w:r>
-          <w:rPr>
-            <w:lang w:val="hi_IN" w:bidi="hi_IN"/>
-          </w:rPr>
-          <w:rPr>
-            <w:color w:val="0000EE"/>
-            <w:u w:val="single"/>
-          </w:rPr>
-          <w:t>गिन 18:1–7</w:t>
-        </w:r>
-      </w:hyperlink>
+      <w:r>
+        <w:rPr>
+          <w:lang w:val="hi_IN" w:bidi="hi_IN"/>
+        </w:rPr>
+        <w:t>गिन 18:1–7</w:t>
+      </w:r>
       <w:r>
         <w:rPr>
           <w:lang w:val="hi_IN" w:bidi="hi_IN"/>
         </w:rPr>
         <w:t>)। लेवियों का मुख्य कार्य विभिन्न जिम्मेदारियों में याजकों की सहायता करना था। क्योंकि याजक और लेवी सांसारिक कार्यों में संलग्न नहीं हो सकते थे, वे अपनी आजीविका के लिए इस्राएल की अन्य कुटुंबों की उदारता पर निर्भर थे (</w:t>
       </w:r>
-      <w:hyperlink r:id="rId107">
-        <w:r>
-          <w:rPr>
-            <w:lang w:val="hi_IN" w:bidi="hi_IN"/>
-          </w:rPr>
-          <w:rPr>
-            <w:color w:val="0000EE"/>
-            <w:u w:val="single"/>
-          </w:rPr>
-          <w:t>गिन 18:21–24</w:t>
-        </w:r>
-      </w:hyperlink>
+      <w:r>
+        <w:rPr>
+          <w:lang w:val="hi_IN" w:bidi="hi_IN"/>
+        </w:rPr>
+        <w:t>गिन 18:21–24</w:t>
+      </w:r>
       <w:r>
         <w:rPr>
           <w:lang w:val="hi_IN" w:bidi="hi_IN"/>
@@ -5771,54 +5165,36 @@
         </w:rPr>
         <w:t>लहू का सेवन करने पर प्रतिबन्ध बलि के पशुओं और मांस के लिए मारे गए पशुओं दोनों पर लागू होता था। चूँकि यह जीवन का प्रतीक था, इसलिए लहू पवित्र था और इसे केवल परमेश्वर को अर्पित किया जाना था। यह सिद्धांत सृष्टि में अंतर्निहित है और व्यवस्था से पहले था (</w:t>
       </w:r>
-      <w:hyperlink r:id="rId108">
-        <w:r>
-          <w:rPr>
-            <w:lang w:val="hi_IN" w:bidi="hi_IN"/>
-          </w:rPr>
-          <w:rPr>
-            <w:color w:val="0000EE"/>
-            <w:u w:val="single"/>
-          </w:rPr>
-          <w:t>उत 4:10–11</w:t>
-        </w:r>
-      </w:hyperlink>
+      <w:r>
+        <w:rPr>
+          <w:lang w:val="hi_IN" w:bidi="hi_IN"/>
+        </w:rPr>
+        <w:t>उत 4:10–11</w:t>
+      </w:r>
       <w:r>
         <w:rPr>
           <w:lang w:val="hi_IN" w:bidi="hi_IN"/>
         </w:rPr>
         <w:t xml:space="preserve">; </w:t>
       </w:r>
-      <w:hyperlink r:id="rId109">
-        <w:r>
-          <w:rPr>
-            <w:lang w:val="hi_IN" w:bidi="hi_IN"/>
-          </w:rPr>
-          <w:rPr>
-            <w:color w:val="0000EE"/>
-            <w:u w:val="single"/>
-          </w:rPr>
-          <w:t>9:4–6</w:t>
-        </w:r>
-      </w:hyperlink>
+      <w:r>
+        <w:rPr>
+          <w:lang w:val="hi_IN" w:bidi="hi_IN"/>
+        </w:rPr>
+        <w:t>9:4–6</w:t>
+      </w:r>
       <w:r>
         <w:rPr>
           <w:lang w:val="hi_IN" w:bidi="hi_IN"/>
         </w:rPr>
         <w:t xml:space="preserve">; </w:t>
       </w:r>
-      <w:hyperlink r:id="rId110">
-        <w:r>
-          <w:rPr>
-            <w:lang w:val="hi_IN" w:bidi="hi_IN"/>
-          </w:rPr>
-          <w:rPr>
-            <w:color w:val="0000EE"/>
-            <w:u w:val="single"/>
-          </w:rPr>
-          <w:t>लैव्य 17:11</w:t>
-        </w:r>
-      </w:hyperlink>
+      <w:r>
+        <w:rPr>
+          <w:lang w:val="hi_IN" w:bidi="hi_IN"/>
+        </w:rPr>
+        <w:t>लैव्य 17:11</w:t>
+      </w:r>
       <w:r>
         <w:rPr>
           <w:lang w:val="hi_IN" w:bidi="hi_IN"/>
@@ -5933,72 +5309,48 @@
         </w:rPr>
         <w:t xml:space="preserve">तूम वध कर सकते हो: क्योंकि एक जानवर का लहू पवित्र माना जाता था (देखें </w:t>
       </w:r>
-      <w:hyperlink r:id="rId109">
-        <w:r>
-          <w:rPr>
-            <w:lang w:val="hi_IN" w:bidi="hi_IN"/>
-          </w:rPr>
-          <w:rPr>
-            <w:color w:val="0000EE"/>
-            <w:u w:val="single"/>
-          </w:rPr>
-          <w:t>उत 9:4–6</w:t>
-        </w:r>
-      </w:hyperlink>
+      <w:r>
+        <w:rPr>
+          <w:lang w:val="hi_IN" w:bidi="hi_IN"/>
+        </w:rPr>
+        <w:t>उत 9:4–6</w:t>
+      </w:r>
       <w:r>
         <w:rPr>
           <w:lang w:val="hi_IN" w:bidi="hi_IN"/>
         </w:rPr>
         <w:t xml:space="preserve">), यहां तक कि मानव उपभोग के लिए मांस को भी केंद्रीय आराधना स्थल पर वध किया जाना चाहिए था यदि यह व्यावहारिक था (तुलना करें </w:t>
       </w:r>
-      <w:hyperlink r:id="rId111">
-        <w:r>
-          <w:rPr>
-            <w:lang w:val="hi_IN" w:bidi="hi_IN"/>
-          </w:rPr>
-          <w:rPr>
-            <w:color w:val="0000EE"/>
-            <w:u w:val="single"/>
-          </w:rPr>
-          <w:t>लैव्य 17:8–9</w:t>
-        </w:r>
-      </w:hyperlink>
+      <w:r>
+        <w:rPr>
+          <w:lang w:val="hi_IN" w:bidi="hi_IN"/>
+        </w:rPr>
+        <w:t>लैव्य 17:8–9</w:t>
+      </w:r>
       <w:r>
         <w:rPr>
           <w:lang w:val="hi_IN" w:bidi="hi_IN"/>
         </w:rPr>
         <w:t>); यदि नहीं, तो जानवर को स्थानीय रूप से बलिदान किया जा सकता था, लेकिन लहू को अभी भी धार्मिक रूप से उपयुक्त तरीके से समाप्त करना पड़ता था (</w:t>
       </w:r>
-      <w:hyperlink r:id="rId112">
-        <w:r>
-          <w:rPr>
-            <w:lang w:val="hi_IN" w:bidi="hi_IN"/>
-          </w:rPr>
-          <w:rPr>
-            <w:color w:val="0000EE"/>
-            <w:u w:val="single"/>
-          </w:rPr>
-          <w:t>व्य 12:23–25</w:t>
-        </w:r>
-      </w:hyperlink>
+      <w:r>
+        <w:rPr>
+          <w:lang w:val="hi_IN" w:bidi="hi_IN"/>
+        </w:rPr>
+        <w:t>व्य 12:23–25</w:t>
+      </w:r>
       <w:r>
         <w:rPr>
           <w:lang w:val="hi_IN" w:bidi="hi_IN"/>
         </w:rPr>
         <w:t xml:space="preserve">; तुलना करें </w:t>
       </w:r>
-      <w:hyperlink r:id="rId113">
-        <w:r>
-          <w:rPr>
-            <w:lang w:val="hi_IN" w:bidi="hi_IN"/>
-          </w:rPr>
-          <w:rPr>
-            <w:color w:val="0000EE"/>
-            <w:u w:val="single"/>
-          </w:rPr>
-          <w:t>लैव्य 17:10–12</w:t>
-        </w:r>
-      </w:hyperlink>
+      <w:r>
+        <w:rPr>
+          <w:lang w:val="hi_IN" w:bidi="hi_IN"/>
+        </w:rPr>
+        <w:t>लैव्य 17:10–12</w:t>
+      </w:r>
       <w:r>
         <w:rPr>
           <w:lang w:val="hi_IN" w:bidi="hi_IN"/>
@@ -6065,18 +5417,12 @@
         </w:rPr>
         <w:t xml:space="preserve">: इस अलंकार में, साधन (रक्त) को प्रभाव (जीवन) के साथ समान किया गया है। चूँकि जीवन पवित्र है, इसलिए इसका वाहन, लहू भी पवित्र है (यह भी देखें </w:t>
       </w:r>
-      <w:hyperlink r:id="rId110">
-        <w:r>
-          <w:rPr>
-            <w:lang w:val="hi_IN" w:bidi="hi_IN"/>
-          </w:rPr>
-          <w:rPr>
-            <w:color w:val="0000EE"/>
-            <w:u w:val="single"/>
-          </w:rPr>
-          <w:t>लैव्य 17:11</w:t>
-        </w:r>
-      </w:hyperlink>
+      <w:r>
+        <w:rPr>
+          <w:lang w:val="hi_IN" w:bidi="hi_IN"/>
+        </w:rPr>
+        <w:t>लैव्य 17:11</w:t>
+      </w:r>
       <w:r>
         <w:rPr>
           <w:lang w:val="hi_IN" w:bidi="hi_IN"/>
@@ -6143,18 +5489,12 @@
         </w:rPr>
         <w:t xml:space="preserve">: अपवाद होमबलि में चढ़ाया गया मांस था, जिसे यहोवा को समर्पित किया जाता था और पूरी तरह से आग में भस्म किया जाता था (देखें </w:t>
       </w:r>
-      <w:hyperlink r:id="rId114">
-        <w:r>
-          <w:rPr>
-            <w:lang w:val="hi_IN" w:bidi="hi_IN"/>
-          </w:rPr>
-          <w:rPr>
-            <w:color w:val="0000EE"/>
-            <w:u w:val="single"/>
-          </w:rPr>
-          <w:t>लैव्य 1:3–17</w:t>
-        </w:r>
-      </w:hyperlink>
+      <w:r>
+        <w:rPr>
+          <w:lang w:val="hi_IN" w:bidi="hi_IN"/>
+        </w:rPr>
+        <w:t>लैव्य 1:3–17</w:t>
+      </w:r>
       <w:r>
         <w:rPr>
           <w:lang w:val="hi_IN" w:bidi="hi_IN"/>
@@ -6221,72 +5561,48 @@
         </w:rPr>
         <w:t>उनके बेटे-बेटियों को जला दो: मानव बलि प्राचीन मूर्तिपूजक धर्मों की सबसे घृणित प्रथाओं में से एक थी। अम्मोनियों का मानना था कि उनके देवता मोलेक को अपने उपासकों से ऐसी बलि की आवश्यकता होती है (</w:t>
       </w:r>
-      <w:hyperlink r:id="rId115">
-        <w:r>
-          <w:rPr>
-            <w:lang w:val="hi_IN" w:bidi="hi_IN"/>
-          </w:rPr>
-          <w:rPr>
-            <w:color w:val="0000EE"/>
-            <w:u w:val="single"/>
-          </w:rPr>
-          <w:t>लैव्य 18:21</w:t>
-        </w:r>
-      </w:hyperlink>
+      <w:r>
+        <w:rPr>
+          <w:lang w:val="hi_IN" w:bidi="hi_IN"/>
+        </w:rPr>
+        <w:t>लैव्य 18:21</w:t>
+      </w:r>
       <w:r>
         <w:rPr>
           <w:lang w:val="hi_IN" w:bidi="hi_IN"/>
         </w:rPr>
         <w:t xml:space="preserve">; </w:t>
       </w:r>
-      <w:hyperlink r:id="rId116">
-        <w:r>
-          <w:rPr>
-            <w:lang w:val="hi_IN" w:bidi="hi_IN"/>
-          </w:rPr>
-          <w:rPr>
-            <w:color w:val="0000EE"/>
-            <w:u w:val="single"/>
-          </w:rPr>
-          <w:t>20:2</w:t>
-        </w:r>
-      </w:hyperlink>
+      <w:r>
+        <w:rPr>
+          <w:lang w:val="hi_IN" w:bidi="hi_IN"/>
+        </w:rPr>
+        <w:t>20:2</w:t>
+      </w:r>
       <w:r>
         <w:rPr>
           <w:lang w:val="hi_IN" w:bidi="hi_IN"/>
         </w:rPr>
         <w:t xml:space="preserve">; </w:t>
       </w:r>
-      <w:hyperlink r:id="rId117">
-        <w:r>
-          <w:rPr>
-            <w:lang w:val="hi_IN" w:bidi="hi_IN"/>
-          </w:rPr>
-          <w:rPr>
-            <w:color w:val="0000EE"/>
-            <w:u w:val="single"/>
-          </w:rPr>
-          <w:t>2 रा 23:10</w:t>
-        </w:r>
-      </w:hyperlink>
+      <w:r>
+        <w:rPr>
+          <w:lang w:val="hi_IN" w:bidi="hi_IN"/>
+        </w:rPr>
+        <w:t>2 रा 23:10</w:t>
+      </w:r>
       <w:r>
         <w:rPr>
           <w:lang w:val="hi_IN" w:bidi="hi_IN"/>
         </w:rPr>
         <w:t xml:space="preserve">; </w:t>
       </w:r>
-      <w:hyperlink r:id="rId118">
-        <w:r>
-          <w:rPr>
-            <w:lang w:val="hi_IN" w:bidi="hi_IN"/>
-          </w:rPr>
-          <w:rPr>
-            <w:color w:val="0000EE"/>
-            <w:u w:val="single"/>
-          </w:rPr>
-          <w:t>यिर्म 32:35</w:t>
-        </w:r>
-      </w:hyperlink>
+      <w:r>
+        <w:rPr>
+          <w:lang w:val="hi_IN" w:bidi="hi_IN"/>
+        </w:rPr>
+        <w:t>यिर्म 32:35</w:t>
+      </w:r>
       <w:r>
         <w:rPr>
           <w:lang w:val="hi_IN" w:bidi="hi_IN"/>
@@ -6341,72 +5657,48 @@
         </w:rPr>
         <w:t xml:space="preserve">परमेश्वर ने उन लोगों में आश्चर्य और विश्वास पैदा करने के लिए चिह्न और चमत्कार किए जिन्होंने उन्हें देखा (देखें </w:t>
       </w:r>
-      <w:hyperlink r:id="rId119">
-        <w:r>
-          <w:rPr>
-            <w:lang w:val="hi_IN" w:bidi="hi_IN"/>
-          </w:rPr>
-          <w:rPr>
-            <w:color w:val="0000EE"/>
-            <w:u w:val="single"/>
-          </w:rPr>
-          <w:t>6:22</w:t>
-        </w:r>
-      </w:hyperlink>
+      <w:r>
+        <w:rPr>
+          <w:lang w:val="hi_IN" w:bidi="hi_IN"/>
+        </w:rPr>
+        <w:t>6:22</w:t>
+      </w:r>
       <w:r>
         <w:rPr>
           <w:lang w:val="hi_IN" w:bidi="hi_IN"/>
         </w:rPr>
         <w:t xml:space="preserve">)। झूठे भविष्यवक्ता और जादूगर इन करतबों की कुछ हद तक नकल करने में सक्षम थे और इस प्रकार कभी-कभी परमेश्वर के लोगों को गुमराह कर देते थे (देखें </w:t>
       </w:r>
-      <w:hyperlink r:id="rId120">
-        <w:r>
-          <w:rPr>
-            <w:lang w:val="hi_IN" w:bidi="hi_IN"/>
-          </w:rPr>
-          <w:rPr>
-            <w:color w:val="0000EE"/>
-            <w:u w:val="single"/>
-          </w:rPr>
-          <w:t>निर्ग 7:11</w:t>
-        </w:r>
-      </w:hyperlink>
+      <w:r>
+        <w:rPr>
+          <w:lang w:val="hi_IN" w:bidi="hi_IN"/>
+        </w:rPr>
+        <w:t>निर्ग 7:11</w:t>
+      </w:r>
       <w:r>
         <w:rPr>
           <w:lang w:val="hi_IN" w:bidi="hi_IN"/>
         </w:rPr>
         <w:t xml:space="preserve">, </w:t>
       </w:r>
-      <w:hyperlink r:id="rId121">
-        <w:r>
-          <w:rPr>
-            <w:lang w:val="hi_IN" w:bidi="hi_IN"/>
-          </w:rPr>
-          <w:rPr>
-            <w:color w:val="0000EE"/>
-            <w:u w:val="single"/>
-          </w:rPr>
-          <w:t>22</w:t>
-        </w:r>
-      </w:hyperlink>
+      <w:r>
+        <w:rPr>
+          <w:lang w:val="hi_IN" w:bidi="hi_IN"/>
+        </w:rPr>
+        <w:t>22</w:t>
+      </w:r>
       <w:r>
         <w:rPr>
           <w:lang w:val="hi_IN" w:bidi="hi_IN"/>
         </w:rPr>
         <w:t xml:space="preserve">; </w:t>
       </w:r>
-      <w:hyperlink r:id="rId122">
-        <w:r>
-          <w:rPr>
-            <w:lang w:val="hi_IN" w:bidi="hi_IN"/>
-          </w:rPr>
-          <w:rPr>
-            <w:color w:val="0000EE"/>
-            <w:u w:val="single"/>
-          </w:rPr>
-          <w:t>8:7</w:t>
-        </w:r>
-      </w:hyperlink>
+      <w:r>
+        <w:rPr>
+          <w:lang w:val="hi_IN" w:bidi="hi_IN"/>
+        </w:rPr>
+        <w:t>8:7</w:t>
+      </w:r>
       <w:r>
         <w:rPr>
           <w:lang w:val="hi_IN" w:bidi="hi_IN"/>
@@ -6556,36 +5848,24 @@
         </w:rPr>
         <w:t xml:space="preserve">): परमेश्वर चाहते थे कि झूठे भविष्यद्वक्ताओं को पूरी तरह से मिटा दिया जाए, ताकि उनके बुरे तरीकों का कोई अवशेष न बचे। यह भी देखें </w:t>
       </w:r>
-      <w:hyperlink r:id="rId123">
-        <w:r>
-          <w:rPr>
-            <w:lang w:val="hi_IN" w:bidi="hi_IN"/>
-          </w:rPr>
-          <w:rPr>
-            <w:color w:val="0000EE"/>
-            <w:u w:val="single"/>
-          </w:rPr>
-          <w:t>17:12</w:t>
-        </w:r>
-      </w:hyperlink>
+      <w:r>
+        <w:rPr>
+          <w:lang w:val="hi_IN" w:bidi="hi_IN"/>
+        </w:rPr>
+        <w:t>17:12</w:t>
+      </w:r>
       <w:r>
         <w:rPr>
           <w:lang w:val="hi_IN" w:bidi="hi_IN"/>
         </w:rPr>
         <w:t xml:space="preserve">; </w:t>
       </w:r>
-      <w:hyperlink r:id="rId124">
-        <w:r>
-          <w:rPr>
-            <w:lang w:val="hi_IN" w:bidi="hi_IN"/>
-          </w:rPr>
-          <w:rPr>
-            <w:color w:val="0000EE"/>
-            <w:u w:val="single"/>
-          </w:rPr>
-          <w:t>19:13</w:t>
-        </w:r>
-      </w:hyperlink>
+      <w:r>
+        <w:rPr>
+          <w:lang w:val="hi_IN" w:bidi="hi_IN"/>
+        </w:rPr>
+        <w:t>19:13</w:t>
+      </w:r>
       <w:r>
         <w:rPr>
           <w:lang w:val="hi_IN" w:bidi="hi_IN"/>
@@ -6688,36 +5968,24 @@
         </w:rPr>
         <w:t>पहला झटका खुद ही मारो: क्योंकि दोषी पक्ष अपने ही परिवार के सदस्य होंगे (</w:t>
       </w:r>
-      <w:hyperlink r:id="rId125">
-        <w:r>
-          <w:rPr>
-            <w:lang w:val="hi_IN" w:bidi="hi_IN"/>
-          </w:rPr>
-          <w:rPr>
-            <w:color w:val="0000EE"/>
-            <w:u w:val="single"/>
-          </w:rPr>
-          <w:t>13:6</w:t>
-        </w:r>
-      </w:hyperlink>
+      <w:r>
+        <w:rPr>
+          <w:lang w:val="hi_IN" w:bidi="hi_IN"/>
+        </w:rPr>
+        <w:t>13:6</w:t>
+      </w:r>
       <w:r>
         <w:rPr>
           <w:lang w:val="hi_IN" w:bidi="hi_IN"/>
         </w:rPr>
         <w:t>), यह कठिन माँग व्यक्ति की केवल प्रभु की आराधना करने की प्रतिबद्धता की गहराई का परीक्षण करेगी। परिवार के सदस्यों और दोस्तों के प्रति प्रेम से ज़्यादा परमेश्वर के प्रति प्रेम को प्राथमिकता दी जानी चाहिए(</w:t>
       </w:r>
-      <w:hyperlink r:id="rId126">
-        <w:r>
-          <w:rPr>
-            <w:lang w:val="hi_IN" w:bidi="hi_IN"/>
-          </w:rPr>
-          <w:rPr>
-            <w:color w:val="0000EE"/>
-            <w:u w:val="single"/>
-          </w:rPr>
-          <w:t>मत्ती 10:34–39</w:t>
-        </w:r>
-      </w:hyperlink>
+      <w:r>
+        <w:rPr>
+          <w:lang w:val="hi_IN" w:bidi="hi_IN"/>
+        </w:rPr>
+        <w:t>मत्ती 10:34–39</w:t>
+      </w:r>
       <w:r>
         <w:rPr>
           <w:lang w:val="hi_IN" w:bidi="hi_IN"/>
@@ -6785,72 +6053,48 @@
         </w:rPr>
         <w:t>): इब्रानी में, "के पुत्र" अक्सर समूह संबद्धता या साझा विशेषताओं को व्यक्त करता है। नीच आमतौर पर दूसरों को धोखा देते थे और उन्हें भटका देते थे (</w:t>
       </w:r>
-      <w:hyperlink r:id="rId127">
-        <w:r>
-          <w:rPr>
-            <w:lang w:val="hi_IN" w:bidi="hi_IN"/>
-          </w:rPr>
-          <w:rPr>
-            <w:color w:val="0000EE"/>
-            <w:u w:val="single"/>
-          </w:rPr>
-          <w:t>नीति 6:12</w:t>
-        </w:r>
-      </w:hyperlink>
+      <w:r>
+        <w:rPr>
+          <w:lang w:val="hi_IN" w:bidi="hi_IN"/>
+        </w:rPr>
+        <w:t>नीति 6:12</w:t>
+      </w:r>
       <w:r>
         <w:rPr>
           <w:lang w:val="hi_IN" w:bidi="hi_IN"/>
         </w:rPr>
         <w:t xml:space="preserve">; </w:t>
       </w:r>
-      <w:hyperlink r:id="rId128">
-        <w:r>
-          <w:rPr>
-            <w:lang w:val="hi_IN" w:bidi="hi_IN"/>
-          </w:rPr>
-          <w:rPr>
-            <w:color w:val="0000EE"/>
-            <w:u w:val="single"/>
-          </w:rPr>
-          <w:t>16:27</w:t>
-        </w:r>
-      </w:hyperlink>
+      <w:r>
+        <w:rPr>
+          <w:lang w:val="hi_IN" w:bidi="hi_IN"/>
+        </w:rPr>
+        <w:t>16:27</w:t>
+      </w:r>
       <w:r>
         <w:rPr>
           <w:lang w:val="hi_IN" w:bidi="hi_IN"/>
         </w:rPr>
         <w:t xml:space="preserve">; </w:t>
       </w:r>
-      <w:hyperlink r:id="rId129">
-        <w:r>
-          <w:rPr>
-            <w:lang w:val="hi_IN" w:bidi="hi_IN"/>
-          </w:rPr>
-          <w:rPr>
-            <w:color w:val="0000EE"/>
-            <w:u w:val="single"/>
-          </w:rPr>
-          <w:t>19:28</w:t>
-        </w:r>
-      </w:hyperlink>
+      <w:r>
+        <w:rPr>
+          <w:lang w:val="hi_IN" w:bidi="hi_IN"/>
+        </w:rPr>
+        <w:t>19:28</w:t>
+      </w:r>
       <w:r>
         <w:rPr>
           <w:lang w:val="hi_IN" w:bidi="hi_IN"/>
         </w:rPr>
         <w:t xml:space="preserve">; </w:t>
       </w:r>
-      <w:hyperlink r:id="rId130">
-        <w:r>
-          <w:rPr>
-            <w:lang w:val="hi_IN" w:bidi="hi_IN"/>
-          </w:rPr>
-          <w:rPr>
-            <w:color w:val="0000EE"/>
-            <w:u w:val="single"/>
-          </w:rPr>
-          <w:t>नहे 1:11</w:t>
-        </w:r>
-      </w:hyperlink>
+      <w:r>
+        <w:rPr>
+          <w:lang w:val="hi_IN" w:bidi="hi_IN"/>
+        </w:rPr>
+        <w:t>नहे 1:11</w:t>
+      </w:r>
       <w:r>
         <w:rPr>
           <w:lang w:val="hi_IN" w:bidi="hi_IN"/>
@@ -6996,36 +6240,24 @@
         </w:rPr>
         <w:t xml:space="preserve"> को नहीं रखा जाना चाहिए था। परमेश्वर ने उन्हें पूरी तरह से नष्ट करने के लिए निर्धारित किया था (देखें </w:t>
       </w:r>
-      <w:hyperlink r:id="rId131">
-        <w:r>
-          <w:rPr>
-            <w:lang w:val="hi_IN" w:bidi="hi_IN"/>
-          </w:rPr>
-          <w:rPr>
-            <w:color w:val="0000EE"/>
-            <w:u w:val="single"/>
-          </w:rPr>
-          <w:t>2:34</w:t>
-        </w:r>
-      </w:hyperlink>
+      <w:r>
+        <w:rPr>
+          <w:lang w:val="hi_IN" w:bidi="hi_IN"/>
+        </w:rPr>
+        <w:t>2:34</w:t>
+      </w:r>
       <w:r>
         <w:rPr>
           <w:lang w:val="hi_IN" w:bidi="hi_IN"/>
         </w:rPr>
         <w:t xml:space="preserve">; </w:t>
       </w:r>
-      <w:hyperlink r:id="rId132">
-        <w:r>
-          <w:rPr>
-            <w:lang w:val="hi_IN" w:bidi="hi_IN"/>
-          </w:rPr>
-          <w:rPr>
-            <w:color w:val="0000EE"/>
-            <w:u w:val="single"/>
-          </w:rPr>
-          <w:t>लैव्य 27:28–29</w:t>
-        </w:r>
-      </w:hyperlink>
+      <w:r>
+        <w:rPr>
+          <w:lang w:val="hi_IN" w:bidi="hi_IN"/>
+        </w:rPr>
+        <w:t>लैव्य 27:28–29</w:t>
+      </w:r>
       <w:r>
         <w:rPr>
           <w:lang w:val="hi_IN" w:bidi="hi_IN"/>
@@ -7092,36 +6324,24 @@
         </w:rPr>
         <w:t xml:space="preserve">: यह मूर्तिपूजक प्रथा आमतौर पर शोक संस्कारों से जुड़ी होती थी, शायद मृतकों को जीवन में वापस लाने के लिए (देखें </w:t>
       </w:r>
-      <w:hyperlink r:id="rId133">
-        <w:r>
-          <w:rPr>
-            <w:lang w:val="hi_IN" w:bidi="hi_IN"/>
-          </w:rPr>
-          <w:rPr>
-            <w:color w:val="0000EE"/>
-            <w:u w:val="single"/>
-          </w:rPr>
-          <w:t>1 रा 18:28</w:t>
-        </w:r>
-      </w:hyperlink>
+      <w:r>
+        <w:rPr>
+          <w:lang w:val="hi_IN" w:bidi="hi_IN"/>
+        </w:rPr>
+        <w:t>1 रा 18:28</w:t>
+      </w:r>
       <w:r>
         <w:rPr>
           <w:lang w:val="hi_IN" w:bidi="hi_IN"/>
         </w:rPr>
         <w:t xml:space="preserve">; </w:t>
       </w:r>
-      <w:hyperlink r:id="rId134">
-        <w:r>
-          <w:rPr>
-            <w:lang w:val="hi_IN" w:bidi="hi_IN"/>
-          </w:rPr>
-          <w:rPr>
-            <w:color w:val="0000EE"/>
-            <w:u w:val="single"/>
-          </w:rPr>
-          <w:t>जक 13:4–6</w:t>
-        </w:r>
-      </w:hyperlink>
+      <w:r>
+        <w:rPr>
+          <w:lang w:val="hi_IN" w:bidi="hi_IN"/>
+        </w:rPr>
+        <w:t>जक 13:4–6</w:t>
+      </w:r>
       <w:r>
         <w:rPr>
           <w:lang w:val="hi_IN" w:bidi="hi_IN"/>
@@ -7154,36 +6374,24 @@
         </w:rPr>
         <w:t xml:space="preserve">: यह प्रथा भी मृतकों के लिए शोक से संबंधित थी (देखें </w:t>
       </w:r>
-      <w:hyperlink r:id="rId135">
-        <w:r>
-          <w:rPr>
-            <w:lang w:val="hi_IN" w:bidi="hi_IN"/>
-          </w:rPr>
-          <w:rPr>
-            <w:color w:val="0000EE"/>
-            <w:u w:val="single"/>
-          </w:rPr>
-          <w:t>लैव्य 19:27–28</w:t>
-        </w:r>
-      </w:hyperlink>
+      <w:r>
+        <w:rPr>
+          <w:lang w:val="hi_IN" w:bidi="hi_IN"/>
+        </w:rPr>
+        <w:t>लैव्य 19:27–28</w:t>
+      </w:r>
       <w:r>
         <w:rPr>
           <w:lang w:val="hi_IN" w:bidi="hi_IN"/>
         </w:rPr>
         <w:t xml:space="preserve">; </w:t>
       </w:r>
-      <w:hyperlink r:id="rId136">
-        <w:r>
-          <w:rPr>
-            <w:lang w:val="hi_IN" w:bidi="hi_IN"/>
-          </w:rPr>
-          <w:rPr>
-            <w:color w:val="0000EE"/>
-            <w:u w:val="single"/>
-          </w:rPr>
-          <w:t>21:5–6</w:t>
-        </w:r>
-      </w:hyperlink>
+      <w:r>
+        <w:rPr>
+          <w:lang w:val="hi_IN" w:bidi="hi_IN"/>
+        </w:rPr>
+        <w:t>21:5–6</w:t>
+      </w:r>
       <w:r>
         <w:rPr>
           <w:lang w:val="hi_IN" w:bidi="hi_IN"/>
@@ -7352,36 +6560,24 @@
         </w:rPr>
         <w:t xml:space="preserve">: ये मानदंड </w:t>
       </w:r>
-      <w:hyperlink r:id="rId137">
-        <w:r>
-          <w:rPr>
-            <w:lang w:val="hi_IN" w:bidi="hi_IN"/>
-          </w:rPr>
-          <w:rPr>
-            <w:color w:val="0000EE"/>
-            <w:u w:val="single"/>
-          </w:rPr>
-          <w:t>14:4–5</w:t>
-        </w:r>
-      </w:hyperlink>
+      <w:r>
+        <w:rPr>
+          <w:lang w:val="hi_IN" w:bidi="hi_IN"/>
+        </w:rPr>
+        <w:t>14:4–5</w:t>
+      </w:r>
       <w:r>
         <w:rPr>
           <w:lang w:val="hi_IN" w:bidi="hi_IN"/>
         </w:rPr>
         <w:t xml:space="preserve"> में सूचीबद्ध खाने योग्य जानवरों को </w:t>
       </w:r>
-      <w:hyperlink r:id="rId138">
-        <w:r>
-          <w:rPr>
-            <w:lang w:val="hi_IN" w:bidi="hi_IN"/>
-          </w:rPr>
-          <w:rPr>
-            <w:color w:val="0000EE"/>
-            <w:u w:val="single"/>
-          </w:rPr>
-          <w:t>14:7–8</w:t>
-        </w:r>
-      </w:hyperlink>
+      <w:r>
+        <w:rPr>
+          <w:lang w:val="hi_IN" w:bidi="hi_IN"/>
+        </w:rPr>
+        <w:t>14:7–8</w:t>
+      </w:r>
       <w:r>
         <w:rPr>
           <w:lang w:val="hi_IN" w:bidi="hi_IN"/>
@@ -7586,18 +6782,12 @@
         </w:rPr>
         <w:t xml:space="preserve">पंखवाले कीड़े: तुलना करें </w:t>
       </w:r>
-      <w:hyperlink r:id="rId139">
-        <w:r>
-          <w:rPr>
-            <w:lang w:val="hi_IN" w:bidi="hi_IN"/>
-          </w:rPr>
-          <w:rPr>
-            <w:color w:val="0000EE"/>
-            <w:u w:val="single"/>
-          </w:rPr>
-          <w:t>लैव्य 11:20–23</w:t>
-        </w:r>
-      </w:hyperlink>
+      <w:r>
+        <w:rPr>
+          <w:lang w:val="hi_IN" w:bidi="hi_IN"/>
+        </w:rPr>
+        <w:t>लैव्य 11:20–23</w:t>
+      </w:r>
       <w:r>
         <w:rPr>
           <w:lang w:val="hi_IN" w:bidi="hi_IN"/>
@@ -7652,18 +6842,12 @@
         </w:rPr>
         <w:t xml:space="preserve">जो जानवर प्राकृतिक रूप से मरते थे उन्हें अशुद्ध माना जाता था (भले ही जीवित रहते हुए उन्हें शुद्ध माना गया हो) क्योंकि उनका वध धार्मिक रीति-रिवाजों के अनुसार नहीं किया गया था और उनके लहू को सही ढंग से निकाला और निपटाया (देखें </w:t>
       </w:r>
-      <w:hyperlink r:id="rId112">
-        <w:r>
-          <w:rPr>
-            <w:lang w:val="hi_IN" w:bidi="hi_IN"/>
-          </w:rPr>
-          <w:rPr>
-            <w:color w:val="0000EE"/>
-            <w:u w:val="single"/>
-          </w:rPr>
-          <w:t>12:23–25</w:t>
-        </w:r>
-      </w:hyperlink>
+      <w:r>
+        <w:rPr>
+          <w:lang w:val="hi_IN" w:bidi="hi_IN"/>
+        </w:rPr>
+        <w:t>12:23–25</w:t>
+      </w:r>
       <w:r>
         <w:rPr>
           <w:lang w:val="hi_IN" w:bidi="hi_IN"/>
@@ -7696,18 +6880,12 @@
         </w:rPr>
         <w:t xml:space="preserve">: इस मूर्तिपूजक प्रथा को अनुचित मानने का एक सामान्य स्पष्टीकरण यह है कि यह माताओं और उनके संतानों (देखें </w:t>
       </w:r>
-      <w:hyperlink r:id="rId140">
-        <w:r>
-          <w:rPr>
-            <w:lang w:val="hi_IN" w:bidi="hi_IN"/>
-          </w:rPr>
-          <w:rPr>
-            <w:color w:val="0000EE"/>
-            <w:u w:val="single"/>
-          </w:rPr>
-          <w:t>28:56–57</w:t>
-        </w:r>
-      </w:hyperlink>
+      <w:r>
+        <w:rPr>
+          <w:lang w:val="hi_IN" w:bidi="hi_IN"/>
+        </w:rPr>
+        <w:t>28:56–57</w:t>
+      </w:r>
       <w:r>
         <w:rPr>
           <w:lang w:val="hi_IN" w:bidi="hi_IN"/>
@@ -7768,36 +6946,24 @@
         </w:rPr>
         <w:t>: दसवाँ हिस्सा देने की प्राचीन प्रथा मूसा की व्यवस्था (</w:t>
       </w:r>
-      <w:hyperlink r:id="rId141">
-        <w:r>
-          <w:rPr>
-            <w:lang w:val="hi_IN" w:bidi="hi_IN"/>
-          </w:rPr>
-          <w:rPr>
-            <w:color w:val="0000EE"/>
-            <w:u w:val="single"/>
-          </w:rPr>
-          <w:t>उत 14:20</w:t>
-        </w:r>
-      </w:hyperlink>
+      <w:r>
+        <w:rPr>
+          <w:lang w:val="hi_IN" w:bidi="hi_IN"/>
+        </w:rPr>
+        <w:t>उत 14:20</w:t>
+      </w:r>
       <w:r>
         <w:rPr>
           <w:lang w:val="hi_IN" w:bidi="hi_IN"/>
         </w:rPr>
         <w:t xml:space="preserve">; </w:t>
       </w:r>
-      <w:hyperlink r:id="rId142">
-        <w:r>
-          <w:rPr>
-            <w:lang w:val="hi_IN" w:bidi="hi_IN"/>
-          </w:rPr>
-          <w:rPr>
-            <w:color w:val="0000EE"/>
-            <w:u w:val="single"/>
-          </w:rPr>
-          <w:t>28:22</w:t>
-        </w:r>
-      </w:hyperlink>
+      <w:r>
+        <w:rPr>
+          <w:lang w:val="hi_IN" w:bidi="hi_IN"/>
+        </w:rPr>
+        <w:t>28:22</w:t>
+      </w:r>
       <w:r>
         <w:rPr>
           <w:lang w:val="hi_IN" w:bidi="hi_IN"/>
@@ -7896,36 +7062,24 @@
         </w:rPr>
         <w:t xml:space="preserve">) वह केन्द्रीय पवित्रस्थान था, अर्थात् पृथ्वी पर अपने लोगों के बीच यहोवा का निवास स्थान (देखें </w:t>
       </w:r>
-      <w:hyperlink r:id="rId143">
-        <w:r>
-          <w:rPr>
-            <w:lang w:val="hi_IN" w:bidi="hi_IN"/>
-          </w:rPr>
-          <w:rPr>
-            <w:color w:val="0000EE"/>
-            <w:u w:val="single"/>
-          </w:rPr>
-          <w:t>12:5</w:t>
-        </w:r>
-      </w:hyperlink>
+      <w:r>
+        <w:rPr>
+          <w:lang w:val="hi_IN" w:bidi="hi_IN"/>
+        </w:rPr>
+        <w:t>12:5</w:t>
+      </w:r>
       <w:r>
         <w:rPr>
           <w:lang w:val="hi_IN" w:bidi="hi_IN"/>
         </w:rPr>
         <w:t xml:space="preserve">, </w:t>
       </w:r>
-      <w:hyperlink r:id="rId144">
-        <w:r>
-          <w:rPr>
-            <w:lang w:val="hi_IN" w:bidi="hi_IN"/>
-          </w:rPr>
-          <w:rPr>
-            <w:color w:val="0000EE"/>
-            <w:u w:val="single"/>
-          </w:rPr>
-          <w:t>18</w:t>
-        </w:r>
-      </w:hyperlink>
+      <w:r>
+        <w:rPr>
+          <w:lang w:val="hi_IN" w:bidi="hi_IN"/>
+        </w:rPr>
+        <w:t>18</w:t>
+      </w:r>
       <w:r>
         <w:rPr>
           <w:lang w:val="hi_IN" w:bidi="hi_IN"/>
@@ -7980,234 +7134,156 @@
         </w:rPr>
         <w:t>दाखमधु और अन्य मादक पेय दोनों का उपयोग आराधना समारोहों (</w:t>
       </w:r>
-      <w:hyperlink r:id="rId145">
-        <w:r>
-          <w:rPr>
-            <w:lang w:val="hi_IN" w:bidi="hi_IN"/>
-          </w:rPr>
-          <w:rPr>
-            <w:color w:val="0000EE"/>
-            <w:u w:val="single"/>
-          </w:rPr>
-          <w:t>उत 14:18</w:t>
-        </w:r>
-      </w:hyperlink>
+      <w:r>
+        <w:rPr>
+          <w:lang w:val="hi_IN" w:bidi="hi_IN"/>
+        </w:rPr>
+        <w:t>उत 14:18</w:t>
+      </w:r>
       <w:r>
         <w:rPr>
           <w:lang w:val="hi_IN" w:bidi="hi_IN"/>
         </w:rPr>
         <w:t xml:space="preserve">; </w:t>
       </w:r>
-      <w:hyperlink r:id="rId146">
-        <w:r>
-          <w:rPr>
-            <w:lang w:val="hi_IN" w:bidi="hi_IN"/>
-          </w:rPr>
-          <w:rPr>
-            <w:color w:val="0000EE"/>
-            <w:u w:val="single"/>
-          </w:rPr>
-          <w:t>35:14</w:t>
-        </w:r>
-      </w:hyperlink>
+      <w:r>
+        <w:rPr>
+          <w:lang w:val="hi_IN" w:bidi="hi_IN"/>
+        </w:rPr>
+        <w:t>35:14</w:t>
+      </w:r>
       <w:r>
         <w:rPr>
           <w:lang w:val="hi_IN" w:bidi="hi_IN"/>
         </w:rPr>
         <w:t xml:space="preserve">; </w:t>
       </w:r>
-      <w:hyperlink r:id="rId147">
-        <w:r>
-          <w:rPr>
-            <w:lang w:val="hi_IN" w:bidi="hi_IN"/>
-          </w:rPr>
-          <w:rPr>
-            <w:color w:val="0000EE"/>
-            <w:u w:val="single"/>
-          </w:rPr>
-          <w:t>निर्ग 29:40–41</w:t>
-        </w:r>
-      </w:hyperlink>
+      <w:r>
+        <w:rPr>
+          <w:lang w:val="hi_IN" w:bidi="hi_IN"/>
+        </w:rPr>
+        <w:t>निर्ग 29:40–41</w:t>
+      </w:r>
       <w:r>
         <w:rPr>
           <w:lang w:val="hi_IN" w:bidi="hi_IN"/>
         </w:rPr>
         <w:t xml:space="preserve">; </w:t>
       </w:r>
-      <w:hyperlink r:id="rId148">
-        <w:r>
-          <w:rPr>
-            <w:lang w:val="hi_IN" w:bidi="hi_IN"/>
-          </w:rPr>
-          <w:rPr>
-            <w:color w:val="0000EE"/>
-            <w:u w:val="single"/>
-          </w:rPr>
-          <w:t>मत्ती 26:27</w:t>
-        </w:r>
-      </w:hyperlink>
+      <w:r>
+        <w:rPr>
+          <w:lang w:val="hi_IN" w:bidi="hi_IN"/>
+        </w:rPr>
+        <w:t>मत्ती 26:27</w:t>
+      </w:r>
       <w:r>
         <w:rPr>
           <w:lang w:val="hi_IN" w:bidi="hi_IN"/>
         </w:rPr>
         <w:t>) और उत्सवों में किया जाता था; वे परमेश्वर के आशीष का प्रतीक थे (</w:t>
       </w:r>
-      <w:hyperlink r:id="rId149">
-        <w:r>
-          <w:rPr>
-            <w:lang w:val="hi_IN" w:bidi="hi_IN"/>
-          </w:rPr>
-          <w:rPr>
-            <w:color w:val="0000EE"/>
-            <w:u w:val="single"/>
-          </w:rPr>
-          <w:t>उत 27:25</w:t>
-        </w:r>
-      </w:hyperlink>
+      <w:r>
+        <w:rPr>
+          <w:lang w:val="hi_IN" w:bidi="hi_IN"/>
+        </w:rPr>
+        <w:t>उत 27:25</w:t>
+      </w:r>
       <w:r>
         <w:rPr>
           <w:lang w:val="hi_IN" w:bidi="hi_IN"/>
         </w:rPr>
         <w:t xml:space="preserve">, </w:t>
       </w:r>
-      <w:hyperlink r:id="rId150">
-        <w:r>
-          <w:rPr>
-            <w:lang w:val="hi_IN" w:bidi="hi_IN"/>
-          </w:rPr>
-          <w:rPr>
-            <w:color w:val="0000EE"/>
-            <w:u w:val="single"/>
-          </w:rPr>
-          <w:t>28</w:t>
-        </w:r>
-      </w:hyperlink>
+      <w:r>
+        <w:rPr>
+          <w:lang w:val="hi_IN" w:bidi="hi_IN"/>
+        </w:rPr>
+        <w:t>28</w:t>
+      </w:r>
       <w:r>
         <w:rPr>
           <w:lang w:val="hi_IN" w:bidi="hi_IN"/>
         </w:rPr>
         <w:t xml:space="preserve">; </w:t>
       </w:r>
-      <w:hyperlink r:id="rId151">
-        <w:r>
-          <w:rPr>
-            <w:lang w:val="hi_IN" w:bidi="hi_IN"/>
-          </w:rPr>
-          <w:rPr>
-            <w:color w:val="0000EE"/>
-            <w:u w:val="single"/>
-          </w:rPr>
-          <w:t>49:11</w:t>
-        </w:r>
-      </w:hyperlink>
+      <w:r>
+        <w:rPr>
+          <w:lang w:val="hi_IN" w:bidi="hi_IN"/>
+        </w:rPr>
+        <w:t>49:11</w:t>
+      </w:r>
       <w:r>
         <w:rPr>
           <w:lang w:val="hi_IN" w:bidi="hi_IN"/>
         </w:rPr>
         <w:t xml:space="preserve">; </w:t>
       </w:r>
-      <w:hyperlink r:id="rId152">
-        <w:r>
-          <w:rPr>
-            <w:lang w:val="hi_IN" w:bidi="hi_IN"/>
-          </w:rPr>
-          <w:rPr>
-            <w:color w:val="0000EE"/>
-            <w:u w:val="single"/>
-          </w:rPr>
-          <w:t>1 इति 12:40</w:t>
-        </w:r>
-      </w:hyperlink>
+      <w:r>
+        <w:rPr>
+          <w:lang w:val="hi_IN" w:bidi="hi_IN"/>
+        </w:rPr>
+        <w:t>1 इति 12:40</w:t>
+      </w:r>
       <w:r>
         <w:rPr>
           <w:lang w:val="hi_IN" w:bidi="hi_IN"/>
         </w:rPr>
         <w:t xml:space="preserve">; </w:t>
       </w:r>
-      <w:hyperlink r:id="rId153">
-        <w:r>
-          <w:rPr>
-            <w:lang w:val="hi_IN" w:bidi="hi_IN"/>
-          </w:rPr>
-          <w:rPr>
-            <w:color w:val="0000EE"/>
-            <w:u w:val="single"/>
-          </w:rPr>
-          <w:t>भज 104:15</w:t>
-        </w:r>
-      </w:hyperlink>
+      <w:r>
+        <w:rPr>
+          <w:lang w:val="hi_IN" w:bidi="hi_IN"/>
+        </w:rPr>
+        <w:t>भज 104:15</w:t>
+      </w:r>
       <w:r>
         <w:rPr>
           <w:lang w:val="hi_IN" w:bidi="hi_IN"/>
         </w:rPr>
         <w:t xml:space="preserve">; </w:t>
       </w:r>
-      <w:hyperlink r:id="rId154">
-        <w:r>
-          <w:rPr>
-            <w:lang w:val="hi_IN" w:bidi="hi_IN"/>
-          </w:rPr>
-          <w:rPr>
-            <w:color w:val="0000EE"/>
-            <w:u w:val="single"/>
-          </w:rPr>
-          <w:t>श्रे. गी. 4:10</w:t>
-        </w:r>
-      </w:hyperlink>
+      <w:r>
+        <w:rPr>
+          <w:lang w:val="hi_IN" w:bidi="hi_IN"/>
+        </w:rPr>
+        <w:t>श्रे. गी. 4:10</w:t>
+      </w:r>
       <w:r>
         <w:rPr>
           <w:lang w:val="hi_IN" w:bidi="hi_IN"/>
         </w:rPr>
         <w:t xml:space="preserve">; </w:t>
       </w:r>
-      <w:hyperlink r:id="rId155">
-        <w:r>
-          <w:rPr>
-            <w:lang w:val="hi_IN" w:bidi="hi_IN"/>
-          </w:rPr>
-          <w:rPr>
-            <w:color w:val="0000EE"/>
-            <w:u w:val="single"/>
-          </w:rPr>
-          <w:t>5:1</w:t>
-        </w:r>
-      </w:hyperlink>
+      <w:r>
+        <w:rPr>
+          <w:lang w:val="hi_IN" w:bidi="hi_IN"/>
+        </w:rPr>
+        <w:t>5:1</w:t>
+      </w:r>
       <w:r>
         <w:rPr>
           <w:lang w:val="hi_IN" w:bidi="hi_IN"/>
         </w:rPr>
         <w:t xml:space="preserve">; </w:t>
       </w:r>
-      <w:hyperlink r:id="rId156">
-        <w:r>
-          <w:rPr>
-            <w:lang w:val="hi_IN" w:bidi="hi_IN"/>
-          </w:rPr>
-          <w:rPr>
-            <w:color w:val="0000EE"/>
-            <w:u w:val="single"/>
-          </w:rPr>
-          <w:t>यशा 25:6</w:t>
-        </w:r>
-      </w:hyperlink>
+      <w:r>
+        <w:rPr>
+          <w:lang w:val="hi_IN" w:bidi="hi_IN"/>
+        </w:rPr>
+        <w:t>यशा 25:6</w:t>
+      </w:r>
       <w:r>
         <w:rPr>
           <w:lang w:val="hi_IN" w:bidi="hi_IN"/>
         </w:rPr>
         <w:t xml:space="preserve">; </w:t>
       </w:r>
-      <w:hyperlink r:id="rId157">
-        <w:r>
-          <w:rPr>
-            <w:lang w:val="hi_IN" w:bidi="hi_IN"/>
-          </w:rPr>
-          <w:rPr>
-            <w:color w:val="0000EE"/>
-            <w:u w:val="single"/>
-          </w:rPr>
-          <w:t>मत्ती 26:29</w:t>
-        </w:r>
-      </w:hyperlink>
+      <w:r>
+        <w:rPr>
+          <w:lang w:val="hi_IN" w:bidi="hi_IN"/>
+        </w:rPr>
+        <w:t>मत्ती 26:29</w:t>
+      </w:r>
       <w:r>
         <w:rPr>
           <w:lang w:val="hi_IN" w:bidi="hi_IN"/>
@@ -8262,18 +7338,12 @@
         </w:rPr>
         <w:t xml:space="preserve">क्योंकि लेवियों के पास अपनी कोई भौगोलिक विरासत नहीं थी और उन्हें सांसारिक कार्यों में संलग्न होने की मनाही थी, इसलिए वे अन्य कुटुम्बों के सहयोग पर निर्भर थे(देखें </w:t>
       </w:r>
-      <w:hyperlink r:id="rId158">
-        <w:r>
-          <w:rPr>
-            <w:lang w:val="hi_IN" w:bidi="hi_IN"/>
-          </w:rPr>
-          <w:rPr>
-            <w:color w:val="0000EE"/>
-            <w:u w:val="single"/>
-          </w:rPr>
-          <w:t>12:12</w:t>
-        </w:r>
-      </w:hyperlink>
+      <w:r>
+        <w:rPr>
+          <w:lang w:val="hi_IN" w:bidi="hi_IN"/>
+        </w:rPr>
+        <w:t>12:12</w:t>
+      </w:r>
       <w:r>
         <w:rPr>
           <w:lang w:val="hi_IN" w:bidi="hi_IN"/>
@@ -8334,54 +7404,36 @@
         </w:rPr>
         <w:t>सभी बालिग़ इस्राएली पुरुषों से उनके त्यौहारों के पालन के लिए वार्षिक दशमांश देने की माँग की जाती थी (</w:t>
       </w:r>
-      <w:hyperlink r:id="rId159">
-        <w:r>
-          <w:rPr>
-            <w:lang w:val="hi_IN" w:bidi="hi_IN"/>
-          </w:rPr>
-          <w:rPr>
-            <w:color w:val="0000EE"/>
-            <w:u w:val="single"/>
-          </w:rPr>
-          <w:t>15:20</w:t>
-        </w:r>
-      </w:hyperlink>
+      <w:r>
+        <w:rPr>
+          <w:lang w:val="hi_IN" w:bidi="hi_IN"/>
+        </w:rPr>
+        <w:t>15:20</w:t>
+      </w:r>
       <w:r>
         <w:rPr>
           <w:lang w:val="hi_IN" w:bidi="hi_IN"/>
         </w:rPr>
         <w:t xml:space="preserve">; </w:t>
       </w:r>
-      <w:hyperlink r:id="rId160">
-        <w:r>
-          <w:rPr>
-            <w:lang w:val="hi_IN" w:bidi="hi_IN"/>
-          </w:rPr>
-          <w:rPr>
-            <w:color w:val="0000EE"/>
-            <w:u w:val="single"/>
-          </w:rPr>
-          <w:t>16:16–17</w:t>
-        </w:r>
-      </w:hyperlink>
+      <w:r>
+        <w:rPr>
+          <w:lang w:val="hi_IN" w:bidi="hi_IN"/>
+        </w:rPr>
+        <w:t>16:16–17</w:t>
+      </w:r>
       <w:r>
         <w:rPr>
           <w:lang w:val="hi_IN" w:bidi="hi_IN"/>
         </w:rPr>
         <w:t>)। हर तीसरे वर्ष का दशमांश लेवियों और इस्राएली समाज में अन्य निर्भर वर्गों की आवश्यकताओं को पूरा करता था (</w:t>
       </w:r>
-      <w:hyperlink r:id="rId161">
-        <w:r>
-          <w:rPr>
-            <w:lang w:val="hi_IN" w:bidi="hi_IN"/>
-          </w:rPr>
-          <w:rPr>
-            <w:color w:val="0000EE"/>
-            <w:u w:val="single"/>
-          </w:rPr>
-          <w:t>14:29</w:t>
-        </w:r>
-      </w:hyperlink>
+      <w:r>
+        <w:rPr>
+          <w:lang w:val="hi_IN" w:bidi="hi_IN"/>
+        </w:rPr>
+        <w:t>14:29</w:t>
+      </w:r>
       <w:r>
         <w:rPr>
           <w:lang w:val="hi_IN" w:bidi="hi_IN"/>
@@ -8544,18 +7596,12 @@
         </w:rPr>
         <w:t xml:space="preserve">छुटकारे का समय पूरे देश में हर सातवें वर्ष निर्धारित किया गया था (सब्त का वर्ष, </w:t>
       </w:r>
-      <w:hyperlink r:id="rId162">
-        <w:r>
-          <w:rPr>
-            <w:lang w:val="hi_IN" w:bidi="hi_IN"/>
-          </w:rPr>
-          <w:rPr>
-            <w:color w:val="0000EE"/>
-            <w:u w:val="single"/>
-          </w:rPr>
-          <w:t>लैव्य 25:1–7</w:t>
-        </w:r>
-      </w:hyperlink>
+      <w:r>
+        <w:rPr>
+          <w:lang w:val="hi_IN" w:bidi="hi_IN"/>
+        </w:rPr>
+        <w:t>लैव्य 25:1–7</w:t>
+      </w:r>
       <w:r>
         <w:rPr>
           <w:lang w:val="hi_IN" w:bidi="hi_IN"/>
@@ -8676,54 +7722,36 @@
         </w:rPr>
         <w:t>: एक आज्ञाकारी इस्राएल एक समृद्ध राष्ट्र बन जाएगा जो अंतर्राष्ट्रीय सहायता प्रदान करने में सक्षम होगा। यह उदारता अब्राहम से किए गए परमेश्वर के वादे की गवाही देगी कि उनकी संतान सभी राष्ट्रों के लिए आशीर्वाद होगे (</w:t>
       </w:r>
-      <w:hyperlink r:id="rId163">
-        <w:r>
-          <w:rPr>
-            <w:lang w:val="hi_IN" w:bidi="hi_IN"/>
-          </w:rPr>
-          <w:rPr>
-            <w:color w:val="0000EE"/>
-            <w:u w:val="single"/>
-          </w:rPr>
-          <w:t>उत 12:2–3</w:t>
-        </w:r>
-      </w:hyperlink>
+      <w:r>
+        <w:rPr>
+          <w:lang w:val="hi_IN" w:bidi="hi_IN"/>
+        </w:rPr>
+        <w:t>उत 12:2–3</w:t>
+      </w:r>
       <w:r>
         <w:rPr>
           <w:lang w:val="hi_IN" w:bidi="hi_IN"/>
         </w:rPr>
         <w:t xml:space="preserve">; </w:t>
       </w:r>
-      <w:hyperlink r:id="rId164">
-        <w:r>
-          <w:rPr>
-            <w:lang w:val="hi_IN" w:bidi="hi_IN"/>
-          </w:rPr>
-          <w:rPr>
-            <w:color w:val="0000EE"/>
-            <w:u w:val="single"/>
-          </w:rPr>
-          <w:t>17:4–6</w:t>
-        </w:r>
-      </w:hyperlink>
+      <w:r>
+        <w:rPr>
+          <w:lang w:val="hi_IN" w:bidi="hi_IN"/>
+        </w:rPr>
+        <w:t>17:4–6</w:t>
+      </w:r>
       <w:r>
         <w:rPr>
           <w:lang w:val="hi_IN" w:bidi="hi_IN"/>
         </w:rPr>
         <w:t xml:space="preserve">; </w:t>
       </w:r>
-      <w:hyperlink r:id="rId165">
-        <w:r>
-          <w:rPr>
-            <w:lang w:val="hi_IN" w:bidi="hi_IN"/>
-          </w:rPr>
-          <w:rPr>
-            <w:color w:val="0000EE"/>
-            <w:u w:val="single"/>
-          </w:rPr>
-          <w:t>26:3–4</w:t>
-        </w:r>
-      </w:hyperlink>
+      <w:r>
+        <w:rPr>
+          <w:lang w:val="hi_IN" w:bidi="hi_IN"/>
+        </w:rPr>
+        <w:t>26:3–4</w:t>
+      </w:r>
       <w:r>
         <w:rPr>
           <w:lang w:val="hi_IN" w:bidi="hi_IN"/>
@@ -8784,18 +7812,12 @@
         </w:rPr>
         <w:t>यह वास्तविकता कि एक पतित दुनिया में हमेशा कुछ . . . गरीब होंगे उनकी दुर्दशा के प्रति उपेक्षा का कोई बहाना नहीं है। इसके बजाय, इसमें धनवानों द्वारा गरीबों की भलाई में योगदान देने की आवश्यकता पर जोर दिया जाना चाहिए (</w:t>
       </w:r>
-      <w:hyperlink r:id="rId166">
-        <w:r>
-          <w:rPr>
-            <w:lang w:val="hi_IN" w:bidi="hi_IN"/>
-          </w:rPr>
-          <w:rPr>
-            <w:color w:val="0000EE"/>
-            <w:u w:val="single"/>
-          </w:rPr>
-          <w:t>मत्ती 26:6–13</w:t>
-        </w:r>
-      </w:hyperlink>
+      <w:r>
+        <w:rPr>
+          <w:lang w:val="hi_IN" w:bidi="hi_IN"/>
+        </w:rPr>
+        <w:t>मत्ती 26:6–13</w:t>
+      </w:r>
       <w:r>
         <w:rPr>
           <w:lang w:val="hi_IN" w:bidi="hi_IN"/>
@@ -8856,18 +7878,12 @@
         </w:rPr>
         <w:t xml:space="preserve">यदि कोई इब्रीनी भाई या बहन आपका दास बनने के लिये अपने आप को बेच दे: यह व्यवस्था एक देनदार को एक लेनदार के प्रति वित्तीय दायित्वों को पूरा करने के लिए काम करने की अनुमति दी। इस व्यवस्था की सीमा सात साल (लेकिन देखें </w:t>
       </w:r>
-      <w:hyperlink r:id="rId167">
-        <w:r>
-          <w:rPr>
-            <w:lang w:val="hi_IN" w:bidi="hi_IN"/>
-          </w:rPr>
-          <w:rPr>
-            <w:color w:val="0000EE"/>
-            <w:u w:val="single"/>
-          </w:rPr>
-          <w:t>15:16–17</w:t>
-        </w:r>
-      </w:hyperlink>
+      <w:r>
+        <w:rPr>
+          <w:lang w:val="hi_IN" w:bidi="hi_IN"/>
+        </w:rPr>
+        <w:t>15:16–17</w:t>
+      </w:r>
       <w:r>
         <w:rPr>
           <w:lang w:val="hi_IN" w:bidi="hi_IN"/>
@@ -8994,18 +8010,12 @@
         </w:rPr>
         <w:t>” (</w:t>
       </w:r>
-      <w:hyperlink r:id="rId168">
-        <w:r>
-          <w:rPr>
-            <w:lang w:val="hi_IN" w:bidi="hi_IN"/>
-          </w:rPr>
-          <w:rPr>
-            <w:color w:val="0000EE"/>
-            <w:u w:val="single"/>
-          </w:rPr>
-          <w:t>गल 6:17</w:t>
-        </w:r>
-      </w:hyperlink>
+      <w:r>
+        <w:rPr>
+          <w:lang w:val="hi_IN" w:bidi="hi_IN"/>
+        </w:rPr>
+        <w:t>गल 6:17</w:t>
+      </w:r>
       <w:r>
         <w:rPr>
           <w:lang w:val="hi_IN" w:bidi="hi_IN"/>
@@ -9108,90 +8118,60 @@
         </w:rPr>
         <w:t>पशुओं के पहलौठे नर इस्राएल के पहलौठे पुत्रों का प्रतिनिधित्व करते थे जिन्हें दसवीं विपत्ति में मृत्यु से बचाया गया था (</w:t>
       </w:r>
-      <w:hyperlink r:id="rId169">
-        <w:r>
-          <w:rPr>
-            <w:lang w:val="hi_IN" w:bidi="hi_IN"/>
-          </w:rPr>
-          <w:rPr>
-            <w:color w:val="0000EE"/>
-            <w:u w:val="single"/>
-          </w:rPr>
-          <w:t>निर्ग 12:12</w:t>
-        </w:r>
-      </w:hyperlink>
+      <w:r>
+        <w:rPr>
+          <w:lang w:val="hi_IN" w:bidi="hi_IN"/>
+        </w:rPr>
+        <w:t>निर्ग 12:12</w:t>
+      </w:r>
       <w:r>
         <w:rPr>
           <w:lang w:val="hi_IN" w:bidi="hi_IN"/>
         </w:rPr>
         <w:t xml:space="preserve">, </w:t>
       </w:r>
-      <w:hyperlink r:id="rId170">
-        <w:r>
-          <w:rPr>
-            <w:lang w:val="hi_IN" w:bidi="hi_IN"/>
-          </w:rPr>
-          <w:rPr>
-            <w:color w:val="0000EE"/>
-            <w:u w:val="single"/>
-          </w:rPr>
-          <w:t>29</w:t>
-        </w:r>
-      </w:hyperlink>
+      <w:r>
+        <w:rPr>
+          <w:lang w:val="hi_IN" w:bidi="hi_IN"/>
+        </w:rPr>
+        <w:t>29</w:t>
+      </w:r>
       <w:r>
         <w:rPr>
           <w:lang w:val="hi_IN" w:bidi="hi_IN"/>
         </w:rPr>
         <w:t xml:space="preserve">; </w:t>
       </w:r>
-      <w:hyperlink r:id="rId171">
-        <w:r>
-          <w:rPr>
-            <w:lang w:val="hi_IN" w:bidi="hi_IN"/>
-          </w:rPr>
-          <w:rPr>
-            <w:color w:val="0000EE"/>
-            <w:u w:val="single"/>
-          </w:rPr>
-          <w:t>13:2</w:t>
-        </w:r>
-      </w:hyperlink>
+      <w:r>
+        <w:rPr>
+          <w:lang w:val="hi_IN" w:bidi="hi_IN"/>
+        </w:rPr>
+        <w:t>13:2</w:t>
+      </w:r>
       <w:r>
         <w:rPr>
           <w:lang w:val="hi_IN" w:bidi="hi_IN"/>
         </w:rPr>
         <w:t xml:space="preserve">, </w:t>
       </w:r>
-      <w:hyperlink r:id="rId172">
-        <w:r>
-          <w:rPr>
-            <w:lang w:val="hi_IN" w:bidi="hi_IN"/>
-          </w:rPr>
-          <w:rPr>
-            <w:color w:val="0000EE"/>
-            <w:u w:val="single"/>
-          </w:rPr>
-          <w:t>12</w:t>
-        </w:r>
-      </w:hyperlink>
+      <w:r>
+        <w:rPr>
+          <w:lang w:val="hi_IN" w:bidi="hi_IN"/>
+        </w:rPr>
+        <w:t>12</w:t>
+      </w:r>
       <w:r>
         <w:rPr>
           <w:lang w:val="hi_IN" w:bidi="hi_IN"/>
         </w:rPr>
         <w:t xml:space="preserve">; </w:t>
       </w:r>
-      <w:hyperlink r:id="rId173">
-        <w:r>
-          <w:rPr>
-            <w:lang w:val="hi_IN" w:bidi="hi_IN"/>
-          </w:rPr>
-          <w:rPr>
-            <w:color w:val="0000EE"/>
-            <w:u w:val="single"/>
-          </w:rPr>
-          <w:t>22:29</w:t>
-        </w:r>
-      </w:hyperlink>
+      <w:r>
+        <w:rPr>
+          <w:lang w:val="hi_IN" w:bidi="hi_IN"/>
+        </w:rPr>
+        <w:t>22:29</w:t>
+      </w:r>
       <w:r>
         <w:rPr>
           <w:lang w:val="hi_IN" w:bidi="hi_IN"/>
@@ -9246,18 +8226,12 @@
         </w:rPr>
         <w:t>दोष वह अपूर्णता थी जो किसी पशु का मूल्य कम कर देती थी; किसी ऐसी चीज को त्यागना कोई बलिदान नहीं था जो शुरू से ही कम या कोई मूल्य नहीं रखती थी (</w:t>
       </w:r>
-      <w:hyperlink r:id="rId174">
-        <w:r>
-          <w:rPr>
-            <w:lang w:val="hi_IN" w:bidi="hi_IN"/>
-          </w:rPr>
-          <w:rPr>
-            <w:color w:val="0000EE"/>
-            <w:u w:val="single"/>
-          </w:rPr>
-          <w:t>2 शमू 24:24</w:t>
-        </w:r>
-      </w:hyperlink>
+      <w:r>
+        <w:rPr>
+          <w:lang w:val="hi_IN" w:bidi="hi_IN"/>
+        </w:rPr>
+        <w:t>2 शमू 24:24</w:t>
+      </w:r>
       <w:r>
         <w:rPr>
           <w:lang w:val="hi_IN" w:bidi="hi_IN"/>
@@ -9312,18 +8286,12 @@
         </w:rPr>
         <w:t xml:space="preserve">पशु के लहू को उसके जीवन के समान माना जाता था, जो परमेश्वर की रचनाओं में सबसे पवित्र था, इसलिए इसका सेवन करना अपवित्र माना जाता था (देखें </w:t>
       </w:r>
-      <w:hyperlink r:id="rId175">
-        <w:r>
-          <w:rPr>
-            <w:lang w:val="hi_IN" w:bidi="hi_IN"/>
-          </w:rPr>
-          <w:rPr>
-            <w:color w:val="0000EE"/>
-            <w:u w:val="single"/>
-          </w:rPr>
-          <w:t>12:16</w:t>
-        </w:r>
-      </w:hyperlink>
+      <w:r>
+        <w:rPr>
+          <w:lang w:val="hi_IN" w:bidi="hi_IN"/>
+        </w:rPr>
+        <w:t>12:16</w:t>
+      </w:r>
       <w:r>
         <w:rPr>
           <w:lang w:val="hi_IN" w:bidi="hi_IN"/>
@@ -9378,36 +8346,24 @@
         </w:rPr>
         <w:t xml:space="preserve">फसह (इब्रानी में पेसाख) दसवीं विपत्ति से और मिस्र की गुलामी से इस्राएल के छुटकारे का प्रतीक त्योहार था (देखें </w:t>
       </w:r>
-      <w:hyperlink r:id="rId176">
-        <w:r>
-          <w:rPr>
-            <w:lang w:val="hi_IN" w:bidi="hi_IN"/>
-          </w:rPr>
-          <w:rPr>
-            <w:color w:val="0000EE"/>
-            <w:u w:val="single"/>
-          </w:rPr>
-          <w:t>निर्ग 11–12</w:t>
-        </w:r>
-      </w:hyperlink>
+      <w:r>
+        <w:rPr>
+          <w:lang w:val="hi_IN" w:bidi="hi_IN"/>
+        </w:rPr>
+        <w:t>निर्ग 11–12</w:t>
+      </w:r>
       <w:r>
         <w:rPr>
           <w:lang w:val="hi_IN" w:bidi="hi_IN"/>
         </w:rPr>
         <w:t xml:space="preserve">; </w:t>
       </w:r>
-      <w:hyperlink r:id="rId177">
-        <w:r>
-          <w:rPr>
-            <w:lang w:val="hi_IN" w:bidi="hi_IN"/>
-          </w:rPr>
-          <w:rPr>
-            <w:color w:val="0000EE"/>
-            <w:u w:val="single"/>
-          </w:rPr>
-          <w:t>लैव्य 23:5–8</w:t>
-        </w:r>
-      </w:hyperlink>
+      <w:r>
+        <w:rPr>
+          <w:lang w:val="hi_IN" w:bidi="hi_IN"/>
+        </w:rPr>
+        <w:t>लैव्य 23:5–8</w:t>
+      </w:r>
       <w:r>
         <w:rPr>
           <w:lang w:val="hi_IN" w:bidi="hi_IN"/>
@@ -9428,18 +8384,12 @@
         </w:rPr>
         <w:t xml:space="preserve">• निर्गमन इस्राएल के इतिहास में इतना महत्वपूर्ण घटना थी कि अबीब का महीना, जब निर्गमन हुआ था, इस्राएल के वार्षिक पंचांग की शुरुआत बन गया (देखें </w:t>
       </w:r>
-      <w:hyperlink r:id="rId178">
-        <w:r>
-          <w:rPr>
-            <w:lang w:val="hi_IN" w:bidi="hi_IN"/>
-          </w:rPr>
-          <w:rPr>
-            <w:color w:val="0000EE"/>
-            <w:u w:val="single"/>
-          </w:rPr>
-          <w:t>निर्ग 12:2</w:t>
-        </w:r>
-      </w:hyperlink>
+      <w:r>
+        <w:rPr>
+          <w:lang w:val="hi_IN" w:bidi="hi_IN"/>
+        </w:rPr>
+        <w:t>निर्ग 12:2</w:t>
+      </w:r>
       <w:r>
         <w:rPr>
           <w:lang w:val="hi_IN" w:bidi="hi_IN"/>
@@ -9512,36 +8462,24 @@
         </w:rPr>
         <w:t xml:space="preserve">: यहोवा का नाम स्वयं यहोवा का प्रतिनिधित्व करता था। जब उन्होंने अपना नाम तम्बू या मंदिर में रखा, तो वह प्रभावी रूप से वहाँ निवास कर रहे थे (देखें </w:t>
       </w:r>
-      <w:hyperlink r:id="rId143">
-        <w:r>
-          <w:rPr>
-            <w:lang w:val="hi_IN" w:bidi="hi_IN"/>
-          </w:rPr>
-          <w:rPr>
-            <w:color w:val="0000EE"/>
-            <w:u w:val="single"/>
-          </w:rPr>
-          <w:t>12:5</w:t>
-        </w:r>
-      </w:hyperlink>
+      <w:r>
+        <w:rPr>
+          <w:lang w:val="hi_IN" w:bidi="hi_IN"/>
+        </w:rPr>
+        <w:t>12:5</w:t>
+      </w:r>
       <w:r>
         <w:rPr>
           <w:lang w:val="hi_IN" w:bidi="hi_IN"/>
         </w:rPr>
         <w:t xml:space="preserve">, </w:t>
       </w:r>
-      <w:hyperlink r:id="rId144">
-        <w:r>
-          <w:rPr>
-            <w:lang w:val="hi_IN" w:bidi="hi_IN"/>
-          </w:rPr>
-          <w:rPr>
-            <w:color w:val="0000EE"/>
-            <w:u w:val="single"/>
-          </w:rPr>
-          <w:t>18</w:t>
-        </w:r>
-      </w:hyperlink>
+      <w:r>
+        <w:rPr>
+          <w:lang w:val="hi_IN" w:bidi="hi_IN"/>
+        </w:rPr>
+        <w:t>18</w:t>
+      </w:r>
       <w:r>
         <w:rPr>
           <w:lang w:val="hi_IN" w:bidi="hi_IN"/>
@@ -9596,54 +8534,36 @@
         </w:rPr>
         <w:t>हालांकि खमीर अक्सर भ्रष्टाचार का प्रतीक है (</w:t>
       </w:r>
-      <w:hyperlink r:id="rId179">
-        <w:r>
-          <w:rPr>
-            <w:lang w:val="hi_IN" w:bidi="hi_IN"/>
-          </w:rPr>
-          <w:rPr>
-            <w:color w:val="0000EE"/>
-            <w:u w:val="single"/>
-          </w:rPr>
-          <w:t>लैव्य 6:14–17</w:t>
-        </w:r>
-      </w:hyperlink>
+      <w:r>
+        <w:rPr>
+          <w:lang w:val="hi_IN" w:bidi="hi_IN"/>
+        </w:rPr>
+        <w:t>लैव्य 6:14–17</w:t>
+      </w:r>
       <w:r>
         <w:rPr>
           <w:lang w:val="hi_IN" w:bidi="hi_IN"/>
         </w:rPr>
         <w:t xml:space="preserve">; </w:t>
       </w:r>
-      <w:hyperlink r:id="rId180">
-        <w:r>
-          <w:rPr>
-            <w:lang w:val="hi_IN" w:bidi="hi_IN"/>
-          </w:rPr>
-          <w:rPr>
-            <w:color w:val="0000EE"/>
-            <w:u w:val="single"/>
-          </w:rPr>
-          <w:t>मत्ती 16:11–12</w:t>
-        </w:r>
-      </w:hyperlink>
+      <w:r>
+        <w:rPr>
+          <w:lang w:val="hi_IN" w:bidi="hi_IN"/>
+        </w:rPr>
+        <w:t>मत्ती 16:11–12</w:t>
+      </w:r>
       <w:r>
         <w:rPr>
           <w:lang w:val="hi_IN" w:bidi="hi_IN"/>
         </w:rPr>
         <w:t xml:space="preserve">), लेकिन मूल फसह के दौरान इसका इस्तेमाल नहीं किया जाता था क्योंकि इस्राएलियों के पास खमीरी रोटी के फूलने का इंतज़ार करने का समय नहीं था (देखें </w:t>
       </w:r>
-      <w:hyperlink r:id="rId181">
-        <w:r>
-          <w:rPr>
-            <w:lang w:val="hi_IN" w:bidi="hi_IN"/>
-          </w:rPr>
-          <w:rPr>
-            <w:color w:val="0000EE"/>
-            <w:u w:val="single"/>
-          </w:rPr>
-          <w:t>निर्ग 12:10–14</w:t>
-        </w:r>
-      </w:hyperlink>
+      <w:r>
+        <w:rPr>
+          <w:lang w:val="hi_IN" w:bidi="hi_IN"/>
+        </w:rPr>
+        <w:t>निर्ग 12:10–14</w:t>
+      </w:r>
       <w:r>
         <w:rPr>
           <w:lang w:val="hi_IN" w:bidi="hi_IN"/>
@@ -9698,36 +8618,24 @@
         </w:rPr>
         <w:t>कटनी का पर्व फ़सह के पर्व के सात सप्ताह बाद गेहूँ की कटनी का जश्न मनाने के लिए मनाया जाता था (</w:t>
       </w:r>
-      <w:hyperlink r:id="rId182">
-        <w:r>
-          <w:rPr>
-            <w:lang w:val="hi_IN" w:bidi="hi_IN"/>
-          </w:rPr>
-          <w:rPr>
-            <w:color w:val="0000EE"/>
-            <w:u w:val="single"/>
-          </w:rPr>
-          <w:t>निर्ग 34:22</w:t>
-        </w:r>
-      </w:hyperlink>
+      <w:r>
+        <w:rPr>
+          <w:lang w:val="hi_IN" w:bidi="hi_IN"/>
+        </w:rPr>
+        <w:t>निर्ग 34:22</w:t>
+      </w:r>
       <w:r>
         <w:rPr>
           <w:lang w:val="hi_IN" w:bidi="hi_IN"/>
         </w:rPr>
         <w:t xml:space="preserve">; </w:t>
       </w:r>
-      <w:hyperlink r:id="rId183">
-        <w:r>
-          <w:rPr>
-            <w:lang w:val="hi_IN" w:bidi="hi_IN"/>
-          </w:rPr>
-          <w:rPr>
-            <w:color w:val="0000EE"/>
-            <w:u w:val="single"/>
-          </w:rPr>
-          <w:t>लैव्य 23:15–22</w:t>
-        </w:r>
-      </w:hyperlink>
+      <w:r>
+        <w:rPr>
+          <w:lang w:val="hi_IN" w:bidi="hi_IN"/>
+        </w:rPr>
+        <w:t>लैव्य 23:15–22</w:t>
+      </w:r>
       <w:r>
         <w:rPr>
           <w:lang w:val="hi_IN" w:bidi="hi_IN"/>
@@ -9794,18 +8702,12 @@
         </w:rPr>
         <w:t xml:space="preserve"> इस नाम से इसलिए जाना जाता है क्योंकि इस्राएल के लोगों को निर्देश दिया गया था कि वे एक सप्ताह तक वृक्षों की शाखाओं से बने साधारण झोंपड़ियों में शिविर लगाकर रहें, ताकि वे अपने जंगल में भटकने के वर्षों की स्मृति बनाए रहे (</w:t>
       </w:r>
-      <w:hyperlink r:id="rId184">
-        <w:r>
-          <w:rPr>
-            <w:lang w:val="hi_IN" w:bidi="hi_IN"/>
-          </w:rPr>
-          <w:rPr>
-            <w:color w:val="0000EE"/>
-            <w:u w:val="single"/>
-          </w:rPr>
-          <w:t>लैव्य 23:33–43</w:t>
-        </w:r>
-      </w:hyperlink>
+      <w:r>
+        <w:rPr>
+          <w:lang w:val="hi_IN" w:bidi="hi_IN"/>
+        </w:rPr>
+        <w:t>लैव्य 23:33–43</w:t>
+      </w:r>
       <w:r>
         <w:rPr>
           <w:lang w:val="hi_IN" w:bidi="hi_IN"/>
@@ -9872,54 +8774,36 @@
         </w:rPr>
         <w:t>इस पर्व में भाग लेना प्रत्येक पुरुष के लिए आवश्यक था, परन्तु स्त्रियाँ और बच्चे भी इसमें भाग ले सकते थे (</w:t>
       </w:r>
-      <w:hyperlink r:id="rId185">
-        <w:r>
-          <w:rPr>
-            <w:lang w:val="hi_IN" w:bidi="hi_IN"/>
-          </w:rPr>
-          <w:rPr>
-            <w:color w:val="0000EE"/>
-            <w:u w:val="single"/>
-          </w:rPr>
-          <w:t>16:11</w:t>
-        </w:r>
-      </w:hyperlink>
+      <w:r>
+        <w:rPr>
+          <w:lang w:val="hi_IN" w:bidi="hi_IN"/>
+        </w:rPr>
+        <w:t>16:11</w:t>
+      </w:r>
       <w:r>
         <w:rPr>
           <w:lang w:val="hi_IN" w:bidi="hi_IN"/>
         </w:rPr>
         <w:t xml:space="preserve">, </w:t>
       </w:r>
-      <w:hyperlink r:id="rId186">
-        <w:r>
-          <w:rPr>
-            <w:lang w:val="hi_IN" w:bidi="hi_IN"/>
-          </w:rPr>
-          <w:rPr>
-            <w:color w:val="0000EE"/>
-            <w:u w:val="single"/>
-          </w:rPr>
-          <w:t>14</w:t>
-        </w:r>
-      </w:hyperlink>
+      <w:r>
+        <w:rPr>
+          <w:lang w:val="hi_IN" w:bidi="hi_IN"/>
+        </w:rPr>
+        <w:t>14</w:t>
+      </w:r>
       <w:r>
         <w:rPr>
           <w:lang w:val="hi_IN" w:bidi="hi_IN"/>
         </w:rPr>
         <w:t xml:space="preserve">; तुलना करें </w:t>
       </w:r>
-      <w:hyperlink r:id="rId187">
-        <w:r>
-          <w:rPr>
-            <w:lang w:val="hi_IN" w:bidi="hi_IN"/>
-          </w:rPr>
-          <w:rPr>
-            <w:color w:val="0000EE"/>
-            <w:u w:val="single"/>
-          </w:rPr>
-          <w:t>लूका 2:41</w:t>
-        </w:r>
-      </w:hyperlink>
+      <w:r>
+        <w:rPr>
+          <w:lang w:val="hi_IN" w:bidi="hi_IN"/>
+        </w:rPr>
+        <w:t>लूका 2:41</w:t>
+      </w:r>
       <w:r>
         <w:rPr>
           <w:lang w:val="hi_IN" w:bidi="hi_IN"/>
@@ -10192,54 +9076,36 @@
         </w:rPr>
         <w:t xml:space="preserve">देखें; यह भी देखें </w:t>
       </w:r>
-      <w:hyperlink r:id="rId188">
-        <w:r>
-          <w:rPr>
-            <w:lang w:val="hi_IN" w:bidi="hi_IN"/>
-          </w:rPr>
-          <w:rPr>
-            <w:color w:val="0000EE"/>
-            <w:u w:val="single"/>
-          </w:rPr>
-          <w:t>12:3</w:t>
-        </w:r>
-      </w:hyperlink>
+      <w:r>
+        <w:rPr>
+          <w:lang w:val="hi_IN" w:bidi="hi_IN"/>
+        </w:rPr>
+        <w:t>12:3</w:t>
+      </w:r>
       <w:r>
         <w:rPr>
           <w:lang w:val="hi_IN" w:bidi="hi_IN"/>
         </w:rPr>
         <w:t xml:space="preserve">; </w:t>
       </w:r>
-      <w:hyperlink r:id="rId189">
-        <w:r>
-          <w:rPr>
-            <w:lang w:val="hi_IN" w:bidi="hi_IN"/>
-          </w:rPr>
-          <w:rPr>
-            <w:color w:val="0000EE"/>
-            <w:u w:val="single"/>
-          </w:rPr>
-          <w:t>यशा 27:8–9</w:t>
-        </w:r>
-      </w:hyperlink>
+      <w:r>
+        <w:rPr>
+          <w:lang w:val="hi_IN" w:bidi="hi_IN"/>
+        </w:rPr>
+        <w:t>यशा 27:8–9</w:t>
+      </w:r>
       <w:r>
         <w:rPr>
           <w:lang w:val="hi_IN" w:bidi="hi_IN"/>
         </w:rPr>
         <w:t xml:space="preserve">; </w:t>
       </w:r>
-      <w:hyperlink r:id="rId190">
-        <w:r>
-          <w:rPr>
-            <w:lang w:val="hi_IN" w:bidi="hi_IN"/>
-          </w:rPr>
-          <w:rPr>
-            <w:color w:val="0000EE"/>
-            <w:u w:val="single"/>
-          </w:rPr>
-          <w:t>मीक 5:13–15</w:t>
-        </w:r>
-      </w:hyperlink>
+      <w:r>
+        <w:rPr>
+          <w:lang w:val="hi_IN" w:bidi="hi_IN"/>
+        </w:rPr>
+        <w:t>मीक 5:13–15</w:t>
+      </w:r>
       <w:r>
         <w:rPr>
           <w:lang w:val="hi_IN" w:bidi="hi_IN"/>
@@ -10294,18 +9160,12 @@
         </w:rPr>
         <w:t xml:space="preserve">एक बीमार या दोषपूर्ण पशु का कोई मौद्रिक मूल्य नहीं था, इसलिए उसे यहोवा को समर्पित करना कोई बलिदान नहीं था (तुलना करें </w:t>
       </w:r>
-      <w:hyperlink r:id="rId191">
-        <w:r>
-          <w:rPr>
-            <w:lang w:val="hi_IN" w:bidi="hi_IN"/>
-          </w:rPr>
-          <w:rPr>
-            <w:color w:val="0000EE"/>
-            <w:u w:val="single"/>
-          </w:rPr>
-          <w:t>15:21</w:t>
-        </w:r>
-      </w:hyperlink>
+      <w:r>
+        <w:rPr>
+          <w:lang w:val="hi_IN" w:bidi="hi_IN"/>
+        </w:rPr>
+        <w:t>15:21</w:t>
+      </w:r>
       <w:r>
         <w:rPr>
           <w:lang w:val="hi_IN" w:bidi="hi_IN"/>
@@ -10360,18 +9220,12 @@
         </w:rPr>
         <w:t xml:space="preserve">स्वर्ग की शक्तियाँ दृश्यमान वस्तुएँ हैं जैसे सूर्य, चंद्रमा और तारे, साथ ही अदृश्य प्राणी जैसे स्वर्गदूत। परमेश्वर द्वारा बनाई गई कोई भी या किसी भी चीज़ की उपासना करना दूसरी आज्ञा (देखें </w:t>
       </w:r>
-      <w:hyperlink r:id="rId192">
-        <w:r>
-          <w:rPr>
-            <w:lang w:val="hi_IN" w:bidi="hi_IN"/>
-          </w:rPr>
-          <w:rPr>
-            <w:color w:val="0000EE"/>
-            <w:u w:val="single"/>
-          </w:rPr>
-          <w:t>5:9</w:t>
-        </w:r>
-      </w:hyperlink>
+      <w:r>
+        <w:rPr>
+          <w:lang w:val="hi_IN" w:bidi="hi_IN"/>
+        </w:rPr>
+        <w:t>5:9</w:t>
+      </w:r>
       <w:r>
         <w:rPr>
           <w:lang w:val="hi_IN" w:bidi="hi_IN"/>
@@ -10426,54 +9280,36 @@
         </w:rPr>
         <w:t xml:space="preserve">यहोवा के लिए अपमानजनक कोई भी बात घृणित बात कही जा सकती है (देखें </w:t>
       </w:r>
-      <w:hyperlink r:id="rId193">
-        <w:r>
-          <w:rPr>
-            <w:lang w:val="hi_IN" w:bidi="hi_IN"/>
-          </w:rPr>
-          <w:rPr>
-            <w:color w:val="0000EE"/>
-            <w:u w:val="single"/>
-          </w:rPr>
-          <w:t>7:25</w:t>
-        </w:r>
-      </w:hyperlink>
+      <w:r>
+        <w:rPr>
+          <w:lang w:val="hi_IN" w:bidi="hi_IN"/>
+        </w:rPr>
+        <w:t>7:25</w:t>
+      </w:r>
       <w:r>
         <w:rPr>
           <w:lang w:val="hi_IN" w:bidi="hi_IN"/>
         </w:rPr>
         <w:t xml:space="preserve">; </w:t>
       </w:r>
-      <w:hyperlink r:id="rId194">
-        <w:r>
-          <w:rPr>
-            <w:lang w:val="hi_IN" w:bidi="hi_IN"/>
-          </w:rPr>
-          <w:rPr>
-            <w:color w:val="0000EE"/>
-            <w:u w:val="single"/>
-          </w:rPr>
-          <w:t>12:31</w:t>
-        </w:r>
-      </w:hyperlink>
+      <w:r>
+        <w:rPr>
+          <w:lang w:val="hi_IN" w:bidi="hi_IN"/>
+        </w:rPr>
+        <w:t>12:31</w:t>
+      </w:r>
       <w:r>
         <w:rPr>
           <w:lang w:val="hi_IN" w:bidi="hi_IN"/>
         </w:rPr>
         <w:t xml:space="preserve">; </w:t>
       </w:r>
-      <w:hyperlink r:id="rId195">
-        <w:r>
-          <w:rPr>
-            <w:lang w:val="hi_IN" w:bidi="hi_IN"/>
-          </w:rPr>
-          <w:rPr>
-            <w:color w:val="0000EE"/>
-            <w:u w:val="single"/>
-          </w:rPr>
-          <w:t>13:14</w:t>
-        </w:r>
-      </w:hyperlink>
+      <w:r>
+        <w:rPr>
+          <w:lang w:val="hi_IN" w:bidi="hi_IN"/>
+        </w:rPr>
+        <w:t>13:14</w:t>
+      </w:r>
       <w:r>
         <w:rPr>
           <w:lang w:val="hi_IN" w:bidi="hi_IN"/>
@@ -10540,54 +9376,36 @@
         </w:rPr>
         <w:t>: प्राचीन इस्राएल में एक सामान्य नगर छोटा (लगभग 10 एकड़ या उससे कम) और भीड़भाड़ वाला होता था। इसमें मुख्य द्वार के अंदर या बाहर एक चौक को छोड़कर कुछ खुले क्षेत्र होते थे, जहां सार्वजनिक बैठकें होती थीं, जिनमें परीक्षण और अन्य न्यायिक कार्यवाही शामिल होती थी। यह स्थान स्पष्ट रूप से नगर के बाहर है क्योंकि पत्थर मारकर हत्या करना दीवारों के अंदर नहीं होता था (</w:t>
       </w:r>
-      <w:hyperlink r:id="rId196">
-        <w:r>
-          <w:rPr>
-            <w:lang w:val="hi_IN" w:bidi="hi_IN"/>
-          </w:rPr>
-          <w:rPr>
-            <w:color w:val="0000EE"/>
-            <w:u w:val="single"/>
-          </w:rPr>
-          <w:t>22:24</w:t>
-        </w:r>
-      </w:hyperlink>
+      <w:r>
+        <w:rPr>
+          <w:lang w:val="hi_IN" w:bidi="hi_IN"/>
+        </w:rPr>
+        <w:t>22:24</w:t>
+      </w:r>
       <w:r>
         <w:rPr>
           <w:lang w:val="hi_IN" w:bidi="hi_IN"/>
         </w:rPr>
         <w:t xml:space="preserve">; </w:t>
       </w:r>
-      <w:hyperlink r:id="rId197">
-        <w:r>
-          <w:rPr>
-            <w:lang w:val="hi_IN" w:bidi="hi_IN"/>
-          </w:rPr>
-          <w:rPr>
-            <w:color w:val="0000EE"/>
-            <w:u w:val="single"/>
-          </w:rPr>
-          <w:t>1 रा 21:10</w:t>
-        </w:r>
-      </w:hyperlink>
+      <w:r>
+        <w:rPr>
+          <w:lang w:val="hi_IN" w:bidi="hi_IN"/>
+        </w:rPr>
+        <w:t>1 रा 21:10</w:t>
+      </w:r>
       <w:r>
         <w:rPr>
           <w:lang w:val="hi_IN" w:bidi="hi_IN"/>
         </w:rPr>
         <w:t>) असामान्य परिस्थितियों को छोड़कर (</w:t>
       </w:r>
-      <w:hyperlink r:id="rId198">
-        <w:r>
-          <w:rPr>
-            <w:lang w:val="hi_IN" w:bidi="hi_IN"/>
-          </w:rPr>
-          <w:rPr>
-            <w:color w:val="0000EE"/>
-            <w:u w:val="single"/>
-          </w:rPr>
-          <w:t>व्य 22:21</w:t>
-        </w:r>
-      </w:hyperlink>
+      <w:r>
+        <w:rPr>
+          <w:lang w:val="hi_IN" w:bidi="hi_IN"/>
+        </w:rPr>
+        <w:t>व्य 22:21</w:t>
+      </w:r>
       <w:r>
         <w:rPr>
           <w:lang w:val="hi_IN" w:bidi="hi_IN"/>
@@ -10648,18 +9466,12 @@
         </w:rPr>
         <w:t xml:space="preserve">साक्षियों को पहले पत्थर फेंकने का निर्देश निराधार आरोपों से बचने के लिए दिया गया था। झूठी गवाही के गंभीर परिणाम होते थे। किसी साक्षी को सज़ा सुनाने में मुख्य भूमिका निभाने की आवश्यकता होने से उसकी गवाही की विश्वसनीयता की पुष्टि होती थी; अगर वह किसी निर्दोष व्यक्ति (देखें </w:t>
       </w:r>
-      <w:hyperlink r:id="rId199">
-        <w:r>
-          <w:rPr>
-            <w:lang w:val="hi_IN" w:bidi="hi_IN"/>
-          </w:rPr>
-          <w:rPr>
-            <w:color w:val="0000EE"/>
-            <w:u w:val="single"/>
-          </w:rPr>
-          <w:t>यूह 8:1–11</w:t>
-        </w:r>
-      </w:hyperlink>
+      <w:r>
+        <w:rPr>
+          <w:lang w:val="hi_IN" w:bidi="hi_IN"/>
+        </w:rPr>
+        <w:t>यूह 8:1–11</w:t>
+      </w:r>
       <w:r>
         <w:rPr>
           <w:lang w:val="hi_IN" w:bidi="hi_IN"/>
@@ -10692,18 +9504,12 @@
         </w:rPr>
         <w:t xml:space="preserve">” विषय पत्री; तुलना करें </w:t>
       </w:r>
-      <w:hyperlink r:id="rId200">
-        <w:r>
-          <w:rPr>
-            <w:lang w:val="hi_IN" w:bidi="hi_IN"/>
-          </w:rPr>
-          <w:rPr>
-            <w:color w:val="0000EE"/>
-            <w:u w:val="single"/>
-          </w:rPr>
-          <w:t>1 कुरि 5:12–13</w:t>
-        </w:r>
-      </w:hyperlink>
+      <w:r>
+        <w:rPr>
+          <w:lang w:val="hi_IN" w:bidi="hi_IN"/>
+        </w:rPr>
+        <w:t>1 कुरि 5:12–13</w:t>
+      </w:r>
       <w:r>
         <w:rPr>
           <w:lang w:val="hi_IN" w:bidi="hi_IN"/>
@@ -10770,18 +9576,12 @@
         </w:rPr>
         <w:t xml:space="preserve">क्या कोई व्यक्ति खून का दोषी है या केवल हत्या का: पुराने नियम के व्यवस्था में, आधुनिक न्यायशास्त्र की तरह, हत्या जानबूझकर की जाती थी, खून आकस्मिक था (तुलना करें </w:t>
       </w:r>
-      <w:hyperlink r:id="rId201">
-        <w:r>
-          <w:rPr>
-            <w:lang w:val="hi_IN" w:bidi="hi_IN"/>
-          </w:rPr>
-          <w:rPr>
-            <w:color w:val="0000EE"/>
-            <w:u w:val="single"/>
-          </w:rPr>
-          <w:t>19:1–13</w:t>
-        </w:r>
-      </w:hyperlink>
+      <w:r>
+        <w:rPr>
+          <w:lang w:val="hi_IN" w:bidi="hi_IN"/>
+        </w:rPr>
+        <w:t>19:1–13</w:t>
+      </w:r>
       <w:r>
         <w:rPr>
           <w:lang w:val="hi_IN" w:bidi="hi_IN"/>
@@ -10896,36 +9696,24 @@
         </w:rPr>
         <w:t xml:space="preserve">: यह इब्रानी शब्द सीधे रास्ते पर चलने की कल्पना करता है (तुलना करें </w:t>
       </w:r>
-      <w:hyperlink r:id="rId202">
-        <w:r>
-          <w:rPr>
-            <w:lang w:val="hi_IN" w:bidi="hi_IN"/>
-          </w:rPr>
-          <w:rPr>
-            <w:color w:val="0000EE"/>
-            <w:u w:val="single"/>
-          </w:rPr>
-          <w:t>नीति 4:25–27</w:t>
-        </w:r>
-      </w:hyperlink>
+      <w:r>
+        <w:rPr>
+          <w:lang w:val="hi_IN" w:bidi="hi_IN"/>
+        </w:rPr>
+        <w:t>नीति 4:25–27</w:t>
+      </w:r>
       <w:r>
         <w:rPr>
           <w:lang w:val="hi_IN" w:bidi="hi_IN"/>
         </w:rPr>
         <w:t xml:space="preserve">; </w:t>
       </w:r>
-      <w:hyperlink r:id="rId203">
-        <w:r>
-          <w:rPr>
-            <w:lang w:val="hi_IN" w:bidi="hi_IN"/>
-          </w:rPr>
-          <w:rPr>
-            <w:color w:val="0000EE"/>
-            <w:u w:val="single"/>
-          </w:rPr>
-          <w:t>इब्रा 12:13</w:t>
-        </w:r>
-      </w:hyperlink>
+      <w:r>
+        <w:rPr>
+          <w:lang w:val="hi_IN" w:bidi="hi_IN"/>
+        </w:rPr>
+        <w:t>इब्रा 12:13</w:t>
+      </w:r>
       <w:r>
         <w:rPr>
           <w:lang w:val="hi_IN" w:bidi="hi_IN"/>
@@ -11040,144 +9828,96 @@
         </w:rPr>
         <w:t xml:space="preserve">: मानव राजतंत्र इस्राएल के लिए परमेश्वर की इच्छा के विपरीत नहीं था (तुलना करें </w:t>
       </w:r>
-      <w:hyperlink r:id="rId204">
-        <w:r>
-          <w:rPr>
-            <w:lang w:val="hi_IN" w:bidi="hi_IN"/>
-          </w:rPr>
-          <w:rPr>
-            <w:color w:val="0000EE"/>
-            <w:u w:val="single"/>
-          </w:rPr>
-          <w:t>1 शमू 8:6–7</w:t>
-        </w:r>
-      </w:hyperlink>
+      <w:r>
+        <w:rPr>
+          <w:lang w:val="hi_IN" w:bidi="hi_IN"/>
+        </w:rPr>
+        <w:t>1 शमू 8:6–7</w:t>
+      </w:r>
       <w:r>
         <w:rPr>
           <w:lang w:val="hi_IN" w:bidi="hi_IN"/>
         </w:rPr>
         <w:t>)—परमेश्वर ने अब्राहम और सारा से वादा किया था कि उनके वंशजों में राजा शामिल होंगे (</w:t>
       </w:r>
-      <w:hyperlink r:id="rId205">
-        <w:r>
-          <w:rPr>
-            <w:lang w:val="hi_IN" w:bidi="hi_IN"/>
-          </w:rPr>
-          <w:rPr>
-            <w:color w:val="0000EE"/>
-            <w:u w:val="single"/>
-          </w:rPr>
-          <w:t>उत 17:6</w:t>
-        </w:r>
-      </w:hyperlink>
+      <w:r>
+        <w:rPr>
+          <w:lang w:val="hi_IN" w:bidi="hi_IN"/>
+        </w:rPr>
+        <w:t>उत 17:6</w:t>
+      </w:r>
       <w:r>
         <w:rPr>
           <w:lang w:val="hi_IN" w:bidi="hi_IN"/>
         </w:rPr>
         <w:t xml:space="preserve">, </w:t>
       </w:r>
-      <w:hyperlink r:id="rId206">
-        <w:r>
-          <w:rPr>
-            <w:lang w:val="hi_IN" w:bidi="hi_IN"/>
-          </w:rPr>
-          <w:rPr>
-            <w:color w:val="0000EE"/>
-            <w:u w:val="single"/>
-          </w:rPr>
-          <w:t>16</w:t>
-        </w:r>
-      </w:hyperlink>
+      <w:r>
+        <w:rPr>
+          <w:lang w:val="hi_IN" w:bidi="hi_IN"/>
+        </w:rPr>
+        <w:t>16</w:t>
+      </w:r>
       <w:r>
         <w:rPr>
           <w:lang w:val="hi_IN" w:bidi="hi_IN"/>
         </w:rPr>
         <w:t xml:space="preserve">; यह भी देखें </w:t>
       </w:r>
-      <w:hyperlink r:id="rId207">
-        <w:r>
-          <w:rPr>
-            <w:lang w:val="hi_IN" w:bidi="hi_IN"/>
-          </w:rPr>
-          <w:rPr>
-            <w:color w:val="0000EE"/>
-            <w:u w:val="single"/>
-          </w:rPr>
-          <w:t>उत 35:11</w:t>
-        </w:r>
-      </w:hyperlink>
+      <w:r>
+        <w:rPr>
+          <w:lang w:val="hi_IN" w:bidi="hi_IN"/>
+        </w:rPr>
+        <w:t>उत 35:11</w:t>
+      </w:r>
       <w:r>
         <w:rPr>
           <w:lang w:val="hi_IN" w:bidi="hi_IN"/>
         </w:rPr>
         <w:t>)। लेकिन राजशासन के दुरुपयोग की निंदा की गई थी। वह धर्मशास्त्र जो मसीहा को एक राजा की भूमिका में देखता है (</w:t>
       </w:r>
-      <w:hyperlink r:id="rId208">
-        <w:r>
-          <w:rPr>
-            <w:lang w:val="hi_IN" w:bidi="hi_IN"/>
-          </w:rPr>
-          <w:rPr>
-            <w:color w:val="0000EE"/>
-            <w:u w:val="single"/>
-          </w:rPr>
-          <w:t>2 शमू 7:11–15</w:t>
-        </w:r>
-      </w:hyperlink>
+      <w:r>
+        <w:rPr>
+          <w:lang w:val="hi_IN" w:bidi="hi_IN"/>
+        </w:rPr>
+        <w:t>2 शमू 7:11–15</w:t>
+      </w:r>
       <w:r>
         <w:rPr>
           <w:lang w:val="hi_IN" w:bidi="hi_IN"/>
         </w:rPr>
         <w:t xml:space="preserve">; </w:t>
       </w:r>
-      <w:hyperlink r:id="rId209">
-        <w:r>
-          <w:rPr>
-            <w:lang w:val="hi_IN" w:bidi="hi_IN"/>
-          </w:rPr>
-          <w:rPr>
-            <w:color w:val="0000EE"/>
-            <w:u w:val="single"/>
-          </w:rPr>
-          <w:t>भज 2</w:t>
-        </w:r>
-      </w:hyperlink>
+      <w:r>
+        <w:rPr>
+          <w:lang w:val="hi_IN" w:bidi="hi_IN"/>
+        </w:rPr>
+        <w:t>भज 2</w:t>
+      </w:r>
       <w:r>
         <w:rPr>
           <w:lang w:val="hi_IN" w:bidi="hi_IN"/>
         </w:rPr>
         <w:t xml:space="preserve">; </w:t>
       </w:r>
-      <w:hyperlink r:id="rId210">
-        <w:r>
-          <w:rPr>
-            <w:lang w:val="hi_IN" w:bidi="hi_IN"/>
-          </w:rPr>
-          <w:rPr>
-            <w:color w:val="0000EE"/>
-            <w:u w:val="single"/>
-          </w:rPr>
-          <w:t>110</w:t>
-        </w:r>
-      </w:hyperlink>
+      <w:r>
+        <w:rPr>
+          <w:lang w:val="hi_IN" w:bidi="hi_IN"/>
+        </w:rPr>
+        <w:t>110</w:t>
+      </w:r>
       <w:r>
         <w:rPr>
           <w:lang w:val="hi_IN" w:bidi="hi_IN"/>
         </w:rPr>
         <w:t xml:space="preserve">; </w:t>
       </w:r>
-      <w:hyperlink r:id="rId211">
-        <w:r>
-          <w:rPr>
-            <w:lang w:val="hi_IN" w:bidi="hi_IN"/>
-          </w:rPr>
-          <w:rPr>
-            <w:color w:val="0000EE"/>
-            <w:u w:val="single"/>
-          </w:rPr>
-          <w:t>यशा 9:6–7</w:t>
-        </w:r>
-      </w:hyperlink>
+      <w:r>
+        <w:rPr>
+          <w:lang w:val="hi_IN" w:bidi="hi_IN"/>
+        </w:rPr>
+        <w:t>यशा 9:6–7</w:t>
+      </w:r>
       <w:r>
         <w:rPr>
           <w:lang w:val="hi_IN" w:bidi="hi_IN"/>
@@ -11244,18 +9984,12 @@
         </w:rPr>
         <w:t xml:space="preserve">: वहां जाने से राजा की परमेश्वर पर निर्भरता की कमी दिखाई देगी, जिसने इस्राएल को मिस्र की गुलामी से मुक्त किया था। सबसे अच्छे घोड़े मिस्र में पाए जाते थे (देखें </w:t>
       </w:r>
-      <w:hyperlink r:id="rId212">
-        <w:r>
-          <w:rPr>
-            <w:lang w:val="hi_IN" w:bidi="hi_IN"/>
-          </w:rPr>
-          <w:rPr>
-            <w:color w:val="0000EE"/>
-            <w:u w:val="single"/>
-          </w:rPr>
-          <w:t>1 रा 10:28–29</w:t>
-        </w:r>
-      </w:hyperlink>
+      <w:r>
+        <w:rPr>
+          <w:lang w:val="hi_IN" w:bidi="hi_IN"/>
+        </w:rPr>
+        <w:t>1 रा 10:28–29</w:t>
+      </w:r>
       <w:r>
         <w:rPr>
           <w:lang w:val="hi_IN" w:bidi="hi_IN"/>
@@ -11334,54 +10068,36 @@
         </w:rPr>
         <w:t>: यहाँ बहुविवाह प्रथा न तो वर्जित है और न ही स्वीकृत है। इस दिशानिर्देश का उद्देश्य इस प्रथा को नियंत्रित और विनियमित करना था। प्राचीन दुनिया में, राजा अन्य राज्यों के साथ राजनीतिक गठबंधन को मजबूत करने के लिए कई पत्नियों से विवाह करते थे, जो परमेश्वर के प्रावधान के बजाय मानव शक्ति में विश्वास दिखाता था। दाऊद (</w:t>
       </w:r>
-      <w:hyperlink r:id="rId213">
-        <w:r>
-          <w:rPr>
-            <w:lang w:val="hi_IN" w:bidi="hi_IN"/>
-          </w:rPr>
-          <w:rPr>
-            <w:color w:val="0000EE"/>
-            <w:u w:val="single"/>
-          </w:rPr>
-          <w:t>2 शमू 5:13</w:t>
-        </w:r>
-      </w:hyperlink>
+      <w:r>
+        <w:rPr>
+          <w:lang w:val="hi_IN" w:bidi="hi_IN"/>
+        </w:rPr>
+        <w:t>2 शमू 5:13</w:t>
+      </w:r>
       <w:r>
         <w:rPr>
           <w:lang w:val="hi_IN" w:bidi="hi_IN"/>
         </w:rPr>
         <w:t xml:space="preserve">; </w:t>
       </w:r>
-      <w:hyperlink r:id="rId214">
-        <w:r>
-          <w:rPr>
-            <w:lang w:val="hi_IN" w:bidi="hi_IN"/>
-          </w:rPr>
-          <w:rPr>
-            <w:color w:val="0000EE"/>
-            <w:u w:val="single"/>
-          </w:rPr>
-          <w:t>12:11</w:t>
-        </w:r>
-      </w:hyperlink>
+      <w:r>
+        <w:rPr>
+          <w:lang w:val="hi_IN" w:bidi="hi_IN"/>
+        </w:rPr>
+        <w:t>12:11</w:t>
+      </w:r>
       <w:r>
         <w:rPr>
           <w:lang w:val="hi_IN" w:bidi="hi_IN"/>
         </w:rPr>
         <w:t>) और सुलैमान (</w:t>
       </w:r>
-      <w:hyperlink r:id="rId215">
-        <w:r>
-          <w:rPr>
-            <w:lang w:val="hi_IN" w:bidi="hi_IN"/>
-          </w:rPr>
-          <w:rPr>
-            <w:color w:val="0000EE"/>
-            <w:u w:val="single"/>
-          </w:rPr>
-          <w:t>1 राजा 11:3–4</w:t>
-        </w:r>
-      </w:hyperlink>
+      <w:r>
+        <w:rPr>
+          <w:lang w:val="hi_IN" w:bidi="hi_IN"/>
+        </w:rPr>
+        <w:t>1 राजा 11:3–4</w:t>
+      </w:r>
       <w:r>
         <w:rPr>
           <w:lang w:val="hi_IN" w:bidi="hi_IN"/>
@@ -11542,18 +10258,12 @@
         </w:rPr>
         <w:t xml:space="preserve"> याजक लेवियों के पूरे गोत्र को वर्णन करता है। हालाँकि, तकनीकी रूप से केवल हारून के वंशज ही याजक थे। गैर-याजकीय लेवी उनके सहायक थे (देखें </w:t>
       </w:r>
-      <w:hyperlink r:id="rId158">
-        <w:r>
-          <w:rPr>
-            <w:lang w:val="hi_IN" w:bidi="hi_IN"/>
-          </w:rPr>
-          <w:rPr>
-            <w:color w:val="0000EE"/>
-            <w:u w:val="single"/>
-          </w:rPr>
-          <w:t>12:12</w:t>
-        </w:r>
-      </w:hyperlink>
+      <w:r>
+        <w:rPr>
+          <w:lang w:val="hi_IN" w:bidi="hi_IN"/>
+        </w:rPr>
+        <w:t>12:12</w:t>
+      </w:r>
       <w:r>
         <w:rPr>
           <w:lang w:val="hi_IN" w:bidi="hi_IN"/>
@@ -11614,18 +10324,12 @@
         </w:rPr>
         <w:t xml:space="preserve">: लेवियों का बटवारा आत्मिक था, न कि क्षेत्रीय या भौतिक। उन्होंने अपना पूरा जीवन यहोवा की सेवा में समर्पित करके उन्हें अपना बना लिया। यह विचार इस विचार का एक उल्लेखनीय पलट है कि इस्राएल यहोवा का अधिकार था (देखें </w:t>
       </w:r>
-      <w:hyperlink r:id="rId216">
-        <w:r>
-          <w:rPr>
-            <w:lang w:val="hi_IN" w:bidi="hi_IN"/>
-          </w:rPr>
-          <w:rPr>
-            <w:color w:val="0000EE"/>
-            <w:u w:val="single"/>
-          </w:rPr>
-          <w:t>7:6</w:t>
-        </w:r>
-      </w:hyperlink>
+      <w:r>
+        <w:rPr>
+          <w:lang w:val="hi_IN" w:bidi="hi_IN"/>
+        </w:rPr>
+        <w:t>7:6</w:t>
+      </w:r>
       <w:r>
         <w:rPr>
           <w:lang w:val="hi_IN" w:bidi="hi_IN"/>
@@ -11680,18 +10384,12 @@
         </w:rPr>
         <w:t xml:space="preserve">प्राचीन इस्राएल के भोजन में बैलों और भेड़ों के कंधे, गाल और पेट सबसे बढ़िया हिस्से होते थे। परमेश्वर के याजकीय सेवकों को सबसे बढ़िया हिस्सा प्राप्त करके सम्मानित किया जाना था (देखें </w:t>
       </w:r>
-      <w:hyperlink r:id="rId217">
-        <w:r>
-          <w:rPr>
-            <w:lang w:val="hi_IN" w:bidi="hi_IN"/>
-          </w:rPr>
-          <w:rPr>
-            <w:color w:val="0000EE"/>
-            <w:u w:val="single"/>
-          </w:rPr>
-          <w:t>लैव्य 7:28–34</w:t>
-        </w:r>
-      </w:hyperlink>
+      <w:r>
+        <w:rPr>
+          <w:lang w:val="hi_IN" w:bidi="hi_IN"/>
+        </w:rPr>
+        <w:t>लैव्य 7:28–34</w:t>
+      </w:r>
       <w:r>
         <w:rPr>
           <w:lang w:val="hi_IN" w:bidi="hi_IN"/>
@@ -11758,18 +10456,12 @@
         </w:rPr>
         <w:t xml:space="preserve">: हालाँकि लेवी तम्बू और (बाद में) मंदिर में पूर्णकालिक सेवकाई में थे, फिर भी वे अपनी खुद की भौतिक संपत्ति रख सकते थे (देखें </w:t>
       </w:r>
-      <w:hyperlink r:id="rId218">
-        <w:r>
-          <w:rPr>
-            <w:lang w:val="hi_IN" w:bidi="hi_IN"/>
-          </w:rPr>
-          <w:rPr>
-            <w:color w:val="0000EE"/>
-            <w:u w:val="single"/>
-          </w:rPr>
-          <w:t>गिन 35:1–8</w:t>
-        </w:r>
-      </w:hyperlink>
+      <w:r>
+        <w:rPr>
+          <w:lang w:val="hi_IN" w:bidi="hi_IN"/>
+        </w:rPr>
+        <w:t>गिन 35:1–8</w:t>
+      </w:r>
       <w:r>
         <w:rPr>
           <w:lang w:val="hi_IN" w:bidi="hi_IN"/>
@@ -11824,108 +10516,72 @@
         </w:rPr>
         <w:t>अपने बेटे या बेटी को कभी भी होमबलि के रूप में बलि न चढ़ाओ: कुछ कनानी धर्मों में अपने देवताओं को प्रसन्न करने के लिए बच्चों का बलिदान शामिल था। इस्राएल को सख्ती से चेतावनी दी गई थी कि वे कभी भी इस प्रथा में शामिल न हों (</w:t>
       </w:r>
-      <w:hyperlink r:id="rId219">
-        <w:r>
-          <w:rPr>
-            <w:lang w:val="hi_IN" w:bidi="hi_IN"/>
-          </w:rPr>
-          <w:rPr>
-            <w:color w:val="0000EE"/>
-            <w:u w:val="single"/>
-          </w:rPr>
-          <w:t>निर्ग 34:15–16</w:t>
-        </w:r>
-      </w:hyperlink>
+      <w:r>
+        <w:rPr>
+          <w:lang w:val="hi_IN" w:bidi="hi_IN"/>
+        </w:rPr>
+        <w:t>निर्ग 34:15–16</w:t>
+      </w:r>
       <w:r>
         <w:rPr>
           <w:lang w:val="hi_IN" w:bidi="hi_IN"/>
         </w:rPr>
         <w:t xml:space="preserve">; </w:t>
       </w:r>
-      <w:hyperlink r:id="rId115">
-        <w:r>
-          <w:rPr>
-            <w:lang w:val="hi_IN" w:bidi="hi_IN"/>
-          </w:rPr>
-          <w:rPr>
-            <w:color w:val="0000EE"/>
-            <w:u w:val="single"/>
-          </w:rPr>
-          <w:t>लैव्य 18:21</w:t>
-        </w:r>
-      </w:hyperlink>
+      <w:r>
+        <w:rPr>
+          <w:lang w:val="hi_IN" w:bidi="hi_IN"/>
+        </w:rPr>
+        <w:t>लैव्य 18:21</w:t>
+      </w:r>
       <w:r>
         <w:rPr>
           <w:lang w:val="hi_IN" w:bidi="hi_IN"/>
         </w:rPr>
         <w:t xml:space="preserve">; </w:t>
       </w:r>
-      <w:hyperlink r:id="rId220">
-        <w:r>
-          <w:rPr>
-            <w:lang w:val="hi_IN" w:bidi="hi_IN"/>
-          </w:rPr>
-          <w:rPr>
-            <w:color w:val="0000EE"/>
-            <w:u w:val="single"/>
-          </w:rPr>
-          <w:t>20:2–5</w:t>
-        </w:r>
-      </w:hyperlink>
+      <w:r>
+        <w:rPr>
+          <w:lang w:val="hi_IN" w:bidi="hi_IN"/>
+        </w:rPr>
+        <w:t>20:2–5</w:t>
+      </w:r>
       <w:r>
         <w:rPr>
           <w:lang w:val="hi_IN" w:bidi="hi_IN"/>
         </w:rPr>
         <w:t>)। जब उन्होंने ऐसा किया, तो इसने परमेश्वर के न्याय को उकसाया (</w:t>
       </w:r>
-      <w:hyperlink r:id="rId221">
-        <w:r>
-          <w:rPr>
-            <w:lang w:val="hi_IN" w:bidi="hi_IN"/>
-          </w:rPr>
-          <w:rPr>
-            <w:color w:val="0000EE"/>
-            <w:u w:val="single"/>
-          </w:rPr>
-          <w:t>2 रा 17:16–17</w:t>
-        </w:r>
-      </w:hyperlink>
+      <w:r>
+        <w:rPr>
+          <w:lang w:val="hi_IN" w:bidi="hi_IN"/>
+        </w:rPr>
+        <w:t>2 रा 17:16–17</w:t>
+      </w:r>
       <w:r>
         <w:rPr>
           <w:lang w:val="hi_IN" w:bidi="hi_IN"/>
         </w:rPr>
         <w:t xml:space="preserve">; </w:t>
       </w:r>
-      <w:hyperlink r:id="rId222">
-        <w:r>
-          <w:rPr>
-            <w:lang w:val="hi_IN" w:bidi="hi_IN"/>
-          </w:rPr>
-          <w:rPr>
-            <w:color w:val="0000EE"/>
-            <w:u w:val="single"/>
-          </w:rPr>
-          <w:t>21:6</w:t>
-        </w:r>
-      </w:hyperlink>
+      <w:r>
+        <w:rPr>
+          <w:lang w:val="hi_IN" w:bidi="hi_IN"/>
+        </w:rPr>
+        <w:t>21:6</w:t>
+      </w:r>
       <w:r>
         <w:rPr>
           <w:lang w:val="hi_IN" w:bidi="hi_IN"/>
         </w:rPr>
         <w:t xml:space="preserve">; </w:t>
       </w:r>
-      <w:hyperlink r:id="rId223">
-        <w:r>
-          <w:rPr>
-            <w:lang w:val="hi_IN" w:bidi="hi_IN"/>
-          </w:rPr>
-          <w:rPr>
-            <w:color w:val="0000EE"/>
-            <w:u w:val="single"/>
-          </w:rPr>
-          <w:t>यहेज 23:37</w:t>
-        </w:r>
-      </w:hyperlink>
+      <w:r>
+        <w:rPr>
+          <w:lang w:val="hi_IN" w:bidi="hi_IN"/>
+        </w:rPr>
+        <w:t>यहेज 23:37</w:t>
+      </w:r>
       <w:r>
         <w:rPr>
           <w:lang w:val="hi_IN" w:bidi="hi_IN"/>
@@ -12023,18 +10679,12 @@
         </w:rPr>
         <w:t xml:space="preserve"> की व्याख्या करने के लिए अक्सर भविष्यवाणी के प्यालों का उपयोग किया जाता था (देखें </w:t>
       </w:r>
-      <w:hyperlink r:id="rId224">
-        <w:r>
-          <w:rPr>
-            <w:lang w:val="hi_IN" w:bidi="hi_IN"/>
-          </w:rPr>
-          <w:rPr>
-            <w:color w:val="0000EE"/>
-            <w:u w:val="single"/>
-          </w:rPr>
-          <w:t>उत 44:5</w:t>
-        </w:r>
-      </w:hyperlink>
+      <w:r>
+        <w:rPr>
+          <w:lang w:val="hi_IN" w:bidi="hi_IN"/>
+        </w:rPr>
+        <w:t>उत 44:5</w:t>
+      </w:r>
       <w:r>
         <w:rPr>
           <w:lang w:val="hi_IN" w:bidi="hi_IN"/>
@@ -12055,36 +10705,24 @@
         </w:rPr>
         <w:t>• तांत्रिक के अभ्यास में लोगों को गुमराह (</w:t>
       </w:r>
-      <w:hyperlink r:id="rId225">
-        <w:r>
-          <w:rPr>
-            <w:lang w:val="hi_IN" w:bidi="hi_IN"/>
-          </w:rPr>
-          <w:rPr>
-            <w:color w:val="0000EE"/>
-            <w:u w:val="single"/>
-          </w:rPr>
-          <w:t>मला 3:5</w:t>
-        </w:r>
-      </w:hyperlink>
+      <w:r>
+        <w:rPr>
+          <w:lang w:val="hi_IN" w:bidi="hi_IN"/>
+        </w:rPr>
+        <w:t>मला 3:5</w:t>
+      </w:r>
       <w:r>
         <w:rPr>
           <w:lang w:val="hi_IN" w:bidi="hi_IN"/>
         </w:rPr>
         <w:t>) करने के लिए असामान्य कार्य या चिन्हों का प्रदर्शित करना (</w:t>
       </w:r>
-      <w:hyperlink r:id="rId120">
-        <w:r>
-          <w:rPr>
-            <w:lang w:val="hi_IN" w:bidi="hi_IN"/>
-          </w:rPr>
-          <w:rPr>
-            <w:color w:val="0000EE"/>
-            <w:u w:val="single"/>
-          </w:rPr>
-          <w:t>निर्ग 7:11</w:t>
-        </w:r>
-      </w:hyperlink>
+      <w:r>
+        <w:rPr>
+          <w:lang w:val="hi_IN" w:bidi="hi_IN"/>
+        </w:rPr>
+        <w:t>निर्ग 7:11</w:t>
+      </w:r>
       <w:r>
         <w:rPr>
           <w:lang w:val="hi_IN" w:bidi="hi_IN"/>
@@ -12139,18 +10777,12 @@
         </w:rPr>
         <w:t>तंत्र मंत्र डालना: इन मंत्रो का उद्देश्य दूसरों पर श्राप लगाकर उन्हें नष्ट करना या चोट पहुँचाना था। झूठे भविष्यवक्ता बिलाम को इस उद्देश्य के लिए इस्राएल के विरुद्ध नियुक्त किया गया था (</w:t>
       </w:r>
-      <w:hyperlink r:id="rId226">
-        <w:r>
-          <w:rPr>
-            <w:lang w:val="hi_IN" w:bidi="hi_IN"/>
-          </w:rPr>
-          <w:rPr>
-            <w:color w:val="0000EE"/>
-            <w:u w:val="single"/>
-          </w:rPr>
-          <w:t>गिन 22:2–6</w:t>
-        </w:r>
-      </w:hyperlink>
+      <w:r>
+        <w:rPr>
+          <w:lang w:val="hi_IN" w:bidi="hi_IN"/>
+        </w:rPr>
+        <w:t>गिन 22:2–6</w:t>
+      </w:r>
       <w:r>
         <w:rPr>
           <w:lang w:val="hi_IN" w:bidi="hi_IN"/>
@@ -12171,18 +10803,12 @@
         </w:rPr>
         <w:t xml:space="preserve">• माध्यम और ज्योतिषी विशेष रूप से मृतकों की आत्माओं को बुलाने और उनसे संपर्क करने में माहिर थे (देखें </w:t>
       </w:r>
-      <w:hyperlink r:id="rId227">
-        <w:r>
-          <w:rPr>
-            <w:lang w:val="hi_IN" w:bidi="hi_IN"/>
-          </w:rPr>
-          <w:rPr>
-            <w:color w:val="0000EE"/>
-            <w:u w:val="single"/>
-          </w:rPr>
-          <w:t>1 शमू 28:3–25</w:t>
-        </w:r>
-      </w:hyperlink>
+      <w:r>
+        <w:rPr>
+          <w:lang w:val="hi_IN" w:bidi="hi_IN"/>
+        </w:rPr>
+        <w:t>1 शमू 28:3–25</w:t>
+      </w:r>
       <w:r>
         <w:rPr>
           <w:lang w:val="hi_IN" w:bidi="hi_IN"/>
@@ -12237,18 +10863,12 @@
         </w:rPr>
         <w:t xml:space="preserve">मेरे जैसा एक भविष्यद्वक्ता साधारण से परे होगा क्योंकि मूसा भविष्यद्वक्ताओं में अद्वितीय थे (देखें </w:t>
       </w:r>
-      <w:hyperlink r:id="rId228">
-        <w:r>
-          <w:rPr>
-            <w:lang w:val="hi_IN" w:bidi="hi_IN"/>
-          </w:rPr>
-          <w:rPr>
-            <w:color w:val="0000EE"/>
-            <w:u w:val="single"/>
-          </w:rPr>
-          <w:t>34:10–11</w:t>
-        </w:r>
-      </w:hyperlink>
+      <w:r>
+        <w:rPr>
+          <w:lang w:val="hi_IN" w:bidi="hi_IN"/>
+        </w:rPr>
+        <w:t>34:10–11</w:t>
+      </w:r>
       <w:r>
         <w:rPr>
           <w:lang w:val="hi_IN" w:bidi="hi_IN"/>
@@ -12268,90 +10888,60 @@
         </w:rPr>
         <w:t>), और इस्राएल को उसकी सुननी होगी (</w:t>
       </w:r>
-      <w:hyperlink r:id="rId229">
-        <w:r>
-          <w:rPr>
-            <w:lang w:val="hi_IN" w:bidi="hi_IN"/>
-          </w:rPr>
-          <w:rPr>
-            <w:color w:val="0000EE"/>
-            <w:u w:val="single"/>
-          </w:rPr>
-          <w:t>18:19</w:t>
-        </w:r>
-      </w:hyperlink>
+      <w:r>
+        <w:rPr>
+          <w:lang w:val="hi_IN" w:bidi="hi_IN"/>
+        </w:rPr>
+        <w:t>18:19</w:t>
+      </w:r>
       <w:r>
         <w:rPr>
           <w:lang w:val="hi_IN" w:bidi="hi_IN"/>
         </w:rPr>
         <w:t xml:space="preserve">)। पुराने नियम के इस्राएल के भविष्यद्वक्ता आंशिक रूप से परमेश्वर के प्रवक्ता की भूमिका निभाएंगे, जिन्हें इस्राएल को सुनना होगा। बाद में, यहूदी धर्म ने इस भविष्यद्वक्ता को एक प्रमुख मसीहाई व्यक्ति के रूप में देखा (देखें </w:t>
       </w:r>
-      <w:hyperlink r:id="rId230">
-        <w:r>
-          <w:rPr>
-            <w:lang w:val="hi_IN" w:bidi="hi_IN"/>
-          </w:rPr>
-          <w:rPr>
-            <w:color w:val="0000EE"/>
-            <w:u w:val="single"/>
-          </w:rPr>
-          <w:t>यूह 1:21</w:t>
-        </w:r>
-      </w:hyperlink>
+      <w:r>
+        <w:rPr>
+          <w:lang w:val="hi_IN" w:bidi="hi_IN"/>
+        </w:rPr>
+        <w:t>यूह 1:21</w:t>
+      </w:r>
       <w:r>
         <w:rPr>
           <w:lang w:val="hi_IN" w:bidi="hi_IN"/>
         </w:rPr>
         <w:t xml:space="preserve">; </w:t>
       </w:r>
-      <w:hyperlink r:id="rId231">
-        <w:r>
-          <w:rPr>
-            <w:lang w:val="hi_IN" w:bidi="hi_IN"/>
-          </w:rPr>
-          <w:rPr>
-            <w:color w:val="0000EE"/>
-            <w:u w:val="single"/>
-          </w:rPr>
-          <w:t>6:14</w:t>
-        </w:r>
-      </w:hyperlink>
+      <w:r>
+        <w:rPr>
+          <w:lang w:val="hi_IN" w:bidi="hi_IN"/>
+        </w:rPr>
+        <w:t>6:14</w:t>
+      </w:r>
       <w:r>
         <w:rPr>
           <w:lang w:val="hi_IN" w:bidi="hi_IN"/>
         </w:rPr>
         <w:t xml:space="preserve">; </w:t>
       </w:r>
-      <w:hyperlink r:id="rId232">
-        <w:r>
-          <w:rPr>
-            <w:lang w:val="hi_IN" w:bidi="hi_IN"/>
-          </w:rPr>
-          <w:rPr>
-            <w:color w:val="0000EE"/>
-            <w:u w:val="single"/>
-          </w:rPr>
-          <w:t>7:40</w:t>
-        </w:r>
-      </w:hyperlink>
+      <w:r>
+        <w:rPr>
+          <w:lang w:val="hi_IN" w:bidi="hi_IN"/>
+        </w:rPr>
+        <w:t>7:40</w:t>
+      </w:r>
       <w:r>
         <w:rPr>
           <w:lang w:val="hi_IN" w:bidi="hi_IN"/>
         </w:rPr>
         <w:t>); नया नियम यीशु को इस भविष्यद्वक्ता (</w:t>
       </w:r>
-      <w:hyperlink r:id="rId233">
-        <w:r>
-          <w:rPr>
-            <w:lang w:val="hi_IN" w:bidi="hi_IN"/>
-          </w:rPr>
-          <w:rPr>
-            <w:color w:val="0000EE"/>
-            <w:u w:val="single"/>
-          </w:rPr>
-          <w:t>प्रेरि 3:18–26</w:t>
-        </w:r>
-      </w:hyperlink>
+      <w:r>
+        <w:rPr>
+          <w:lang w:val="hi_IN" w:bidi="hi_IN"/>
+        </w:rPr>
+        <w:t>प्रेरि 3:18–26</w:t>
+      </w:r>
       <w:r>
         <w:rPr>
           <w:lang w:val="hi_IN" w:bidi="hi_IN"/>
@@ -12406,54 +10996,36 @@
         </w:rPr>
         <w:t>भविष्यद्वक्ता (</w:t>
       </w:r>
-      <w:hyperlink r:id="rId234">
-        <w:r>
-          <w:rPr>
-            <w:lang w:val="hi_IN" w:bidi="hi_IN"/>
-          </w:rPr>
-          <w:rPr>
-            <w:color w:val="0000EE"/>
-            <w:u w:val="single"/>
-          </w:rPr>
-          <w:t>18:15</w:t>
-        </w:r>
-      </w:hyperlink>
+      <w:r>
+        <w:rPr>
+          <w:lang w:val="hi_IN" w:bidi="hi_IN"/>
+        </w:rPr>
+        <w:t>18:15</w:t>
+      </w:r>
       <w:r>
         <w:rPr>
           <w:lang w:val="hi_IN" w:bidi="hi_IN"/>
         </w:rPr>
         <w:t xml:space="preserve">) यहोवा का प्रवक्ता होगा, जैसे मूसा था (देखें </w:t>
       </w:r>
-      <w:hyperlink r:id="rId235">
-        <w:r>
-          <w:rPr>
-            <w:lang w:val="hi_IN" w:bidi="hi_IN"/>
-          </w:rPr>
-          <w:rPr>
-            <w:color w:val="0000EE"/>
-            <w:u w:val="single"/>
-          </w:rPr>
-          <w:t>4:10–17</w:t>
-        </w:r>
-      </w:hyperlink>
+      <w:r>
+        <w:rPr>
+          <w:lang w:val="hi_IN" w:bidi="hi_IN"/>
+        </w:rPr>
+        <w:t>4:10–17</w:t>
+      </w:r>
       <w:r>
         <w:rPr>
           <w:lang w:val="hi_IN" w:bidi="hi_IN"/>
         </w:rPr>
         <w:t xml:space="preserve">; </w:t>
       </w:r>
-      <w:hyperlink r:id="rId236">
-        <w:r>
-          <w:rPr>
-            <w:lang w:val="hi_IN" w:bidi="hi_IN"/>
-          </w:rPr>
-          <w:rPr>
-            <w:color w:val="0000EE"/>
-            <w:u w:val="single"/>
-          </w:rPr>
-          <w:t>निर्ग 7:1</w:t>
-        </w:r>
-      </w:hyperlink>
+      <w:r>
+        <w:rPr>
+          <w:lang w:val="hi_IN" w:bidi="hi_IN"/>
+        </w:rPr>
+        <w:t>निर्ग 7:1</w:t>
+      </w:r>
       <w:r>
         <w:rPr>
           <w:lang w:val="hi_IN" w:bidi="hi_IN"/>
@@ -12604,54 +11176,36 @@
         </w:rPr>
         <w:t>शरण नगर (</w:t>
       </w:r>
-      <w:hyperlink r:id="rId237">
-        <w:r>
-          <w:rPr>
-            <w:lang w:val="hi_IN" w:bidi="hi_IN"/>
-          </w:rPr>
-          <w:rPr>
-            <w:color w:val="0000EE"/>
-            <w:u w:val="single"/>
-          </w:rPr>
-          <w:t>19:2</w:t>
-        </w:r>
-      </w:hyperlink>
+      <w:r>
+        <w:rPr>
+          <w:lang w:val="hi_IN" w:bidi="hi_IN"/>
+        </w:rPr>
+        <w:t>19:2</w:t>
+      </w:r>
       <w:r>
         <w:rPr>
           <w:lang w:val="hi_IN" w:bidi="hi_IN"/>
         </w:rPr>
         <w:t xml:space="preserve">) भूमि भर में रणनीतिक रूप से स्थित थे ताकि हत्या के आरोपी अपने मामलों की सुनवाई तक रक्षात्मक आश्रय पा सकें (देखें </w:t>
       </w:r>
-      <w:hyperlink r:id="rId238">
-        <w:r>
-          <w:rPr>
-            <w:lang w:val="hi_IN" w:bidi="hi_IN"/>
-          </w:rPr>
-          <w:rPr>
-            <w:color w:val="0000EE"/>
-            <w:u w:val="single"/>
-          </w:rPr>
-          <w:t>4:41</w:t>
-        </w:r>
-      </w:hyperlink>
+      <w:r>
+        <w:rPr>
+          <w:lang w:val="hi_IN" w:bidi="hi_IN"/>
+        </w:rPr>
+        <w:t>4:41</w:t>
+      </w:r>
       <w:r>
         <w:rPr>
           <w:lang w:val="hi_IN" w:bidi="hi_IN"/>
         </w:rPr>
         <w:t xml:space="preserve">; </w:t>
       </w:r>
-      <w:hyperlink r:id="rId239">
-        <w:r>
-          <w:rPr>
-            <w:lang w:val="hi_IN" w:bidi="hi_IN"/>
-          </w:rPr>
-          <w:rPr>
-            <w:color w:val="0000EE"/>
-            <w:u w:val="single"/>
-          </w:rPr>
-          <w:t>गिन 35:6–29</w:t>
-        </w:r>
-      </w:hyperlink>
+      <w:r>
+        <w:rPr>
+          <w:lang w:val="hi_IN" w:bidi="hi_IN"/>
+        </w:rPr>
+        <w:t>गिन 35:6–29</w:t>
+      </w:r>
       <w:r>
         <w:rPr>
           <w:lang w:val="hi_IN" w:bidi="hi_IN"/>
@@ -12712,36 +11266,24 @@
         </w:rPr>
         <w:t xml:space="preserve">तीन नगर वे थे जो कनान में, यरदन के पश्चिम में थे; यरदन के पार तीन और नगर थे (देखें </w:t>
       </w:r>
-      <w:hyperlink r:id="rId240">
-        <w:r>
-          <w:rPr>
-            <w:lang w:val="hi_IN" w:bidi="hi_IN"/>
-          </w:rPr>
-          <w:rPr>
-            <w:color w:val="0000EE"/>
-            <w:u w:val="single"/>
-          </w:rPr>
-          <w:t>गिन 35:13–14</w:t>
-        </w:r>
-      </w:hyperlink>
+      <w:r>
+        <w:rPr>
+          <w:lang w:val="hi_IN" w:bidi="hi_IN"/>
+        </w:rPr>
+        <w:t>गिन 35:13–14</w:t>
+      </w:r>
       <w:r>
         <w:rPr>
           <w:lang w:val="hi_IN" w:bidi="hi_IN"/>
         </w:rPr>
         <w:t xml:space="preserve">; </w:t>
       </w:r>
-      <w:hyperlink r:id="rId241">
-        <w:r>
-          <w:rPr>
-            <w:lang w:val="hi_IN" w:bidi="hi_IN"/>
-          </w:rPr>
-          <w:rPr>
-            <w:color w:val="0000EE"/>
-            <w:u w:val="single"/>
-          </w:rPr>
-          <w:t>यहो 20:7</w:t>
-        </w:r>
-      </w:hyperlink>
+      <w:r>
+        <w:rPr>
+          <w:lang w:val="hi_IN" w:bidi="hi_IN"/>
+        </w:rPr>
+        <w:t>यहो 20:7</w:t>
+      </w:r>
       <w:r>
         <w:rPr>
           <w:lang w:val="hi_IN" w:bidi="hi_IN"/>
@@ -12802,18 +11344,12 @@
         </w:rPr>
         <w:t xml:space="preserve">एक खुनी जो … अनजाने में किसी को मार देता है, वह पहले से इस कार्य को करने की योजना नहीं बनाता है (देखें </w:t>
       </w:r>
-      <w:hyperlink r:id="rId242">
-        <w:r>
-          <w:rPr>
-            <w:lang w:val="hi_IN" w:bidi="hi_IN"/>
-          </w:rPr>
-          <w:rPr>
-            <w:color w:val="0000EE"/>
-            <w:u w:val="single"/>
-          </w:rPr>
-          <w:t>17:8</w:t>
-        </w:r>
-      </w:hyperlink>
+      <w:r>
+        <w:rPr>
+          <w:lang w:val="hi_IN" w:bidi="hi_IN"/>
+        </w:rPr>
+        <w:t>17:8</w:t>
+      </w:r>
       <w:r>
         <w:rPr>
           <w:lang w:val="hi_IN" w:bidi="hi_IN"/>
@@ -12881,72 +11417,48 @@
         </w:rPr>
         <w:t>): व्यवस्था ने पीड़ित के परिवार के सदस्यों को खून का बदला लेने की अनुमति दी। जब वे हत्यारे को पाते थे, तो वे उसे मार सकते थे (</w:t>
       </w:r>
-      <w:hyperlink r:id="rId243">
-        <w:r>
-          <w:rPr>
-            <w:lang w:val="hi_IN" w:bidi="hi_IN"/>
-          </w:rPr>
-          <w:rPr>
-            <w:color w:val="0000EE"/>
-            <w:u w:val="single"/>
-          </w:rPr>
-          <w:t>गिन 35:16–21</w:t>
-        </w:r>
-      </w:hyperlink>
+      <w:r>
+        <w:rPr>
+          <w:lang w:val="hi_IN" w:bidi="hi_IN"/>
+        </w:rPr>
+        <w:t>गिन 35:16–21</w:t>
+      </w:r>
       <w:r>
         <w:rPr>
           <w:lang w:val="hi_IN" w:bidi="hi_IN"/>
         </w:rPr>
         <w:t xml:space="preserve">)। विचार यह था कि पीड़ित द्वारा बहाए गए खून की कीमत उस व्यक्ति के खून से चुकाई जानी चाहिए जो इस कृत्य के लिए जिम्मेदार है (देखें </w:t>
       </w:r>
-      <w:hyperlink r:id="rId244">
-        <w:r>
-          <w:rPr>
-            <w:lang w:val="hi_IN" w:bidi="hi_IN"/>
-          </w:rPr>
-          <w:rPr>
-            <w:color w:val="0000EE"/>
-            <w:u w:val="single"/>
-          </w:rPr>
-          <w:t>उत 4:15</w:t>
-        </w:r>
-      </w:hyperlink>
+      <w:r>
+        <w:rPr>
+          <w:lang w:val="hi_IN" w:bidi="hi_IN"/>
+        </w:rPr>
+        <w:t>उत 4:15</w:t>
+      </w:r>
       <w:r>
         <w:rPr>
           <w:lang w:val="hi_IN" w:bidi="hi_IN"/>
         </w:rPr>
         <w:t xml:space="preserve">; </w:t>
       </w:r>
-      <w:hyperlink r:id="rId245">
-        <w:r>
-          <w:rPr>
-            <w:lang w:val="hi_IN" w:bidi="hi_IN"/>
-          </w:rPr>
-          <w:rPr>
-            <w:color w:val="0000EE"/>
-            <w:u w:val="single"/>
-          </w:rPr>
-          <w:t>9:6</w:t>
-        </w:r>
-      </w:hyperlink>
+      <w:r>
+        <w:rPr>
+          <w:lang w:val="hi_IN" w:bidi="hi_IN"/>
+        </w:rPr>
+        <w:t>9:6</w:t>
+      </w:r>
       <w:r>
         <w:rPr>
           <w:lang w:val="hi_IN" w:bidi="hi_IN"/>
         </w:rPr>
         <w:t>)। इस तरह, बहाए गए खून से प्रदूषित भूमि को शुद्ध किया जा सकता था (</w:t>
       </w:r>
-      <w:hyperlink r:id="rId246">
-        <w:r>
-          <w:rPr>
-            <w:lang w:val="hi_IN" w:bidi="hi_IN"/>
-          </w:rPr>
-          <w:rPr>
-            <w:color w:val="0000EE"/>
-            <w:u w:val="single"/>
-          </w:rPr>
-          <w:t>गिन 35:33–34</w:t>
-        </w:r>
-      </w:hyperlink>
+      <w:r>
+        <w:rPr>
+          <w:lang w:val="hi_IN" w:bidi="hi_IN"/>
+        </w:rPr>
+        <w:t>गिन 35:33–34</w:t>
+      </w:r>
       <w:r>
         <w:rPr>
           <w:lang w:val="hi_IN" w:bidi="hi_IN"/>
@@ -13001,18 +11513,12 @@
         </w:rPr>
         <w:t>यदि इस्राएल ने वाचा के प्रति विश्वासयोग्यता साबित की होती (</w:t>
       </w:r>
-      <w:hyperlink r:id="rId247">
-        <w:r>
-          <w:rPr>
-            <w:lang w:val="hi_IN" w:bidi="hi_IN"/>
-          </w:rPr>
-          <w:rPr>
-            <w:color w:val="0000EE"/>
-            <w:u w:val="single"/>
-          </w:rPr>
-          <w:t>19:8</w:t>
-        </w:r>
-      </w:hyperlink>
+      <w:r>
+        <w:rPr>
+          <w:lang w:val="hi_IN" w:bidi="hi_IN"/>
+        </w:rPr>
+        <w:t>19:8</w:t>
+      </w:r>
       <w:r>
         <w:rPr>
           <w:lang w:val="hi_IN" w:bidi="hi_IN"/>
@@ -13141,36 +11647,24 @@
         </w:rPr>
         <w:t xml:space="preserve">): खून के मामलों में भूमि को दोषमुक्त करने का एकमात्र तरीका खून प्रतिशोध को लागू करना था, जो अशुद्धता को जला देगा। यह भी देखें </w:t>
       </w:r>
-      <w:hyperlink r:id="rId248">
-        <w:r>
-          <w:rPr>
-            <w:lang w:val="hi_IN" w:bidi="hi_IN"/>
-          </w:rPr>
-          <w:rPr>
-            <w:color w:val="0000EE"/>
-            <w:u w:val="single"/>
-          </w:rPr>
-          <w:t>13:5</w:t>
-        </w:r>
-      </w:hyperlink>
+      <w:r>
+        <w:rPr>
+          <w:lang w:val="hi_IN" w:bidi="hi_IN"/>
+        </w:rPr>
+        <w:t>13:5</w:t>
+      </w:r>
       <w:r>
         <w:rPr>
           <w:lang w:val="hi_IN" w:bidi="hi_IN"/>
         </w:rPr>
         <w:t xml:space="preserve">; </w:t>
       </w:r>
-      <w:hyperlink r:id="rId123">
-        <w:r>
-          <w:rPr>
-            <w:lang w:val="hi_IN" w:bidi="hi_IN"/>
-          </w:rPr>
-          <w:rPr>
-            <w:color w:val="0000EE"/>
-            <w:u w:val="single"/>
-          </w:rPr>
-          <w:t>17:12।</w:t>
-        </w:r>
-      </w:hyperlink>
+      <w:r>
+        <w:rPr>
+          <w:lang w:val="hi_IN" w:bidi="hi_IN"/>
+        </w:rPr>
+        <w:t>17:12।</w:t>
+      </w:r>
       <w:r>
         <w:rPr>
           <w:lang w:val="hi_IN" w:bidi="hi_IN"/>
@@ -13219,54 +11713,36 @@
         </w:rPr>
         <w:t xml:space="preserve">एक गवाह का शब्द अकेले दोषी के शब्द से अधिक नहीं गिना जाएगा। हालाँकि, दो या तीन गवाह एक-दूसरे की गवाही की पुष्टि या खंडन कर सकते हैं। नए नियम में इस व्यवस्था के संदर्भ के लिए, देखें </w:t>
       </w:r>
-      <w:hyperlink r:id="rId249">
-        <w:r>
-          <w:rPr>
-            <w:lang w:val="hi_IN" w:bidi="hi_IN"/>
-          </w:rPr>
-          <w:rPr>
-            <w:color w:val="0000EE"/>
-            <w:u w:val="single"/>
-          </w:rPr>
-          <w:t>मत्ती 18:15–20</w:t>
-        </w:r>
-      </w:hyperlink>
+      <w:r>
+        <w:rPr>
+          <w:lang w:val="hi_IN" w:bidi="hi_IN"/>
+        </w:rPr>
+        <w:t>मत्ती 18:15–20</w:t>
+      </w:r>
       <w:r>
         <w:rPr>
           <w:lang w:val="hi_IN" w:bidi="hi_IN"/>
         </w:rPr>
         <w:t xml:space="preserve">; </w:t>
       </w:r>
-      <w:hyperlink r:id="rId250">
-        <w:r>
-          <w:rPr>
-            <w:lang w:val="hi_IN" w:bidi="hi_IN"/>
-          </w:rPr>
-          <w:rPr>
-            <w:color w:val="0000EE"/>
-            <w:u w:val="single"/>
-          </w:rPr>
-          <w:t>यूह 8:17–18</w:t>
-        </w:r>
-      </w:hyperlink>
+      <w:r>
+        <w:rPr>
+          <w:lang w:val="hi_IN" w:bidi="hi_IN"/>
+        </w:rPr>
+        <w:t>यूह 8:17–18</w:t>
+      </w:r>
       <w:r>
         <w:rPr>
           <w:lang w:val="hi_IN" w:bidi="hi_IN"/>
         </w:rPr>
         <w:t xml:space="preserve">; </w:t>
       </w:r>
-      <w:hyperlink r:id="rId251">
-        <w:r>
-          <w:rPr>
-            <w:lang w:val="hi_IN" w:bidi="hi_IN"/>
-          </w:rPr>
-          <w:rPr>
-            <w:color w:val="0000EE"/>
-            <w:u w:val="single"/>
-          </w:rPr>
-          <w:t>2 कुरि 13:1–2</w:t>
-        </w:r>
-      </w:hyperlink>
+      <w:r>
+        <w:rPr>
+          <w:lang w:val="hi_IN" w:bidi="hi_IN"/>
+        </w:rPr>
+        <w:t>2 कुरि 13:1–2</w:t>
+      </w:r>
       <w:r>
         <w:rPr>
           <w:lang w:val="hi_IN" w:bidi="hi_IN"/>
@@ -13333,54 +11809,36 @@
         </w:rPr>
         <w:t xml:space="preserve">प्राण के बदले प्राण के रूप में वर्णित व्यवस्थाई सिद्धांत को लेक्स टैलियोनिस (“प्रतिशोध की व्यवस्था”) के रूप में जाना जाता है, जिसके अनुसार दण्ड अपराध के अनुरूप होनी चाहिए (देखें </w:t>
       </w:r>
-      <w:hyperlink r:id="rId252">
-        <w:r>
-          <w:rPr>
-            <w:lang w:val="hi_IN" w:bidi="hi_IN"/>
-          </w:rPr>
-          <w:rPr>
-            <w:color w:val="0000EE"/>
-            <w:u w:val="single"/>
-          </w:rPr>
-          <w:t>निर्ग 21:23</w:t>
-        </w:r>
-      </w:hyperlink>
+      <w:r>
+        <w:rPr>
+          <w:lang w:val="hi_IN" w:bidi="hi_IN"/>
+        </w:rPr>
+        <w:t>निर्ग 21:23</w:t>
+      </w:r>
       <w:r>
         <w:rPr>
           <w:lang w:val="hi_IN" w:bidi="hi_IN"/>
         </w:rPr>
         <w:t xml:space="preserve">; </w:t>
       </w:r>
-      <w:hyperlink r:id="rId253">
-        <w:r>
-          <w:rPr>
-            <w:lang w:val="hi_IN" w:bidi="hi_IN"/>
-          </w:rPr>
-          <w:rPr>
-            <w:color w:val="0000EE"/>
-            <w:u w:val="single"/>
-          </w:rPr>
-          <w:t>लैव्य 24:20</w:t>
-        </w:r>
-      </w:hyperlink>
+      <w:r>
+        <w:rPr>
+          <w:lang w:val="hi_IN" w:bidi="hi_IN"/>
+        </w:rPr>
+        <w:t>लैव्य 24:20</w:t>
+      </w:r>
       <w:r>
         <w:rPr>
           <w:lang w:val="hi_IN" w:bidi="hi_IN"/>
         </w:rPr>
         <w:t xml:space="preserve">); यह न तो बहुत नरम होनी चाहिए और न ही बहुत कठोर। उचित दण्ड देना सरकार का एक आवश्यक कार्य है (तुलना करें </w:t>
       </w:r>
-      <w:hyperlink r:id="rId254">
-        <w:r>
-          <w:rPr>
-            <w:lang w:val="hi_IN" w:bidi="hi_IN"/>
-          </w:rPr>
-          <w:rPr>
-            <w:color w:val="0000EE"/>
-            <w:u w:val="single"/>
-          </w:rPr>
-          <w:t>रोम 13:1–7</w:t>
-        </w:r>
-      </w:hyperlink>
+      <w:r>
+        <w:rPr>
+          <w:lang w:val="hi_IN" w:bidi="hi_IN"/>
+        </w:rPr>
+        <w:t>रोम 13:1–7</w:t>
+      </w:r>
       <w:r>
         <w:rPr>
           <w:lang w:val="hi_IN" w:bidi="hi_IN"/>
@@ -13399,72 +11857,48 @@
         </w:rPr>
         <w:t xml:space="preserve">देखें)। लेकिन बदला परमेश्वर का है, व्यक्तियों का नहीं (देखें </w:t>
       </w:r>
-      <w:hyperlink r:id="rId255">
-        <w:r>
-          <w:rPr>
-            <w:lang w:val="hi_IN" w:bidi="hi_IN"/>
-          </w:rPr>
-          <w:rPr>
-            <w:color w:val="0000EE"/>
-            <w:u w:val="single"/>
-          </w:rPr>
-          <w:t>1 शमू 25:26</w:t>
-        </w:r>
-      </w:hyperlink>
+      <w:r>
+        <w:rPr>
+          <w:lang w:val="hi_IN" w:bidi="hi_IN"/>
+        </w:rPr>
+        <w:t>1 शमू 25:26</w:t>
+      </w:r>
       <w:r>
         <w:rPr>
           <w:lang w:val="hi_IN" w:bidi="hi_IN"/>
         </w:rPr>
         <w:t xml:space="preserve">, </w:t>
       </w:r>
-      <w:hyperlink r:id="rId256">
-        <w:r>
-          <w:rPr>
-            <w:lang w:val="hi_IN" w:bidi="hi_IN"/>
-          </w:rPr>
-          <w:rPr>
-            <w:color w:val="0000EE"/>
-            <w:u w:val="single"/>
-          </w:rPr>
-          <w:t>33</w:t>
-        </w:r>
-      </w:hyperlink>
+      <w:r>
+        <w:rPr>
+          <w:lang w:val="hi_IN" w:bidi="hi_IN"/>
+        </w:rPr>
+        <w:t>33</w:t>
+      </w:r>
       <w:r>
         <w:rPr>
           <w:lang w:val="hi_IN" w:bidi="hi_IN"/>
         </w:rPr>
         <w:t xml:space="preserve">; </w:t>
       </w:r>
-      <w:hyperlink r:id="rId257">
-        <w:r>
-          <w:rPr>
-            <w:lang w:val="hi_IN" w:bidi="hi_IN"/>
-          </w:rPr>
-          <w:rPr>
-            <w:color w:val="0000EE"/>
-            <w:u w:val="single"/>
-          </w:rPr>
-          <w:t>मत्ती 5:38–39</w:t>
-        </w:r>
-      </w:hyperlink>
+      <w:r>
+        <w:rPr>
+          <w:lang w:val="hi_IN" w:bidi="hi_IN"/>
+        </w:rPr>
+        <w:t>मत्ती 5:38–39</w:t>
+      </w:r>
       <w:r>
         <w:rPr>
           <w:lang w:val="hi_IN" w:bidi="hi_IN"/>
         </w:rPr>
         <w:t xml:space="preserve">; </w:t>
       </w:r>
-      <w:hyperlink r:id="rId258">
-        <w:r>
-          <w:rPr>
-            <w:lang w:val="hi_IN" w:bidi="hi_IN"/>
-          </w:rPr>
-          <w:rPr>
-            <w:color w:val="0000EE"/>
-            <w:u w:val="single"/>
-          </w:rPr>
-          <w:t>1 कुरिं 6:1–8</w:t>
-        </w:r>
-      </w:hyperlink>
+      <w:r>
+        <w:rPr>
+          <w:lang w:val="hi_IN" w:bidi="hi_IN"/>
+        </w:rPr>
+        <w:t>1 कुरिं 6:1–8</w:t>
+      </w:r>
       <w:r>
         <w:rPr>
           <w:lang w:val="hi_IN" w:bidi="hi_IN"/>
